--- a/CW2/Pentesting Plan.docx
+++ b/CW2/Pentesting Plan.docx
@@ -14,15 +14,7 @@
     </w:p>
     <w:p>
       <w:r>
-        <w:t xml:space="preserve">The </w:t>
-      </w:r>
-      <w:proofErr w:type="gramStart"/>
-      <w:r>
-        <w:t>goal;</w:t>
-      </w:r>
-      <w:proofErr w:type="gramEnd"/>
-      <w:r>
-        <w:t xml:space="preserve"> Get root access on the system</w:t>
+        <w:t>The goal; Get root access on the system</w:t>
       </w:r>
       <w:r>
         <w:t>, take the hashes of different users</w:t>
@@ -118,23 +110,7 @@
         <w:t xml:space="preserve">I need to scan these hosts </w:t>
       </w:r>
       <w:r>
-        <w:t xml:space="preserve">to discover which open ports and </w:t>
-      </w:r>
-      <w:proofErr w:type="gramStart"/>
-      <w:r>
-        <w:t>running services</w:t>
-      </w:r>
-      <w:proofErr w:type="gramEnd"/>
-      <w:r>
-        <w:t xml:space="preserve"> they </w:t>
-      </w:r>
-      <w:proofErr w:type="gramStart"/>
-      <w:r>
-        <w:t>have to</w:t>
-      </w:r>
-      <w:proofErr w:type="gramEnd"/>
-      <w:r>
-        <w:t xml:space="preserve"> determine a way into the network.</w:t>
+        <w:t>to discover which open ports and running services they have to determine a way into the network.</w:t>
       </w:r>
     </w:p>
     <w:p>
@@ -144,15 +120,7 @@
     </w:p>
     <w:p>
       <w:r>
-        <w:t xml:space="preserve">The tools I will use to perform </w:t>
-      </w:r>
-      <w:proofErr w:type="gramStart"/>
-      <w:r>
-        <w:t>these scan</w:t>
-      </w:r>
-      <w:proofErr w:type="gramEnd"/>
-      <w:r>
-        <w:t xml:space="preserve"> are Nmap, utilising the </w:t>
+        <w:t xml:space="preserve">The tools I will use to perform these scan are Nmap, utilising the </w:t>
       </w:r>
       <w:proofErr w:type="spellStart"/>
       <w:r>
@@ -222,15 +190,7 @@
       </w:r>
       <w:proofErr w:type="spellEnd"/>
       <w:r>
-        <w:t xml:space="preserve"> </w:t>
-      </w:r>
-      <w:proofErr w:type="gramStart"/>
-      <w:r>
-        <w:t>( a</w:t>
-      </w:r>
-      <w:proofErr w:type="gramEnd"/>
-      <w:r>
-        <w:t xml:space="preserve"> public exploit database) to verify the previous results and reduce false positives. </w:t>
+        <w:t xml:space="preserve"> ( a public exploit database) to verify the previous results and reduce false positives. </w:t>
       </w:r>
     </w:p>
     <w:p>
@@ -274,15 +234,7 @@
     </w:p>
     <w:p>
       <w:r>
-        <w:t xml:space="preserve">The Metasploit framework will be utilised for configuring exploits that match the ones discovered form the CVEs and Burp Suite may be used if there </w:t>
-      </w:r>
-      <w:proofErr w:type="gramStart"/>
-      <w:r>
-        <w:t>contains</w:t>
-      </w:r>
-      <w:proofErr w:type="gramEnd"/>
-      <w:r>
-        <w:t xml:space="preserve"> any web applications. Custom python/bash scripts may also be used but these two tools may be enough to do so. </w:t>
+        <w:t xml:space="preserve">The Metasploit framework will be utilised for configuring exploits that match the ones discovered form the CVEs and Burp Suite may be used if there contains any web applications. Custom python/bash scripts may also be used but these two tools may be enough to do so. </w:t>
       </w:r>
     </w:p>
     <w:p>
@@ -323,15 +275,7 @@
       </w:r>
       <w:proofErr w:type="spellEnd"/>
       <w:r>
-        <w:t xml:space="preserve">. Once elevated, I will extract password hashes (e.g., from the SAM file or /etc/shadow) to prove the critical impact of the breach and demonstrate the potential for lateral movement, without </w:t>
-      </w:r>
-      <w:proofErr w:type="gramStart"/>
-      <w:r>
-        <w:t>actually tampering</w:t>
-      </w:r>
-      <w:proofErr w:type="gramEnd"/>
-      <w:r>
-        <w:t xml:space="preserve"> with user accounts.</w:t>
+        <w:t>. Once elevated, I will extract password hashes (e.g., from the SAM file or /etc/shadow) to prove the critical impact of the breach and demonstrate the potential for lateral movement, without actually tampering with user accounts.</w:t>
       </w:r>
     </w:p>
     <w:p>
@@ -341,6 +285,9 @@
     </w:p>
     <w:p>
       <w:r>
+        <w:rPr>
+          <w:noProof/>
+        </w:rPr>
         <w:drawing>
           <wp:inline distT="0" distB="0" distL="0" distR="0" wp14:anchorId="2DED6275" wp14:editId="62E353DA">
             <wp:extent cx="5731510" cy="4137660"/>
@@ -357,7 +304,7 @@
                     <pic:cNvPicPr/>
                   </pic:nvPicPr>
                   <pic:blipFill>
-                    <a:blip r:embed="rId4"/>
+                    <a:blip r:embed="rId5"/>
                     <a:stretch>
                       <a:fillRect/>
                     </a:stretch>
@@ -378,6 +325,1334 @@
         </w:drawing>
       </w:r>
     </w:p>
+    <w:p>
+      <w:r>
+        <w:lastRenderedPageBreak/>
+        <w:t>Network Overview</w:t>
+      </w:r>
+    </w:p>
+    <w:p>
+      <w:pPr>
+        <w:numPr>
+          <w:ilvl w:val="0"/>
+          <w:numId w:val="23"/>
+        </w:numPr>
+      </w:pPr>
+      <w:r>
+        <w:t>My device is 192.168.0.61 (</w:t>
+      </w:r>
+      <w:proofErr w:type="spellStart"/>
+      <w:r>
+        <w:t>ifconfig</w:t>
+      </w:r>
+      <w:proofErr w:type="spellEnd"/>
+      <w:r>
+        <w:t>), target net is 192.168.20.0/24.</w:t>
+      </w:r>
+    </w:p>
+    <w:p>
+      <w:pPr>
+        <w:numPr>
+          <w:ilvl w:val="0"/>
+          <w:numId w:val="23"/>
+        </w:numPr>
+      </w:pPr>
+      <w:r>
+        <w:t xml:space="preserve">With </w:t>
+      </w:r>
+      <w:proofErr w:type="spellStart"/>
+      <w:r>
+        <w:t>nmap</w:t>
+      </w:r>
+      <w:proofErr w:type="spellEnd"/>
+      <w:r>
+        <w:t xml:space="preserve"> -</w:t>
+      </w:r>
+      <w:proofErr w:type="spellStart"/>
+      <w:r>
+        <w:t>sS</w:t>
+      </w:r>
+      <w:proofErr w:type="spellEnd"/>
+      <w:r>
+        <w:t xml:space="preserve"> 192.168.20.0/24 , I got back .1 (gateway which is excluded), .29 and .48.</w:t>
+      </w:r>
+    </w:p>
+    <w:p>
+      <w:r>
+        <w:pict w14:anchorId="7F2B7577">
+          <v:rect id="_x0000_i1025" style="width:0;height:1.5pt" o:hralign="center" o:hrstd="t" o:hr="t" fillcolor="#a0a0a0" stroked="f"/>
+        </w:pict>
+      </w:r>
+    </w:p>
+    <w:p>
+      <w:r>
+        <w:t>Windows Machine 1 (192.168.20.48)</w:t>
+      </w:r>
+    </w:p>
+    <w:p>
+      <w:r>
+        <w:t>Phase 1</w:t>
+      </w:r>
+    </w:p>
+    <w:p>
+      <w:pPr>
+        <w:numPr>
+          <w:ilvl w:val="0"/>
+          <w:numId w:val="24"/>
+        </w:numPr>
+      </w:pPr>
+      <w:r>
+        <w:t>With 48 there were 12 ports:</w:t>
+      </w:r>
+    </w:p>
+    <w:p>
+      <w:pPr>
+        <w:numPr>
+          <w:ilvl w:val="1"/>
+          <w:numId w:val="24"/>
+        </w:numPr>
+      </w:pPr>
+      <w:r>
+        <w:t>21 (ftp) Microsoft ftp</w:t>
+      </w:r>
+    </w:p>
+    <w:p>
+      <w:pPr>
+        <w:numPr>
+          <w:ilvl w:val="1"/>
+          <w:numId w:val="24"/>
+        </w:numPr>
+      </w:pPr>
+      <w:r>
+        <w:t xml:space="preserve">23 (telnet) Microsoft Windows XP </w:t>
+      </w:r>
+      <w:proofErr w:type="spellStart"/>
+      <w:r>
+        <w:t>telnetd</w:t>
+      </w:r>
+      <w:proofErr w:type="spellEnd"/>
+    </w:p>
+    <w:p>
+      <w:pPr>
+        <w:numPr>
+          <w:ilvl w:val="1"/>
+          <w:numId w:val="24"/>
+        </w:numPr>
+      </w:pPr>
+      <w:r>
+        <w:t>135 (</w:t>
+      </w:r>
+      <w:proofErr w:type="spellStart"/>
+      <w:r>
+        <w:t>msrpc</w:t>
+      </w:r>
+      <w:proofErr w:type="spellEnd"/>
+      <w:r>
+        <w:t>) Microsoft Windows RPC</w:t>
+      </w:r>
+    </w:p>
+    <w:p>
+      <w:pPr>
+        <w:numPr>
+          <w:ilvl w:val="1"/>
+          <w:numId w:val="24"/>
+        </w:numPr>
+      </w:pPr>
+      <w:r>
+        <w:t>139 (</w:t>
+      </w:r>
+      <w:proofErr w:type="spellStart"/>
+      <w:r>
+        <w:t>netbios-ssn</w:t>
+      </w:r>
+      <w:proofErr w:type="spellEnd"/>
+      <w:r>
+        <w:t xml:space="preserve">) MWS </w:t>
+      </w:r>
+      <w:proofErr w:type="spellStart"/>
+      <w:r>
+        <w:t>netbios-ssn</w:t>
+      </w:r>
+      <w:proofErr w:type="spellEnd"/>
+    </w:p>
+    <w:p>
+      <w:pPr>
+        <w:numPr>
+          <w:ilvl w:val="1"/>
+          <w:numId w:val="24"/>
+        </w:numPr>
+        <w:rPr>
+          <w:lang w:val="nl-NL"/>
+        </w:rPr>
+      </w:pPr>
+      <w:r>
+        <w:rPr>
+          <w:lang w:val="nl-NL"/>
+        </w:rPr>
+        <w:t>445 (Microsoft-</w:t>
+      </w:r>
+      <w:proofErr w:type="spellStart"/>
+      <w:r>
+        <w:rPr>
+          <w:lang w:val="nl-NL"/>
+        </w:rPr>
+        <w:t>ds</w:t>
+      </w:r>
+      <w:proofErr w:type="spellEnd"/>
+      <w:r>
+        <w:rPr>
+          <w:lang w:val="nl-NL"/>
+        </w:rPr>
+        <w:t xml:space="preserve">) MWS Server 2008 R2 – 2012 </w:t>
+      </w:r>
+      <w:proofErr w:type="spellStart"/>
+      <w:r>
+        <w:rPr>
+          <w:lang w:val="nl-NL"/>
+        </w:rPr>
+        <w:t>microsoft-ds</w:t>
+      </w:r>
+      <w:proofErr w:type="spellEnd"/>
+    </w:p>
+    <w:p>
+      <w:pPr>
+        <w:numPr>
+          <w:ilvl w:val="1"/>
+          <w:numId w:val="24"/>
+        </w:numPr>
+      </w:pPr>
+      <w:r>
+        <w:t>49152 - 53, 55, 56, 57 and 59 all unknown MWS RPC.</w:t>
+      </w:r>
+    </w:p>
+    <w:p>
+      <w:pPr>
+        <w:numPr>
+          <w:ilvl w:val="0"/>
+          <w:numId w:val="24"/>
+        </w:numPr>
+      </w:pPr>
+      <w:r>
+        <w:t xml:space="preserve">This information tells me that it’s a highly outdated windows machine. Firstly, telnet sends data in cleartext which is a big misconfiguration. The FTP is </w:t>
+      </w:r>
+      <w:proofErr w:type="spellStart"/>
+      <w:r>
+        <w:t>similiae</w:t>
+      </w:r>
+      <w:proofErr w:type="spellEnd"/>
+      <w:r>
+        <w:t xml:space="preserve"> to the </w:t>
+      </w:r>
+      <w:proofErr w:type="spellStart"/>
+      <w:r>
+        <w:t>linux</w:t>
+      </w:r>
+      <w:proofErr w:type="spellEnd"/>
+      <w:r>
+        <w:t xml:space="preserve"> box. The 139 and 445 are SMB ports running windows server 2008 which I already known contains the </w:t>
+      </w:r>
+      <w:proofErr w:type="spellStart"/>
+      <w:r>
+        <w:t>EternalBlue</w:t>
+      </w:r>
+      <w:proofErr w:type="spellEnd"/>
+      <w:r>
+        <w:t xml:space="preserve"> vulnerability (MS17-010). If </w:t>
+      </w:r>
+      <w:proofErr w:type="spellStart"/>
+      <w:r>
+        <w:t>its</w:t>
+      </w:r>
+      <w:proofErr w:type="spellEnd"/>
+      <w:r>
+        <w:t xml:space="preserve"> not patched I may be able to get admin privileges within a single exploit.</w:t>
+      </w:r>
+    </w:p>
+    <w:p>
+      <w:r>
+        <w:t>Phase 2</w:t>
+      </w:r>
+    </w:p>
+    <w:p>
+      <w:pPr>
+        <w:numPr>
+          <w:ilvl w:val="0"/>
+          <w:numId w:val="25"/>
+        </w:numPr>
+      </w:pPr>
+      <w:r>
+        <w:t xml:space="preserve">Next </w:t>
+      </w:r>
+      <w:proofErr w:type="spellStart"/>
+      <w:r>
+        <w:t>ive</w:t>
+      </w:r>
+      <w:proofErr w:type="spellEnd"/>
+      <w:r>
+        <w:t xml:space="preserve"> loaded up Nessus to start a vulnerability scan to gather more information about the ports and services. I will run a basic network scan.</w:t>
+      </w:r>
+    </w:p>
+    <w:p>
+      <w:pPr>
+        <w:numPr>
+          <w:ilvl w:val="0"/>
+          <w:numId w:val="25"/>
+        </w:numPr>
+      </w:pPr>
+      <w:r>
+        <w:t>For the .48 device there was the ftp vulnerability of cleartext transmitted data and DCE services enumeration. After the Nessus scan the state changed and moved onto .50 and to .93 a few hours later.</w:t>
+      </w:r>
+    </w:p>
+    <w:p>
+      <w:pPr>
+        <w:numPr>
+          <w:ilvl w:val="0"/>
+          <w:numId w:val="25"/>
+        </w:numPr>
+      </w:pPr>
+      <w:r>
+        <w:t xml:space="preserve">No other vulnerabilities were found from this, however the windows machine is very outdated so </w:t>
+      </w:r>
+      <w:proofErr w:type="spellStart"/>
+      <w:r>
+        <w:t>im</w:t>
+      </w:r>
+      <w:proofErr w:type="spellEnd"/>
+      <w:r>
+        <w:t xml:space="preserve"> going to have to figure them out myself or run some more </w:t>
+      </w:r>
+      <w:proofErr w:type="spellStart"/>
+      <w:r>
+        <w:t>nmap</w:t>
+      </w:r>
+      <w:proofErr w:type="spellEnd"/>
+      <w:r>
+        <w:t xml:space="preserve"> scans.</w:t>
+      </w:r>
+    </w:p>
+    <w:p>
+      <w:pPr>
+        <w:numPr>
+          <w:ilvl w:val="0"/>
+          <w:numId w:val="25"/>
+        </w:numPr>
+      </w:pPr>
+      <w:r>
+        <w:t xml:space="preserve">As this wasn’t very useful and didn’t give me anything I already hadn’t found, I wanted to use </w:t>
+      </w:r>
+      <w:proofErr w:type="spellStart"/>
+      <w:r>
+        <w:t>nmap</w:t>
+      </w:r>
+      <w:proofErr w:type="spellEnd"/>
+      <w:r>
+        <w:t xml:space="preserve"> to its fullest and run the </w:t>
+      </w:r>
+      <w:proofErr w:type="spellStart"/>
+      <w:r>
+        <w:t>nmap-vulner</w:t>
+      </w:r>
+      <w:proofErr w:type="spellEnd"/>
+      <w:r>
+        <w:t xml:space="preserve"> scan on the open ports to list all the vulnerabilities that they have, however I know that it could be quite noisy so my best bet was to try and exploit the vulnerabilities that I have already found.</w:t>
+      </w:r>
+    </w:p>
+    <w:p>
+      <w:pPr>
+        <w:numPr>
+          <w:ilvl w:val="0"/>
+          <w:numId w:val="25"/>
+        </w:numPr>
+      </w:pPr>
+      <w:r>
+        <w:t>Before this though, I will use Metasploit to do some more enumeration to scan the windows device and see if it does contain the eternal blue vulnerability.</w:t>
+      </w:r>
+    </w:p>
+    <w:p>
+      <w:pPr>
+        <w:numPr>
+          <w:ilvl w:val="0"/>
+          <w:numId w:val="25"/>
+        </w:numPr>
+      </w:pPr>
+      <w:r>
+        <w:t>I ran the scanner for eternal blue and it came back positive that it is likely vulnerable to it.</w:t>
+      </w:r>
+    </w:p>
+    <w:p>
+      <w:pPr>
+        <w:numPr>
+          <w:ilvl w:val="0"/>
+          <w:numId w:val="25"/>
+        </w:numPr>
+      </w:pPr>
+      <w:r>
+        <w:t xml:space="preserve">Next one I checked was the SMB users which will attempt to pull a list of all user accounts on the machine over the network. Another tool for this is enum4linux but </w:t>
+      </w:r>
+      <w:proofErr w:type="spellStart"/>
+      <w:r>
+        <w:t>im</w:t>
+      </w:r>
+      <w:proofErr w:type="spellEnd"/>
+      <w:r>
+        <w:t xml:space="preserve"> “Living off the </w:t>
+      </w:r>
+      <w:r>
+        <w:lastRenderedPageBreak/>
+        <w:t xml:space="preserve">land” and sticking with Metasploit. I didn’t get anything back from this. Next </w:t>
+      </w:r>
+      <w:proofErr w:type="spellStart"/>
+      <w:r>
+        <w:t>ill</w:t>
+      </w:r>
+      <w:proofErr w:type="spellEnd"/>
+      <w:r>
+        <w:t xml:space="preserve"> try the </w:t>
+      </w:r>
+      <w:proofErr w:type="spellStart"/>
+      <w:r>
+        <w:t>smb</w:t>
+      </w:r>
+      <w:proofErr w:type="spellEnd"/>
+      <w:r>
+        <w:t xml:space="preserve"> shares to list the file shares available on the network.. I got an access denied for this one.</w:t>
+      </w:r>
+    </w:p>
+    <w:p>
+      <w:pPr>
+        <w:numPr>
+          <w:ilvl w:val="0"/>
+          <w:numId w:val="25"/>
+        </w:numPr>
+      </w:pPr>
+      <w:r>
+        <w:t>Next is to check the telnet port to see what legacy version its running. I got a “TELNET Welcome to Microsoft telnet service login:” appear.</w:t>
+      </w:r>
+    </w:p>
+    <w:p>
+      <w:r>
+        <w:t>Phase 3</w:t>
+      </w:r>
+    </w:p>
+    <w:p>
+      <w:pPr>
+        <w:numPr>
+          <w:ilvl w:val="0"/>
+          <w:numId w:val="26"/>
+        </w:numPr>
+      </w:pPr>
+      <w:r>
+        <w:t xml:space="preserve">Starting with the most dangerous exploit, eternal blue, I will try and get full control over the windows machine. I ran the exploit and got full access with the highest system privilege (NT AUTHORITY/SYSTEM). I </w:t>
+      </w:r>
+      <w:proofErr w:type="spellStart"/>
+      <w:r>
+        <w:t>checled</w:t>
+      </w:r>
+      <w:proofErr w:type="spellEnd"/>
+      <w:r>
+        <w:t xml:space="preserve"> the </w:t>
+      </w:r>
+      <w:proofErr w:type="spellStart"/>
+      <w:r>
+        <w:t>pid</w:t>
+      </w:r>
+      <w:proofErr w:type="spellEnd"/>
+      <w:r>
+        <w:t xml:space="preserve"> and migrated the shell inside of safer, more permanent system process.</w:t>
+      </w:r>
+    </w:p>
+    <w:p>
+      <w:pPr>
+        <w:numPr>
+          <w:ilvl w:val="0"/>
+          <w:numId w:val="26"/>
+        </w:numPr>
+      </w:pPr>
+      <w:r>
+        <w:t xml:space="preserve">Next I wanted to steal all of the hashes for the user passwords from the Windows SAM registry using </w:t>
+      </w:r>
+      <w:proofErr w:type="spellStart"/>
+      <w:r>
+        <w:t>hasdump</w:t>
+      </w:r>
+      <w:proofErr w:type="spellEnd"/>
+      <w:r>
+        <w:t>. I gathered the hashes for admin, 3 employees and 1 guest account. I copied them into a file and tried to crack them with john the ripper . I was able to get employee2 and employee15s passwords (house and shark) .</w:t>
+      </w:r>
+    </w:p>
+    <w:p>
+      <w:pPr>
+        <w:numPr>
+          <w:ilvl w:val="0"/>
+          <w:numId w:val="26"/>
+        </w:numPr>
+      </w:pPr>
+      <w:r>
+        <w:t>I can move onto phase 4 for this exploit</w:t>
+      </w:r>
+    </w:p>
+    <w:p>
+      <w:r>
+        <w:t>Phase 4</w:t>
+      </w:r>
+    </w:p>
+    <w:p>
+      <w:pPr>
+        <w:numPr>
+          <w:ilvl w:val="0"/>
+          <w:numId w:val="27"/>
+        </w:numPr>
+      </w:pPr>
+      <w:r>
+        <w:t xml:space="preserve">I already got the root admin privilege, gathered the hashes and cracked 2 passwords. Now I want to check I can access the account via the </w:t>
+      </w:r>
+      <w:proofErr w:type="spellStart"/>
+      <w:r>
+        <w:t>smbclient</w:t>
+      </w:r>
+      <w:proofErr w:type="spellEnd"/>
+      <w:r>
+        <w:t xml:space="preserve"> tool. I used the password the display the list of shares that employee2 can access and then accessed the users share and the employee2 folder, with full access to all their documents.</w:t>
+      </w:r>
+    </w:p>
+    <w:p>
+      <w:pPr>
+        <w:numPr>
+          <w:ilvl w:val="0"/>
+          <w:numId w:val="27"/>
+        </w:numPr>
+      </w:pPr>
+      <w:r>
+        <w:t xml:space="preserve">As </w:t>
+      </w:r>
+      <w:proofErr w:type="spellStart"/>
+      <w:r>
+        <w:t>ive</w:t>
+      </w:r>
+      <w:proofErr w:type="spellEnd"/>
+      <w:r>
+        <w:t xml:space="preserve"> got full access over the machine, I thought </w:t>
+      </w:r>
+      <w:proofErr w:type="spellStart"/>
+      <w:r>
+        <w:t>id</w:t>
+      </w:r>
+      <w:proofErr w:type="spellEnd"/>
+      <w:r>
+        <w:t xml:space="preserve"> use a </w:t>
+      </w:r>
+      <w:proofErr w:type="spellStart"/>
+      <w:r>
+        <w:t>local_exploit_suggester</w:t>
+      </w:r>
+      <w:proofErr w:type="spellEnd"/>
+      <w:r>
+        <w:t xml:space="preserve"> to check the internal patch level against known vulnerabilities. I found 12 different exploits from this scan for privilege escalation. As </w:t>
+      </w:r>
+      <w:proofErr w:type="spellStart"/>
+      <w:r>
+        <w:t>ive</w:t>
+      </w:r>
+      <w:proofErr w:type="spellEnd"/>
+      <w:r>
+        <w:t xml:space="preserve"> already got root already I thought </w:t>
+      </w:r>
+      <w:proofErr w:type="spellStart"/>
+      <w:r>
+        <w:t>id</w:t>
+      </w:r>
+      <w:proofErr w:type="spellEnd"/>
+      <w:r>
+        <w:t xml:space="preserve"> just list a few: Some High / Critical ones that were found include CVE-2020-1054, CVE 2021-40449, and CVE_2019_1458 (Win32k Elevation of Privilege </w:t>
+      </w:r>
+      <w:proofErr w:type="spellStart"/>
+      <w:r>
+        <w:t>Vulnerabiltiy</w:t>
+      </w:r>
+      <w:proofErr w:type="spellEnd"/>
+      <w:r>
+        <w:t>), CVE-2020-0787 (Windows Background Intelligent Transfer Service Elevation of Privilege Vulnerability).</w:t>
+      </w:r>
+    </w:p>
+    <w:p>
+      <w:pPr>
+        <w:numPr>
+          <w:ilvl w:val="0"/>
+          <w:numId w:val="27"/>
+        </w:numPr>
+      </w:pPr>
+      <w:r>
+        <w:t>Next I tried to access the same account via telnet. I was able to login directly to the account.</w:t>
+      </w:r>
+    </w:p>
+    <w:p>
+      <w:r>
+        <w:pict w14:anchorId="414660B3">
+          <v:rect id="_x0000_i1026" style="width:0;height:1.5pt" o:hralign="center" o:hrstd="t" o:hr="t" fillcolor="#a0a0a0" stroked="f"/>
+        </w:pict>
+      </w:r>
+    </w:p>
+    <w:p>
+      <w:r>
+        <w:t>Linux Machine 1 (192.168.20.29)</w:t>
+      </w:r>
+    </w:p>
+    <w:p>
+      <w:r>
+        <w:t>Phase 1</w:t>
+      </w:r>
+    </w:p>
+    <w:p>
+      <w:pPr>
+        <w:numPr>
+          <w:ilvl w:val="0"/>
+          <w:numId w:val="28"/>
+        </w:numPr>
+      </w:pPr>
+      <w:r>
+        <w:t>Starting with .29 there were 3 ports open, with -</w:t>
+      </w:r>
+      <w:proofErr w:type="spellStart"/>
+      <w:r>
+        <w:t>sV</w:t>
+      </w:r>
+      <w:proofErr w:type="spellEnd"/>
+      <w:r>
+        <w:t xml:space="preserve"> scan I got some details on the ports:</w:t>
+      </w:r>
+    </w:p>
+    <w:p>
+      <w:pPr>
+        <w:numPr>
+          <w:ilvl w:val="1"/>
+          <w:numId w:val="28"/>
+        </w:numPr>
+      </w:pPr>
+      <w:r>
+        <w:t xml:space="preserve">21 (ftp) </w:t>
+      </w:r>
+      <w:proofErr w:type="spellStart"/>
+      <w:r>
+        <w:t>vsftpd</w:t>
+      </w:r>
+      <w:proofErr w:type="spellEnd"/>
+      <w:r>
+        <w:t xml:space="preserve"> 3.0.5</w:t>
+      </w:r>
+    </w:p>
+    <w:p>
+      <w:pPr>
+        <w:numPr>
+          <w:ilvl w:val="1"/>
+          <w:numId w:val="28"/>
+        </w:numPr>
+        <w:rPr>
+          <w:lang w:val="it-IT"/>
+        </w:rPr>
+      </w:pPr>
+      <w:r>
+        <w:rPr>
+          <w:lang w:val="it-IT"/>
+        </w:rPr>
+        <w:t>22 (</w:t>
+      </w:r>
+      <w:proofErr w:type="spellStart"/>
+      <w:r>
+        <w:rPr>
+          <w:lang w:val="it-IT"/>
+        </w:rPr>
+        <w:t>ssh</w:t>
+      </w:r>
+      <w:proofErr w:type="spellEnd"/>
+      <w:r>
+        <w:rPr>
+          <w:lang w:val="it-IT"/>
+        </w:rPr>
+        <w:t xml:space="preserve">) </w:t>
+      </w:r>
+      <w:proofErr w:type="spellStart"/>
+      <w:r>
+        <w:rPr>
+          <w:lang w:val="it-IT"/>
+        </w:rPr>
+        <w:t>OpenSSH</w:t>
+      </w:r>
+      <w:proofErr w:type="spellEnd"/>
+      <w:r>
+        <w:rPr>
+          <w:lang w:val="it-IT"/>
+        </w:rPr>
+        <w:t xml:space="preserve"> 10.0p2 </w:t>
+      </w:r>
+      <w:proofErr w:type="spellStart"/>
+      <w:r>
+        <w:rPr>
+          <w:lang w:val="it-IT"/>
+        </w:rPr>
+        <w:t>Debian</w:t>
+      </w:r>
+      <w:proofErr w:type="spellEnd"/>
+      <w:r>
+        <w:rPr>
+          <w:lang w:val="it-IT"/>
+        </w:rPr>
+        <w:t xml:space="preserve"> 7 (</w:t>
+      </w:r>
+      <w:proofErr w:type="spellStart"/>
+      <w:r>
+        <w:rPr>
+          <w:lang w:val="it-IT"/>
+        </w:rPr>
+        <w:t>protocol</w:t>
+      </w:r>
+      <w:proofErr w:type="spellEnd"/>
+      <w:r>
+        <w:rPr>
+          <w:lang w:val="it-IT"/>
+        </w:rPr>
+        <w:t xml:space="preserve"> 2.0)</w:t>
+      </w:r>
+    </w:p>
+    <w:p>
+      <w:pPr>
+        <w:numPr>
+          <w:ilvl w:val="1"/>
+          <w:numId w:val="28"/>
+        </w:numPr>
+      </w:pPr>
+      <w:r>
+        <w:t>80 (http) Apache httpd 2.4.66 ((Debian))</w:t>
+      </w:r>
+    </w:p>
+    <w:p>
+      <w:pPr>
+        <w:numPr>
+          <w:ilvl w:val="0"/>
+          <w:numId w:val="28"/>
+        </w:numPr>
+      </w:pPr>
+      <w:r>
+        <w:t xml:space="preserve">This information tells me that this machine is a </w:t>
+      </w:r>
+      <w:proofErr w:type="spellStart"/>
+      <w:r>
+        <w:t>linux</w:t>
+      </w:r>
+      <w:proofErr w:type="spellEnd"/>
+      <w:r>
+        <w:t xml:space="preserve"> web server as its using Debian </w:t>
+      </w:r>
+      <w:proofErr w:type="spellStart"/>
+      <w:r>
+        <w:t>linux</w:t>
+      </w:r>
+      <w:proofErr w:type="spellEnd"/>
+      <w:r>
+        <w:t>. The SSH version is very modern so I would need to find leaked credentials in order to access through this port. The version of FTP doesn’t have major known remote exploits but if anonymous login is enabled it could allow me to read or write files. The web server running on port 80 will definitely be the primary target as it could be vulnerable.</w:t>
+      </w:r>
+    </w:p>
+    <w:p>
+      <w:r>
+        <w:lastRenderedPageBreak/>
+        <w:t>Phase 2</w:t>
+      </w:r>
+    </w:p>
+    <w:p>
+      <w:pPr>
+        <w:numPr>
+          <w:ilvl w:val="0"/>
+          <w:numId w:val="29"/>
+        </w:numPr>
+      </w:pPr>
+      <w:r>
+        <w:t xml:space="preserve">For the .29 the ftp has 2 </w:t>
+      </w:r>
+      <w:proofErr w:type="spellStart"/>
+      <w:r>
+        <w:t>vulerabilities</w:t>
+      </w:r>
+      <w:proofErr w:type="spellEnd"/>
+      <w:r>
+        <w:t>: anonymous login and cleartext, common platform enumeration, and web server directory enumeration.</w:t>
+      </w:r>
+    </w:p>
+    <w:p>
+      <w:pPr>
+        <w:numPr>
+          <w:ilvl w:val="0"/>
+          <w:numId w:val="29"/>
+        </w:numPr>
+      </w:pPr>
+      <w:r>
+        <w:t xml:space="preserve">Next was to scan the </w:t>
+      </w:r>
+      <w:proofErr w:type="spellStart"/>
+      <w:r>
+        <w:t>linux</w:t>
+      </w:r>
+      <w:proofErr w:type="spellEnd"/>
+      <w:r>
+        <w:t xml:space="preserve"> box. First I checked the anonymous ftp login which Nessus </w:t>
+      </w:r>
+      <w:proofErr w:type="spellStart"/>
+      <w:r>
+        <w:t>saud</w:t>
+      </w:r>
+      <w:proofErr w:type="spellEnd"/>
+      <w:r>
+        <w:t xml:space="preserve"> was there. I got “Anonymous READ” for this confirming the vulnerability.</w:t>
+      </w:r>
+    </w:p>
+    <w:p>
+      <w:pPr>
+        <w:numPr>
+          <w:ilvl w:val="0"/>
+          <w:numId w:val="29"/>
+        </w:numPr>
+      </w:pPr>
+      <w:r>
+        <w:t xml:space="preserve">Next was to scan the web server for any hidden folders. This is a potential place to also use </w:t>
+      </w:r>
+      <w:proofErr w:type="spellStart"/>
+      <w:r>
+        <w:t>lfi</w:t>
+      </w:r>
+      <w:proofErr w:type="spellEnd"/>
+      <w:r>
+        <w:t xml:space="preserve"> and </w:t>
+      </w:r>
+      <w:proofErr w:type="spellStart"/>
+      <w:r>
+        <w:t>rdfi</w:t>
+      </w:r>
+      <w:proofErr w:type="spellEnd"/>
+      <w:r>
+        <w:t xml:space="preserve"> in future. This gave back a few directories, but the main standout was .</w:t>
+      </w:r>
+      <w:proofErr w:type="spellStart"/>
+      <w:r>
+        <w:t>htpasswd</w:t>
+      </w:r>
+      <w:proofErr w:type="spellEnd"/>
+      <w:r>
+        <w:t xml:space="preserve"> and .</w:t>
+      </w:r>
+      <w:proofErr w:type="spellStart"/>
+      <w:r>
+        <w:t>htaccess</w:t>
+      </w:r>
+      <w:proofErr w:type="spellEnd"/>
+      <w:r>
+        <w:t xml:space="preserve">. There was also program files and documents as well which is unusual for a </w:t>
+      </w:r>
+      <w:proofErr w:type="spellStart"/>
+      <w:r>
+        <w:t>linux</w:t>
+      </w:r>
+      <w:proofErr w:type="spellEnd"/>
+      <w:r>
+        <w:t xml:space="preserve"> machine and therefore could be useful. With the FTP anonymous access, it means I could potentially download the .</w:t>
+      </w:r>
+      <w:proofErr w:type="spellStart"/>
+      <w:r>
+        <w:t>htpasswd</w:t>
+      </w:r>
+      <w:proofErr w:type="spellEnd"/>
+      <w:r>
+        <w:t xml:space="preserve"> file.</w:t>
+      </w:r>
+    </w:p>
+    <w:p>
+      <w:pPr>
+        <w:numPr>
+          <w:ilvl w:val="0"/>
+          <w:numId w:val="29"/>
+        </w:numPr>
+      </w:pPr>
+      <w:r>
+        <w:t>Finally was to check the http version to find basic misconfigurations. This confirmed it is Apache/2.4.66 (Debian).</w:t>
+      </w:r>
+    </w:p>
+    <w:p>
+      <w:r>
+        <w:t>Phase 3</w:t>
+      </w:r>
+    </w:p>
+    <w:p>
+      <w:pPr>
+        <w:numPr>
+          <w:ilvl w:val="0"/>
+          <w:numId w:val="30"/>
+        </w:numPr>
+      </w:pPr>
+      <w:r>
+        <w:t xml:space="preserve">Now </w:t>
+      </w:r>
+      <w:proofErr w:type="spellStart"/>
+      <w:r>
+        <w:t>its</w:t>
+      </w:r>
+      <w:proofErr w:type="spellEnd"/>
+      <w:r>
+        <w:t xml:space="preserve"> time to move onto exploiting these vulnerabilities.</w:t>
+      </w:r>
+    </w:p>
+    <w:p>
+      <w:pPr>
+        <w:numPr>
+          <w:ilvl w:val="0"/>
+          <w:numId w:val="30"/>
+        </w:numPr>
+      </w:pPr>
+      <w:r>
+        <w:t xml:space="preserve">Next I will exploit the </w:t>
+      </w:r>
+      <w:proofErr w:type="spellStart"/>
+      <w:r>
+        <w:t>linux</w:t>
+      </w:r>
+      <w:proofErr w:type="spellEnd"/>
+      <w:r>
+        <w:t xml:space="preserve"> machine and hopefully from here </w:t>
+      </w:r>
+      <w:proofErr w:type="spellStart"/>
+      <w:r>
+        <w:t>ill</w:t>
+      </w:r>
+      <w:proofErr w:type="spellEnd"/>
+      <w:r>
+        <w:t xml:space="preserve"> be able to laterally move to the other hidden machines within the network. I want to check the low hanging fruit and see if I can use the credentials found from the windows machine to access this one via SSH. I tried the employee2 </w:t>
+      </w:r>
+      <w:proofErr w:type="spellStart"/>
+      <w:r>
+        <w:t>credenitals</w:t>
+      </w:r>
+      <w:proofErr w:type="spellEnd"/>
+      <w:r>
+        <w:t xml:space="preserve"> but it did not work.</w:t>
+      </w:r>
+    </w:p>
+    <w:p>
+      <w:pPr>
+        <w:numPr>
+          <w:ilvl w:val="0"/>
+          <w:numId w:val="30"/>
+        </w:numPr>
+      </w:pPr>
+      <w:r>
+        <w:t xml:space="preserve">Instead I typed the </w:t>
+      </w:r>
+      <w:proofErr w:type="spellStart"/>
+      <w:r>
+        <w:t>ip</w:t>
+      </w:r>
+      <w:proofErr w:type="spellEnd"/>
+      <w:r>
+        <w:t xml:space="preserve"> into the address bar and loaded up a default web page. As I got access to this the first thing that came </w:t>
+      </w:r>
+      <w:proofErr w:type="spellStart"/>
+      <w:r>
+        <w:t>ot</w:t>
+      </w:r>
+      <w:proofErr w:type="spellEnd"/>
+      <w:r>
+        <w:t xml:space="preserve"> mind was path traversal. I tried some techniques but got nothing. As I got nothing, I </w:t>
+      </w:r>
+      <w:proofErr w:type="spellStart"/>
+      <w:r>
+        <w:t>though</w:t>
+      </w:r>
+      <w:proofErr w:type="spellEnd"/>
+      <w:r>
+        <w:t xml:space="preserve"> it would be smarter to use </w:t>
+      </w:r>
+      <w:proofErr w:type="spellStart"/>
+      <w:r>
+        <w:t>gobuster</w:t>
+      </w:r>
+      <w:proofErr w:type="spellEnd"/>
+      <w:r>
+        <w:t xml:space="preserve"> to find the directories it holds and maybe be able to do it from there. I found ./</w:t>
+      </w:r>
+      <w:proofErr w:type="spellStart"/>
+      <w:r>
+        <w:t>htaccess</w:t>
+      </w:r>
+      <w:proofErr w:type="spellEnd"/>
+      <w:r>
+        <w:t xml:space="preserve"> and </w:t>
+      </w:r>
+      <w:proofErr w:type="spellStart"/>
+      <w:r>
+        <w:t>htpasswd</w:t>
+      </w:r>
+      <w:proofErr w:type="spellEnd"/>
+      <w:r>
+        <w:t xml:space="preserve"> as well which I had earlier found earlier from the vuln assessment. I tried to access ./</w:t>
+      </w:r>
+      <w:proofErr w:type="spellStart"/>
+      <w:r>
+        <w:t>htpasswd</w:t>
+      </w:r>
+      <w:proofErr w:type="spellEnd"/>
+      <w:r>
+        <w:t xml:space="preserve"> but I don’t have permission. I thought it would be good to search some vulnerabilities and exploits for this server version but didn’t get much as it’s a recent server.</w:t>
+      </w:r>
+    </w:p>
+    <w:p>
+      <w:pPr>
+        <w:numPr>
+          <w:ilvl w:val="0"/>
+          <w:numId w:val="30"/>
+        </w:numPr>
+      </w:pPr>
+      <w:r>
+        <w:t xml:space="preserve">I think the best bet is to try ftp anonymous login. I had issues with the ftp command itself so I used </w:t>
+      </w:r>
+      <w:proofErr w:type="spellStart"/>
+      <w:r>
+        <w:t>netcat</w:t>
+      </w:r>
+      <w:proofErr w:type="spellEnd"/>
+      <w:r>
+        <w:t xml:space="preserve"> listening </w:t>
+      </w:r>
+      <w:proofErr w:type="spellStart"/>
+      <w:r>
+        <w:t>ro</w:t>
+      </w:r>
+      <w:proofErr w:type="spellEnd"/>
+      <w:r>
+        <w:t xml:space="preserve"> directly access the port. I used anonymous login and it was successful but didn’t get much.</w:t>
+      </w:r>
+    </w:p>
+    <w:p>
+      <w:pPr>
+        <w:numPr>
+          <w:ilvl w:val="0"/>
+          <w:numId w:val="30"/>
+        </w:numPr>
+      </w:pPr>
+      <w:r>
+        <w:t xml:space="preserve">At this point I was stuck so thought about using Armitage to scan the target again but didn’t get anything else. I used </w:t>
+      </w:r>
+      <w:proofErr w:type="spellStart"/>
+      <w:r>
+        <w:t>wget</w:t>
+      </w:r>
+      <w:proofErr w:type="spellEnd"/>
+      <w:r>
+        <w:t xml:space="preserve"> to see if I could get the </w:t>
+      </w:r>
+      <w:proofErr w:type="spellStart"/>
+      <w:r>
+        <w:t>htpasswd</w:t>
+      </w:r>
+      <w:proofErr w:type="spellEnd"/>
+      <w:r>
+        <w:t xml:space="preserve"> file using ftp. I got access but no such file.</w:t>
+      </w:r>
+    </w:p>
+    <w:p>
+      <w:pPr>
+        <w:numPr>
+          <w:ilvl w:val="0"/>
+          <w:numId w:val="30"/>
+        </w:numPr>
+      </w:pPr>
+      <w:r>
+        <w:t xml:space="preserve">I seemed to have no way into the </w:t>
+      </w:r>
+      <w:proofErr w:type="spellStart"/>
+      <w:r>
+        <w:t>linux</w:t>
+      </w:r>
+      <w:proofErr w:type="spellEnd"/>
+      <w:r>
+        <w:t xml:space="preserve"> machine currently and I did find some other </w:t>
+      </w:r>
+      <w:proofErr w:type="spellStart"/>
+      <w:r>
+        <w:t>ips</w:t>
+      </w:r>
+      <w:proofErr w:type="spellEnd"/>
+      <w:r>
+        <w:t xml:space="preserve"> which I will try to access.</w:t>
+      </w:r>
+    </w:p>
+    <w:p>
+      <w:pPr>
+        <w:numPr>
+          <w:ilvl w:val="0"/>
+          <w:numId w:val="30"/>
+        </w:numPr>
+      </w:pPr>
+      <w:r>
+        <w:t xml:space="preserve">I took some time out and managed to get </w:t>
+      </w:r>
+      <w:proofErr w:type="spellStart"/>
+      <w:r>
+        <w:t>lftp</w:t>
+      </w:r>
+      <w:proofErr w:type="spellEnd"/>
+      <w:r>
+        <w:t xml:space="preserve"> to work and got access to the </w:t>
+      </w:r>
+      <w:proofErr w:type="spellStart"/>
+      <w:r>
+        <w:t>linux</w:t>
+      </w:r>
+      <w:proofErr w:type="spellEnd"/>
+      <w:r>
+        <w:t xml:space="preserve"> web file server. I realised that there was absolutely nothing in the server. However, I had the realisation that I could upload a reverse shell script and gain access via that. First, I needed to see if file uploads work and I need to make sure that its connected to the public server folder. I got a 550 permission denied when trying to upload a fil.</w:t>
+      </w:r>
+    </w:p>
+    <w:p>
+      <w:r>
+        <w:pict w14:anchorId="7D1949B8">
+          <v:rect id="_x0000_i1036" style="width:0;height:1.5pt" o:hralign="center" o:bullet="t" o:hrstd="t" o:hr="t" fillcolor="#a0a0a0" stroked="f"/>
+        </w:pict>
+      </w:r>
+    </w:p>
+    <w:p>
+      <w:r>
+        <w:t>Windows Machine 2 (192.168.20.24 | .30)</w:t>
+      </w:r>
+    </w:p>
+    <w:p>
+      <w:r>
+        <w:lastRenderedPageBreak/>
+        <w:t>Phase 1</w:t>
+      </w:r>
+    </w:p>
+    <w:p>
+      <w:r>
+        <w:t xml:space="preserve">Nmap  service scan brought back Microsoft </w:t>
+      </w:r>
+      <w:proofErr w:type="spellStart"/>
+      <w:r>
+        <w:t>ftpd</w:t>
+      </w:r>
+      <w:proofErr w:type="spellEnd"/>
+      <w:r>
+        <w:t xml:space="preserve">, Microsoft IIS httpd 8.5 and </w:t>
+      </w:r>
+      <w:proofErr w:type="spellStart"/>
+      <w:r>
+        <w:t>ssl</w:t>
+      </w:r>
+      <w:proofErr w:type="spellEnd"/>
+      <w:r>
+        <w:t>/</w:t>
+      </w:r>
+      <w:proofErr w:type="spellStart"/>
+      <w:r>
+        <w:t>ms</w:t>
+      </w:r>
+      <w:proofErr w:type="spellEnd"/>
+      <w:r>
+        <w:t>-</w:t>
+      </w:r>
+      <w:proofErr w:type="spellStart"/>
+      <w:r>
+        <w:t>wbt</w:t>
+      </w:r>
+      <w:proofErr w:type="spellEnd"/>
+      <w:r>
+        <w:t>-server</w:t>
+      </w:r>
+    </w:p>
+    <w:p>
+      <w:r>
+        <w:t>Phase 2</w:t>
+      </w:r>
+    </w:p>
+    <w:p>
+      <w:r>
+        <w:t>The full vuln scan brought back that it had a cve-2014-4078</w:t>
+      </w:r>
+    </w:p>
+    <w:p>
+      <w:r>
+        <w:t>Also I checked the web server and its forbidden with no access</w:t>
+      </w:r>
+      <w:r>
+        <w:t>.</w:t>
+      </w:r>
+    </w:p>
+    <w:p>
+      <w:r>
+        <w:t xml:space="preserve">The web server might be </w:t>
+      </w:r>
+      <w:r>
+        <w:t xml:space="preserve">restricted </w:t>
+      </w:r>
+      <w:r>
+        <w:t xml:space="preserve">to a certain </w:t>
+      </w:r>
+      <w:proofErr w:type="spellStart"/>
+      <w:r>
+        <w:t>ip</w:t>
+      </w:r>
+      <w:proofErr w:type="spellEnd"/>
+      <w:r>
+        <w:t>, so I might be able to use that vulnerability to bypass this and gain access to the server and steal credentials to be able to log in.</w:t>
+      </w:r>
+    </w:p>
+    <w:p>
+      <w:r>
+        <w:t>Phase 3</w:t>
+      </w:r>
+    </w:p>
+    <w:p/>
+    <w:p/>
+    <w:p>
+      <w:r>
+        <w:pict w14:anchorId="43F88047">
+          <v:rect id="_x0000_i1037" style="width:0;height:1.5pt" o:hralign="center" o:hrstd="t" o:hr="t" fillcolor="#a0a0a0" stroked="f"/>
+        </w:pict>
+      </w:r>
+    </w:p>
+    <w:p>
+      <w:r>
+        <w:t>Hidden Network / Internal Pivot Machines</w:t>
+      </w:r>
+    </w:p>
+    <w:p>
+      <w:r>
+        <w:t>Phase 1 / 2 (Discovery from within the network)</w:t>
+      </w:r>
+    </w:p>
+    <w:p>
+      <w:pPr>
+        <w:numPr>
+          <w:ilvl w:val="0"/>
+          <w:numId w:val="31"/>
+        </w:numPr>
+      </w:pPr>
+      <w:r>
+        <w:t xml:space="preserve">After this I wanted to run an </w:t>
+      </w:r>
+      <w:proofErr w:type="spellStart"/>
+      <w:r>
+        <w:t>arp</w:t>
+      </w:r>
+      <w:proofErr w:type="spellEnd"/>
+      <w:r>
+        <w:t xml:space="preserve"> scan directly in the network to see if there were any more hosts that may have been hidden from the previous </w:t>
+      </w:r>
+      <w:proofErr w:type="spellStart"/>
+      <w:r>
+        <w:t>nmap</w:t>
+      </w:r>
+      <w:proofErr w:type="spellEnd"/>
+      <w:r>
+        <w:t xml:space="preserve"> scan outside of the network. To my surprise there were an extra 5 devices connected to the network: .20, .25, .26, .24, and .45.</w:t>
+      </w:r>
+      <w:r>
+        <w:t xml:space="preserve"> (these keep changing but were this at the time of the scan)</w:t>
+      </w:r>
+      <w:r>
+        <w:t xml:space="preserve"> Now I need to check what these devices are from doing a </w:t>
+      </w:r>
+      <w:proofErr w:type="spellStart"/>
+      <w:r>
+        <w:t>portscan</w:t>
+      </w:r>
+      <w:proofErr w:type="spellEnd"/>
+      <w:r>
+        <w:t>.</w:t>
+      </w:r>
+    </w:p>
+    <w:p>
+      <w:pPr>
+        <w:numPr>
+          <w:ilvl w:val="0"/>
+          <w:numId w:val="31"/>
+        </w:numPr>
+      </w:pPr>
+      <w:r>
+        <w:t xml:space="preserve">Going to the machines I found from the windows </w:t>
+      </w:r>
+      <w:proofErr w:type="spellStart"/>
+      <w:r>
+        <w:t>explpitation</w:t>
+      </w:r>
+      <w:proofErr w:type="spellEnd"/>
+      <w:r>
+        <w:t>, I scanned them with the -</w:t>
+      </w:r>
+      <w:proofErr w:type="spellStart"/>
+      <w:r>
+        <w:t>Pn</w:t>
+      </w:r>
+      <w:proofErr w:type="spellEnd"/>
+      <w:r>
+        <w:t xml:space="preserve"> flag and got an </w:t>
+      </w:r>
+      <w:proofErr w:type="spellStart"/>
+      <w:r>
+        <w:t>ms</w:t>
+      </w:r>
+      <w:proofErr w:type="spellEnd"/>
+      <w:r>
+        <w:t>-</w:t>
+      </w:r>
+      <w:proofErr w:type="spellStart"/>
+      <w:r>
+        <w:t>wbt</w:t>
+      </w:r>
+      <w:proofErr w:type="spellEnd"/>
+      <w:r>
+        <w:t>-server running on port 3389 . This could be an easy way in through RDP. There is a known RDP RCE vulnerability called MS12-020 which may be exploited as well.</w:t>
+      </w:r>
+    </w:p>
+    <w:p>
+      <w:pPr>
+        <w:numPr>
+          <w:ilvl w:val="0"/>
+          <w:numId w:val="31"/>
+        </w:numPr>
+      </w:pPr>
+      <w:r>
+        <w:t xml:space="preserve">I did a full network Nessus scan to see if I can find </w:t>
+      </w:r>
+      <w:proofErr w:type="spellStart"/>
+      <w:r>
+        <w:t>vulnerabiltiies</w:t>
+      </w:r>
+      <w:proofErr w:type="spellEnd"/>
+      <w:r>
+        <w:t xml:space="preserve"> across the whole thing rather than doing it individually. It found all of the 7 hosts but didn’t get </w:t>
+      </w:r>
+      <w:proofErr w:type="spellStart"/>
+      <w:r>
+        <w:t>anytingas</w:t>
+      </w:r>
+      <w:proofErr w:type="spellEnd"/>
+      <w:r>
+        <w:t xml:space="preserve"> it had reached the limit on the free tier quickly. </w:t>
+      </w:r>
+    </w:p>
+    <w:p>
+      <w:pPr>
+        <w:numPr>
+          <w:ilvl w:val="0"/>
+          <w:numId w:val="31"/>
+        </w:numPr>
+      </w:pPr>
+      <w:r>
+        <w:t xml:space="preserve">Tried to work out the </w:t>
+      </w:r>
+      <w:proofErr w:type="spellStart"/>
+      <w:r>
+        <w:t>nmap</w:t>
+      </w:r>
+      <w:proofErr w:type="spellEnd"/>
+      <w:r>
+        <w:t xml:space="preserve"> vuln scan and this time it came back with very good results.</w:t>
+      </w:r>
+    </w:p>
     <w:sectPr>
       <w:pgSz w:w="11906" w:h="16838"/>
       <w:pgMar w:top="1440" w:right="1440" w:bottom="1440" w:left="1440" w:header="708" w:footer="708" w:gutter="0"/>
@@ -386,6 +1661,4728 @@
     </w:sectPr>
   </w:body>
 </w:document>
+</file>
+
+<file path=word/numbering.xml><?xml version="1.0" encoding="utf-8"?>
+<w:numbering xmlns:wpc="http://schemas.microsoft.com/office/word/2010/wordprocessingCanvas" xmlns:cx="http://schemas.microsoft.com/office/drawing/2014/chartex" xmlns:cx1="http://schemas.microsoft.com/office/drawing/2015/9/8/chartex" xmlns:cx2="http://schemas.microsoft.com/office/drawing/2015/10/21/chartex" xmlns:cx3="http://schemas.microsoft.com/office/drawing/2016/5/9/chartex" xmlns:cx4="http://schemas.microsoft.com/office/drawing/2016/5/10/chartex" xmlns:cx5="http://schemas.microsoft.com/office/drawing/2016/5/11/chartex" xmlns:cx6="http://schemas.microsoft.com/office/drawing/2016/5/12/chartex" xmlns:cx7="http://schemas.microsoft.com/office/drawing/2016/5/13/chartex" xmlns:cx8="http://schemas.microsoft.com/office/drawing/2016/5/14/chartex" xmlns:mc="http://schemas.openxmlformats.org/markup-compatibility/2006" xmlns:aink="http://schemas.microsoft.com/office/drawing/2016/ink" xmlns:am3d="http://schemas.microsoft.com/office/drawing/2017/model3d" xmlns:o="urn:schemas-microsoft-com:office:office" xmlns:oel="http://schemas.microsoft.com/office/2019/extlst" xmlns:r="http://schemas.openxmlformats.org/officeDocument/2006/relationships" xmlns:m="http://schemas.openxmlformats.org/officeDocument/2006/math" xmlns:v="urn:schemas-microsoft-com:vml" xmlns:wp14="http://schemas.microsoft.com/office/word/2010/wordprocessingDrawing" xmlns:wp="http://schemas.openxmlformats.org/drawingml/2006/wordprocessingDrawing" xmlns:w10="urn:schemas-microsoft-com:office:word" xmlns:w="http://schemas.openxmlformats.org/wordprocessingml/2006/main" xmlns:w14="http://schemas.microsoft.com/office/word/2010/wordml" xmlns:w15="http://schemas.microsoft.com/office/word/2012/wordml" xmlns:w16cex="http://schemas.microsoft.com/office/word/2018/wordml/cex" xmlns:w16cid="http://schemas.microsoft.com/office/word/2016/wordml/cid" xmlns:w16="http://schemas.microsoft.com/office/word/2018/wordml" xmlns:w16du="http://schemas.microsoft.com/office/word/2023/wordml/word16du" xmlns:w16sdtdh="http://schemas.microsoft.com/office/word/2020/wordml/sdtdatahash" xmlns:w16sdtfl="http://schemas.microsoft.com/office/word/2024/wordml/sdtformatlock" xmlns:w16se="http://schemas.microsoft.com/office/word/2015/wordml/symex" xmlns:wpg="http://schemas.microsoft.com/office/word/2010/wordprocessingGroup" xmlns:wpi="http://schemas.microsoft.com/office/word/2010/wordprocessingInk" xmlns:wne="http://schemas.microsoft.com/office/word/2006/wordml" xmlns:wps="http://schemas.microsoft.com/office/word/2010/wordprocessingShape" mc:Ignorable="w14 w15 w16se w16cid w16 w16cex w16sdtdh w16sdtfl w16du wp14">
+  <w:numPicBullet w:numPicBulletId="0">
+    <w:pict>
+      <v:rect id="_x0000_i1025" style="width:0;height:1.5pt" o:hralign="center" o:bullet="t" o:hrstd="t" o:hr="t" fillcolor="#a0a0a0" stroked="f"/>
+    </w:pict>
+  </w:numPicBullet>
+  <w:abstractNum w:abstractNumId="0" w15:restartNumberingAfterBreak="0">
+    <w:nsid w:val="004B5E58"/>
+    <w:multiLevelType w:val="multilevel"/>
+    <w:tmpl w:val="61DEDFC0"/>
+    <w:lvl w:ilvl="0">
+      <w:start w:val="1"/>
+      <w:numFmt w:val="bullet"/>
+      <w:lvlText w:val=""/>
+      <w:lvlJc w:val="left"/>
+      <w:pPr>
+        <w:tabs>
+          <w:tab w:val="num" w:pos="720"/>
+        </w:tabs>
+        <w:ind w:left="720" w:hanging="360"/>
+      </w:pPr>
+      <w:rPr>
+        <w:rFonts w:ascii="Symbol" w:hAnsi="Symbol" w:hint="default"/>
+        <w:sz w:val="20"/>
+      </w:rPr>
+    </w:lvl>
+    <w:lvl w:ilvl="1" w:tentative="1">
+      <w:start w:val="1"/>
+      <w:numFmt w:val="bullet"/>
+      <w:lvlText w:val="o"/>
+      <w:lvlJc w:val="left"/>
+      <w:pPr>
+        <w:tabs>
+          <w:tab w:val="num" w:pos="1440"/>
+        </w:tabs>
+        <w:ind w:left="1440" w:hanging="360"/>
+      </w:pPr>
+      <w:rPr>
+        <w:rFonts w:ascii="Courier New" w:hAnsi="Courier New" w:hint="default"/>
+        <w:sz w:val="20"/>
+      </w:rPr>
+    </w:lvl>
+    <w:lvl w:ilvl="2" w:tentative="1">
+      <w:start w:val="1"/>
+      <w:numFmt w:val="bullet"/>
+      <w:lvlText w:val=""/>
+      <w:lvlJc w:val="left"/>
+      <w:pPr>
+        <w:tabs>
+          <w:tab w:val="num" w:pos="2160"/>
+        </w:tabs>
+        <w:ind w:left="2160" w:hanging="360"/>
+      </w:pPr>
+      <w:rPr>
+        <w:rFonts w:ascii="Wingdings" w:hAnsi="Wingdings" w:hint="default"/>
+        <w:sz w:val="20"/>
+      </w:rPr>
+    </w:lvl>
+    <w:lvl w:ilvl="3" w:tentative="1">
+      <w:start w:val="1"/>
+      <w:numFmt w:val="bullet"/>
+      <w:lvlText w:val=""/>
+      <w:lvlJc w:val="left"/>
+      <w:pPr>
+        <w:tabs>
+          <w:tab w:val="num" w:pos="2880"/>
+        </w:tabs>
+        <w:ind w:left="2880" w:hanging="360"/>
+      </w:pPr>
+      <w:rPr>
+        <w:rFonts w:ascii="Wingdings" w:hAnsi="Wingdings" w:hint="default"/>
+        <w:sz w:val="20"/>
+      </w:rPr>
+    </w:lvl>
+    <w:lvl w:ilvl="4" w:tentative="1">
+      <w:start w:val="1"/>
+      <w:numFmt w:val="bullet"/>
+      <w:lvlText w:val=""/>
+      <w:lvlJc w:val="left"/>
+      <w:pPr>
+        <w:tabs>
+          <w:tab w:val="num" w:pos="3600"/>
+        </w:tabs>
+        <w:ind w:left="3600" w:hanging="360"/>
+      </w:pPr>
+      <w:rPr>
+        <w:rFonts w:ascii="Wingdings" w:hAnsi="Wingdings" w:hint="default"/>
+        <w:sz w:val="20"/>
+      </w:rPr>
+    </w:lvl>
+    <w:lvl w:ilvl="5" w:tentative="1">
+      <w:start w:val="1"/>
+      <w:numFmt w:val="bullet"/>
+      <w:lvlText w:val=""/>
+      <w:lvlJc w:val="left"/>
+      <w:pPr>
+        <w:tabs>
+          <w:tab w:val="num" w:pos="4320"/>
+        </w:tabs>
+        <w:ind w:left="4320" w:hanging="360"/>
+      </w:pPr>
+      <w:rPr>
+        <w:rFonts w:ascii="Wingdings" w:hAnsi="Wingdings" w:hint="default"/>
+        <w:sz w:val="20"/>
+      </w:rPr>
+    </w:lvl>
+    <w:lvl w:ilvl="6" w:tentative="1">
+      <w:start w:val="1"/>
+      <w:numFmt w:val="bullet"/>
+      <w:lvlText w:val=""/>
+      <w:lvlJc w:val="left"/>
+      <w:pPr>
+        <w:tabs>
+          <w:tab w:val="num" w:pos="5040"/>
+        </w:tabs>
+        <w:ind w:left="5040" w:hanging="360"/>
+      </w:pPr>
+      <w:rPr>
+        <w:rFonts w:ascii="Wingdings" w:hAnsi="Wingdings" w:hint="default"/>
+        <w:sz w:val="20"/>
+      </w:rPr>
+    </w:lvl>
+    <w:lvl w:ilvl="7" w:tentative="1">
+      <w:start w:val="1"/>
+      <w:numFmt w:val="bullet"/>
+      <w:lvlText w:val=""/>
+      <w:lvlJc w:val="left"/>
+      <w:pPr>
+        <w:tabs>
+          <w:tab w:val="num" w:pos="5760"/>
+        </w:tabs>
+        <w:ind w:left="5760" w:hanging="360"/>
+      </w:pPr>
+      <w:rPr>
+        <w:rFonts w:ascii="Wingdings" w:hAnsi="Wingdings" w:hint="default"/>
+        <w:sz w:val="20"/>
+      </w:rPr>
+    </w:lvl>
+    <w:lvl w:ilvl="8" w:tentative="1">
+      <w:start w:val="1"/>
+      <w:numFmt w:val="bullet"/>
+      <w:lvlText w:val=""/>
+      <w:lvlJc w:val="left"/>
+      <w:pPr>
+        <w:tabs>
+          <w:tab w:val="num" w:pos="6480"/>
+        </w:tabs>
+        <w:ind w:left="6480" w:hanging="360"/>
+      </w:pPr>
+      <w:rPr>
+        <w:rFonts w:ascii="Wingdings" w:hAnsi="Wingdings" w:hint="default"/>
+        <w:sz w:val="20"/>
+      </w:rPr>
+    </w:lvl>
+  </w:abstractNum>
+  <w:abstractNum w:abstractNumId="1" w15:restartNumberingAfterBreak="0">
+    <w:nsid w:val="05437E36"/>
+    <w:multiLevelType w:val="multilevel"/>
+    <w:tmpl w:val="546E57E6"/>
+    <w:lvl w:ilvl="0">
+      <w:start w:val="1"/>
+      <w:numFmt w:val="bullet"/>
+      <w:lvlText w:val=""/>
+      <w:lvlJc w:val="left"/>
+      <w:pPr>
+        <w:tabs>
+          <w:tab w:val="num" w:pos="720"/>
+        </w:tabs>
+        <w:ind w:left="720" w:hanging="360"/>
+      </w:pPr>
+      <w:rPr>
+        <w:rFonts w:ascii="Symbol" w:hAnsi="Symbol" w:hint="default"/>
+        <w:sz w:val="20"/>
+      </w:rPr>
+    </w:lvl>
+    <w:lvl w:ilvl="1" w:tentative="1">
+      <w:start w:val="1"/>
+      <w:numFmt w:val="bullet"/>
+      <w:lvlText w:val="o"/>
+      <w:lvlJc w:val="left"/>
+      <w:pPr>
+        <w:tabs>
+          <w:tab w:val="num" w:pos="1440"/>
+        </w:tabs>
+        <w:ind w:left="1440" w:hanging="360"/>
+      </w:pPr>
+      <w:rPr>
+        <w:rFonts w:ascii="Courier New" w:hAnsi="Courier New" w:hint="default"/>
+        <w:sz w:val="20"/>
+      </w:rPr>
+    </w:lvl>
+    <w:lvl w:ilvl="2" w:tentative="1">
+      <w:start w:val="1"/>
+      <w:numFmt w:val="bullet"/>
+      <w:lvlText w:val=""/>
+      <w:lvlJc w:val="left"/>
+      <w:pPr>
+        <w:tabs>
+          <w:tab w:val="num" w:pos="2160"/>
+        </w:tabs>
+        <w:ind w:left="2160" w:hanging="360"/>
+      </w:pPr>
+      <w:rPr>
+        <w:rFonts w:ascii="Wingdings" w:hAnsi="Wingdings" w:hint="default"/>
+        <w:sz w:val="20"/>
+      </w:rPr>
+    </w:lvl>
+    <w:lvl w:ilvl="3" w:tentative="1">
+      <w:start w:val="1"/>
+      <w:numFmt w:val="bullet"/>
+      <w:lvlText w:val=""/>
+      <w:lvlJc w:val="left"/>
+      <w:pPr>
+        <w:tabs>
+          <w:tab w:val="num" w:pos="2880"/>
+        </w:tabs>
+        <w:ind w:left="2880" w:hanging="360"/>
+      </w:pPr>
+      <w:rPr>
+        <w:rFonts w:ascii="Wingdings" w:hAnsi="Wingdings" w:hint="default"/>
+        <w:sz w:val="20"/>
+      </w:rPr>
+    </w:lvl>
+    <w:lvl w:ilvl="4" w:tentative="1">
+      <w:start w:val="1"/>
+      <w:numFmt w:val="bullet"/>
+      <w:lvlText w:val=""/>
+      <w:lvlJc w:val="left"/>
+      <w:pPr>
+        <w:tabs>
+          <w:tab w:val="num" w:pos="3600"/>
+        </w:tabs>
+        <w:ind w:left="3600" w:hanging="360"/>
+      </w:pPr>
+      <w:rPr>
+        <w:rFonts w:ascii="Wingdings" w:hAnsi="Wingdings" w:hint="default"/>
+        <w:sz w:val="20"/>
+      </w:rPr>
+    </w:lvl>
+    <w:lvl w:ilvl="5" w:tentative="1">
+      <w:start w:val="1"/>
+      <w:numFmt w:val="bullet"/>
+      <w:lvlText w:val=""/>
+      <w:lvlJc w:val="left"/>
+      <w:pPr>
+        <w:tabs>
+          <w:tab w:val="num" w:pos="4320"/>
+        </w:tabs>
+        <w:ind w:left="4320" w:hanging="360"/>
+      </w:pPr>
+      <w:rPr>
+        <w:rFonts w:ascii="Wingdings" w:hAnsi="Wingdings" w:hint="default"/>
+        <w:sz w:val="20"/>
+      </w:rPr>
+    </w:lvl>
+    <w:lvl w:ilvl="6" w:tentative="1">
+      <w:start w:val="1"/>
+      <w:numFmt w:val="bullet"/>
+      <w:lvlText w:val=""/>
+      <w:lvlJc w:val="left"/>
+      <w:pPr>
+        <w:tabs>
+          <w:tab w:val="num" w:pos="5040"/>
+        </w:tabs>
+        <w:ind w:left="5040" w:hanging="360"/>
+      </w:pPr>
+      <w:rPr>
+        <w:rFonts w:ascii="Wingdings" w:hAnsi="Wingdings" w:hint="default"/>
+        <w:sz w:val="20"/>
+      </w:rPr>
+    </w:lvl>
+    <w:lvl w:ilvl="7" w:tentative="1">
+      <w:start w:val="1"/>
+      <w:numFmt w:val="bullet"/>
+      <w:lvlText w:val=""/>
+      <w:lvlJc w:val="left"/>
+      <w:pPr>
+        <w:tabs>
+          <w:tab w:val="num" w:pos="5760"/>
+        </w:tabs>
+        <w:ind w:left="5760" w:hanging="360"/>
+      </w:pPr>
+      <w:rPr>
+        <w:rFonts w:ascii="Wingdings" w:hAnsi="Wingdings" w:hint="default"/>
+        <w:sz w:val="20"/>
+      </w:rPr>
+    </w:lvl>
+    <w:lvl w:ilvl="8" w:tentative="1">
+      <w:start w:val="1"/>
+      <w:numFmt w:val="bullet"/>
+      <w:lvlText w:val=""/>
+      <w:lvlJc w:val="left"/>
+      <w:pPr>
+        <w:tabs>
+          <w:tab w:val="num" w:pos="6480"/>
+        </w:tabs>
+        <w:ind w:left="6480" w:hanging="360"/>
+      </w:pPr>
+      <w:rPr>
+        <w:rFonts w:ascii="Wingdings" w:hAnsi="Wingdings" w:hint="default"/>
+        <w:sz w:val="20"/>
+      </w:rPr>
+    </w:lvl>
+  </w:abstractNum>
+  <w:abstractNum w:abstractNumId="2" w15:restartNumberingAfterBreak="0">
+    <w:nsid w:val="099C5D90"/>
+    <w:multiLevelType w:val="multilevel"/>
+    <w:tmpl w:val="4F18A59C"/>
+    <w:lvl w:ilvl="0">
+      <w:start w:val="1"/>
+      <w:numFmt w:val="bullet"/>
+      <w:lvlText w:val=""/>
+      <w:lvlJc w:val="left"/>
+      <w:pPr>
+        <w:tabs>
+          <w:tab w:val="num" w:pos="720"/>
+        </w:tabs>
+        <w:ind w:left="720" w:hanging="360"/>
+      </w:pPr>
+      <w:rPr>
+        <w:rFonts w:ascii="Symbol" w:hAnsi="Symbol" w:hint="default"/>
+        <w:sz w:val="20"/>
+      </w:rPr>
+    </w:lvl>
+    <w:lvl w:ilvl="1" w:tentative="1">
+      <w:start w:val="1"/>
+      <w:numFmt w:val="bullet"/>
+      <w:lvlText w:val="o"/>
+      <w:lvlJc w:val="left"/>
+      <w:pPr>
+        <w:tabs>
+          <w:tab w:val="num" w:pos="1440"/>
+        </w:tabs>
+        <w:ind w:left="1440" w:hanging="360"/>
+      </w:pPr>
+      <w:rPr>
+        <w:rFonts w:ascii="Courier New" w:hAnsi="Courier New" w:hint="default"/>
+        <w:sz w:val="20"/>
+      </w:rPr>
+    </w:lvl>
+    <w:lvl w:ilvl="2" w:tentative="1">
+      <w:start w:val="1"/>
+      <w:numFmt w:val="bullet"/>
+      <w:lvlText w:val=""/>
+      <w:lvlJc w:val="left"/>
+      <w:pPr>
+        <w:tabs>
+          <w:tab w:val="num" w:pos="2160"/>
+        </w:tabs>
+        <w:ind w:left="2160" w:hanging="360"/>
+      </w:pPr>
+      <w:rPr>
+        <w:rFonts w:ascii="Wingdings" w:hAnsi="Wingdings" w:hint="default"/>
+        <w:sz w:val="20"/>
+      </w:rPr>
+    </w:lvl>
+    <w:lvl w:ilvl="3" w:tentative="1">
+      <w:start w:val="1"/>
+      <w:numFmt w:val="bullet"/>
+      <w:lvlText w:val=""/>
+      <w:lvlJc w:val="left"/>
+      <w:pPr>
+        <w:tabs>
+          <w:tab w:val="num" w:pos="2880"/>
+        </w:tabs>
+        <w:ind w:left="2880" w:hanging="360"/>
+      </w:pPr>
+      <w:rPr>
+        <w:rFonts w:ascii="Wingdings" w:hAnsi="Wingdings" w:hint="default"/>
+        <w:sz w:val="20"/>
+      </w:rPr>
+    </w:lvl>
+    <w:lvl w:ilvl="4" w:tentative="1">
+      <w:start w:val="1"/>
+      <w:numFmt w:val="bullet"/>
+      <w:lvlText w:val=""/>
+      <w:lvlJc w:val="left"/>
+      <w:pPr>
+        <w:tabs>
+          <w:tab w:val="num" w:pos="3600"/>
+        </w:tabs>
+        <w:ind w:left="3600" w:hanging="360"/>
+      </w:pPr>
+      <w:rPr>
+        <w:rFonts w:ascii="Wingdings" w:hAnsi="Wingdings" w:hint="default"/>
+        <w:sz w:val="20"/>
+      </w:rPr>
+    </w:lvl>
+    <w:lvl w:ilvl="5" w:tentative="1">
+      <w:start w:val="1"/>
+      <w:numFmt w:val="bullet"/>
+      <w:lvlText w:val=""/>
+      <w:lvlJc w:val="left"/>
+      <w:pPr>
+        <w:tabs>
+          <w:tab w:val="num" w:pos="4320"/>
+        </w:tabs>
+        <w:ind w:left="4320" w:hanging="360"/>
+      </w:pPr>
+      <w:rPr>
+        <w:rFonts w:ascii="Wingdings" w:hAnsi="Wingdings" w:hint="default"/>
+        <w:sz w:val="20"/>
+      </w:rPr>
+    </w:lvl>
+    <w:lvl w:ilvl="6" w:tentative="1">
+      <w:start w:val="1"/>
+      <w:numFmt w:val="bullet"/>
+      <w:lvlText w:val=""/>
+      <w:lvlJc w:val="left"/>
+      <w:pPr>
+        <w:tabs>
+          <w:tab w:val="num" w:pos="5040"/>
+        </w:tabs>
+        <w:ind w:left="5040" w:hanging="360"/>
+      </w:pPr>
+      <w:rPr>
+        <w:rFonts w:ascii="Wingdings" w:hAnsi="Wingdings" w:hint="default"/>
+        <w:sz w:val="20"/>
+      </w:rPr>
+    </w:lvl>
+    <w:lvl w:ilvl="7" w:tentative="1">
+      <w:start w:val="1"/>
+      <w:numFmt w:val="bullet"/>
+      <w:lvlText w:val=""/>
+      <w:lvlJc w:val="left"/>
+      <w:pPr>
+        <w:tabs>
+          <w:tab w:val="num" w:pos="5760"/>
+        </w:tabs>
+        <w:ind w:left="5760" w:hanging="360"/>
+      </w:pPr>
+      <w:rPr>
+        <w:rFonts w:ascii="Wingdings" w:hAnsi="Wingdings" w:hint="default"/>
+        <w:sz w:val="20"/>
+      </w:rPr>
+    </w:lvl>
+    <w:lvl w:ilvl="8" w:tentative="1">
+      <w:start w:val="1"/>
+      <w:numFmt w:val="bullet"/>
+      <w:lvlText w:val=""/>
+      <w:lvlJc w:val="left"/>
+      <w:pPr>
+        <w:tabs>
+          <w:tab w:val="num" w:pos="6480"/>
+        </w:tabs>
+        <w:ind w:left="6480" w:hanging="360"/>
+      </w:pPr>
+      <w:rPr>
+        <w:rFonts w:ascii="Wingdings" w:hAnsi="Wingdings" w:hint="default"/>
+        <w:sz w:val="20"/>
+      </w:rPr>
+    </w:lvl>
+  </w:abstractNum>
+  <w:abstractNum w:abstractNumId="3" w15:restartNumberingAfterBreak="0">
+    <w:nsid w:val="0BCB2F75"/>
+    <w:multiLevelType w:val="multilevel"/>
+    <w:tmpl w:val="A070690E"/>
+    <w:lvl w:ilvl="0">
+      <w:start w:val="1"/>
+      <w:numFmt w:val="bullet"/>
+      <w:lvlText w:val=""/>
+      <w:lvlJc w:val="left"/>
+      <w:pPr>
+        <w:tabs>
+          <w:tab w:val="num" w:pos="720"/>
+        </w:tabs>
+        <w:ind w:left="720" w:hanging="360"/>
+      </w:pPr>
+      <w:rPr>
+        <w:rFonts w:ascii="Symbol" w:hAnsi="Symbol" w:hint="default"/>
+        <w:sz w:val="20"/>
+      </w:rPr>
+    </w:lvl>
+    <w:lvl w:ilvl="1" w:tentative="1">
+      <w:start w:val="1"/>
+      <w:numFmt w:val="bullet"/>
+      <w:lvlText w:val="o"/>
+      <w:lvlJc w:val="left"/>
+      <w:pPr>
+        <w:tabs>
+          <w:tab w:val="num" w:pos="1440"/>
+        </w:tabs>
+        <w:ind w:left="1440" w:hanging="360"/>
+      </w:pPr>
+      <w:rPr>
+        <w:rFonts w:ascii="Courier New" w:hAnsi="Courier New" w:hint="default"/>
+        <w:sz w:val="20"/>
+      </w:rPr>
+    </w:lvl>
+    <w:lvl w:ilvl="2" w:tentative="1">
+      <w:start w:val="1"/>
+      <w:numFmt w:val="bullet"/>
+      <w:lvlText w:val=""/>
+      <w:lvlJc w:val="left"/>
+      <w:pPr>
+        <w:tabs>
+          <w:tab w:val="num" w:pos="2160"/>
+        </w:tabs>
+        <w:ind w:left="2160" w:hanging="360"/>
+      </w:pPr>
+      <w:rPr>
+        <w:rFonts w:ascii="Wingdings" w:hAnsi="Wingdings" w:hint="default"/>
+        <w:sz w:val="20"/>
+      </w:rPr>
+    </w:lvl>
+    <w:lvl w:ilvl="3" w:tentative="1">
+      <w:start w:val="1"/>
+      <w:numFmt w:val="bullet"/>
+      <w:lvlText w:val=""/>
+      <w:lvlJc w:val="left"/>
+      <w:pPr>
+        <w:tabs>
+          <w:tab w:val="num" w:pos="2880"/>
+        </w:tabs>
+        <w:ind w:left="2880" w:hanging="360"/>
+      </w:pPr>
+      <w:rPr>
+        <w:rFonts w:ascii="Wingdings" w:hAnsi="Wingdings" w:hint="default"/>
+        <w:sz w:val="20"/>
+      </w:rPr>
+    </w:lvl>
+    <w:lvl w:ilvl="4" w:tentative="1">
+      <w:start w:val="1"/>
+      <w:numFmt w:val="bullet"/>
+      <w:lvlText w:val=""/>
+      <w:lvlJc w:val="left"/>
+      <w:pPr>
+        <w:tabs>
+          <w:tab w:val="num" w:pos="3600"/>
+        </w:tabs>
+        <w:ind w:left="3600" w:hanging="360"/>
+      </w:pPr>
+      <w:rPr>
+        <w:rFonts w:ascii="Wingdings" w:hAnsi="Wingdings" w:hint="default"/>
+        <w:sz w:val="20"/>
+      </w:rPr>
+    </w:lvl>
+    <w:lvl w:ilvl="5" w:tentative="1">
+      <w:start w:val="1"/>
+      <w:numFmt w:val="bullet"/>
+      <w:lvlText w:val=""/>
+      <w:lvlJc w:val="left"/>
+      <w:pPr>
+        <w:tabs>
+          <w:tab w:val="num" w:pos="4320"/>
+        </w:tabs>
+        <w:ind w:left="4320" w:hanging="360"/>
+      </w:pPr>
+      <w:rPr>
+        <w:rFonts w:ascii="Wingdings" w:hAnsi="Wingdings" w:hint="default"/>
+        <w:sz w:val="20"/>
+      </w:rPr>
+    </w:lvl>
+    <w:lvl w:ilvl="6" w:tentative="1">
+      <w:start w:val="1"/>
+      <w:numFmt w:val="bullet"/>
+      <w:lvlText w:val=""/>
+      <w:lvlJc w:val="left"/>
+      <w:pPr>
+        <w:tabs>
+          <w:tab w:val="num" w:pos="5040"/>
+        </w:tabs>
+        <w:ind w:left="5040" w:hanging="360"/>
+      </w:pPr>
+      <w:rPr>
+        <w:rFonts w:ascii="Wingdings" w:hAnsi="Wingdings" w:hint="default"/>
+        <w:sz w:val="20"/>
+      </w:rPr>
+    </w:lvl>
+    <w:lvl w:ilvl="7" w:tentative="1">
+      <w:start w:val="1"/>
+      <w:numFmt w:val="bullet"/>
+      <w:lvlText w:val=""/>
+      <w:lvlJc w:val="left"/>
+      <w:pPr>
+        <w:tabs>
+          <w:tab w:val="num" w:pos="5760"/>
+        </w:tabs>
+        <w:ind w:left="5760" w:hanging="360"/>
+      </w:pPr>
+      <w:rPr>
+        <w:rFonts w:ascii="Wingdings" w:hAnsi="Wingdings" w:hint="default"/>
+        <w:sz w:val="20"/>
+      </w:rPr>
+    </w:lvl>
+    <w:lvl w:ilvl="8" w:tentative="1">
+      <w:start w:val="1"/>
+      <w:numFmt w:val="bullet"/>
+      <w:lvlText w:val=""/>
+      <w:lvlJc w:val="left"/>
+      <w:pPr>
+        <w:tabs>
+          <w:tab w:val="num" w:pos="6480"/>
+        </w:tabs>
+        <w:ind w:left="6480" w:hanging="360"/>
+      </w:pPr>
+      <w:rPr>
+        <w:rFonts w:ascii="Wingdings" w:hAnsi="Wingdings" w:hint="default"/>
+        <w:sz w:val="20"/>
+      </w:rPr>
+    </w:lvl>
+  </w:abstractNum>
+  <w:abstractNum w:abstractNumId="4" w15:restartNumberingAfterBreak="0">
+    <w:nsid w:val="0C9D0F14"/>
+    <w:multiLevelType w:val="multilevel"/>
+    <w:tmpl w:val="66A65060"/>
+    <w:lvl w:ilvl="0">
+      <w:start w:val="1"/>
+      <w:numFmt w:val="bullet"/>
+      <w:lvlText w:val=""/>
+      <w:lvlJc w:val="left"/>
+      <w:pPr>
+        <w:tabs>
+          <w:tab w:val="num" w:pos="720"/>
+        </w:tabs>
+        <w:ind w:left="720" w:hanging="360"/>
+      </w:pPr>
+      <w:rPr>
+        <w:rFonts w:ascii="Symbol" w:hAnsi="Symbol" w:hint="default"/>
+        <w:sz w:val="20"/>
+      </w:rPr>
+    </w:lvl>
+    <w:lvl w:ilvl="1" w:tentative="1">
+      <w:start w:val="1"/>
+      <w:numFmt w:val="bullet"/>
+      <w:lvlText w:val="o"/>
+      <w:lvlJc w:val="left"/>
+      <w:pPr>
+        <w:tabs>
+          <w:tab w:val="num" w:pos="1440"/>
+        </w:tabs>
+        <w:ind w:left="1440" w:hanging="360"/>
+      </w:pPr>
+      <w:rPr>
+        <w:rFonts w:ascii="Courier New" w:hAnsi="Courier New" w:hint="default"/>
+        <w:sz w:val="20"/>
+      </w:rPr>
+    </w:lvl>
+    <w:lvl w:ilvl="2" w:tentative="1">
+      <w:start w:val="1"/>
+      <w:numFmt w:val="bullet"/>
+      <w:lvlText w:val=""/>
+      <w:lvlJc w:val="left"/>
+      <w:pPr>
+        <w:tabs>
+          <w:tab w:val="num" w:pos="2160"/>
+        </w:tabs>
+        <w:ind w:left="2160" w:hanging="360"/>
+      </w:pPr>
+      <w:rPr>
+        <w:rFonts w:ascii="Wingdings" w:hAnsi="Wingdings" w:hint="default"/>
+        <w:sz w:val="20"/>
+      </w:rPr>
+    </w:lvl>
+    <w:lvl w:ilvl="3" w:tentative="1">
+      <w:start w:val="1"/>
+      <w:numFmt w:val="bullet"/>
+      <w:lvlText w:val=""/>
+      <w:lvlJc w:val="left"/>
+      <w:pPr>
+        <w:tabs>
+          <w:tab w:val="num" w:pos="2880"/>
+        </w:tabs>
+        <w:ind w:left="2880" w:hanging="360"/>
+      </w:pPr>
+      <w:rPr>
+        <w:rFonts w:ascii="Wingdings" w:hAnsi="Wingdings" w:hint="default"/>
+        <w:sz w:val="20"/>
+      </w:rPr>
+    </w:lvl>
+    <w:lvl w:ilvl="4" w:tentative="1">
+      <w:start w:val="1"/>
+      <w:numFmt w:val="bullet"/>
+      <w:lvlText w:val=""/>
+      <w:lvlJc w:val="left"/>
+      <w:pPr>
+        <w:tabs>
+          <w:tab w:val="num" w:pos="3600"/>
+        </w:tabs>
+        <w:ind w:left="3600" w:hanging="360"/>
+      </w:pPr>
+      <w:rPr>
+        <w:rFonts w:ascii="Wingdings" w:hAnsi="Wingdings" w:hint="default"/>
+        <w:sz w:val="20"/>
+      </w:rPr>
+    </w:lvl>
+    <w:lvl w:ilvl="5" w:tentative="1">
+      <w:start w:val="1"/>
+      <w:numFmt w:val="bullet"/>
+      <w:lvlText w:val=""/>
+      <w:lvlJc w:val="left"/>
+      <w:pPr>
+        <w:tabs>
+          <w:tab w:val="num" w:pos="4320"/>
+        </w:tabs>
+        <w:ind w:left="4320" w:hanging="360"/>
+      </w:pPr>
+      <w:rPr>
+        <w:rFonts w:ascii="Wingdings" w:hAnsi="Wingdings" w:hint="default"/>
+        <w:sz w:val="20"/>
+      </w:rPr>
+    </w:lvl>
+    <w:lvl w:ilvl="6" w:tentative="1">
+      <w:start w:val="1"/>
+      <w:numFmt w:val="bullet"/>
+      <w:lvlText w:val=""/>
+      <w:lvlJc w:val="left"/>
+      <w:pPr>
+        <w:tabs>
+          <w:tab w:val="num" w:pos="5040"/>
+        </w:tabs>
+        <w:ind w:left="5040" w:hanging="360"/>
+      </w:pPr>
+      <w:rPr>
+        <w:rFonts w:ascii="Wingdings" w:hAnsi="Wingdings" w:hint="default"/>
+        <w:sz w:val="20"/>
+      </w:rPr>
+    </w:lvl>
+    <w:lvl w:ilvl="7" w:tentative="1">
+      <w:start w:val="1"/>
+      <w:numFmt w:val="bullet"/>
+      <w:lvlText w:val=""/>
+      <w:lvlJc w:val="left"/>
+      <w:pPr>
+        <w:tabs>
+          <w:tab w:val="num" w:pos="5760"/>
+        </w:tabs>
+        <w:ind w:left="5760" w:hanging="360"/>
+      </w:pPr>
+      <w:rPr>
+        <w:rFonts w:ascii="Wingdings" w:hAnsi="Wingdings" w:hint="default"/>
+        <w:sz w:val="20"/>
+      </w:rPr>
+    </w:lvl>
+    <w:lvl w:ilvl="8" w:tentative="1">
+      <w:start w:val="1"/>
+      <w:numFmt w:val="bullet"/>
+      <w:lvlText w:val=""/>
+      <w:lvlJc w:val="left"/>
+      <w:pPr>
+        <w:tabs>
+          <w:tab w:val="num" w:pos="6480"/>
+        </w:tabs>
+        <w:ind w:left="6480" w:hanging="360"/>
+      </w:pPr>
+      <w:rPr>
+        <w:rFonts w:ascii="Wingdings" w:hAnsi="Wingdings" w:hint="default"/>
+        <w:sz w:val="20"/>
+      </w:rPr>
+    </w:lvl>
+  </w:abstractNum>
+  <w:abstractNum w:abstractNumId="5" w15:restartNumberingAfterBreak="0">
+    <w:nsid w:val="0EB14E28"/>
+    <w:multiLevelType w:val="multilevel"/>
+    <w:tmpl w:val="154C807A"/>
+    <w:lvl w:ilvl="0">
+      <w:start w:val="1"/>
+      <w:numFmt w:val="bullet"/>
+      <w:lvlText w:val=""/>
+      <w:lvlJc w:val="left"/>
+      <w:pPr>
+        <w:tabs>
+          <w:tab w:val="num" w:pos="720"/>
+        </w:tabs>
+        <w:ind w:left="720" w:hanging="360"/>
+      </w:pPr>
+      <w:rPr>
+        <w:rFonts w:ascii="Symbol" w:hAnsi="Symbol" w:hint="default"/>
+        <w:sz w:val="20"/>
+      </w:rPr>
+    </w:lvl>
+    <w:lvl w:ilvl="1">
+      <w:start w:val="1"/>
+      <w:numFmt w:val="bullet"/>
+      <w:lvlText w:val="o"/>
+      <w:lvlJc w:val="left"/>
+      <w:pPr>
+        <w:tabs>
+          <w:tab w:val="num" w:pos="1440"/>
+        </w:tabs>
+        <w:ind w:left="1440" w:hanging="360"/>
+      </w:pPr>
+      <w:rPr>
+        <w:rFonts w:ascii="Courier New" w:hAnsi="Courier New" w:hint="default"/>
+        <w:sz w:val="20"/>
+      </w:rPr>
+    </w:lvl>
+    <w:lvl w:ilvl="2" w:tentative="1">
+      <w:start w:val="1"/>
+      <w:numFmt w:val="bullet"/>
+      <w:lvlText w:val=""/>
+      <w:lvlJc w:val="left"/>
+      <w:pPr>
+        <w:tabs>
+          <w:tab w:val="num" w:pos="2160"/>
+        </w:tabs>
+        <w:ind w:left="2160" w:hanging="360"/>
+      </w:pPr>
+      <w:rPr>
+        <w:rFonts w:ascii="Wingdings" w:hAnsi="Wingdings" w:hint="default"/>
+        <w:sz w:val="20"/>
+      </w:rPr>
+    </w:lvl>
+    <w:lvl w:ilvl="3" w:tentative="1">
+      <w:start w:val="1"/>
+      <w:numFmt w:val="bullet"/>
+      <w:lvlText w:val=""/>
+      <w:lvlJc w:val="left"/>
+      <w:pPr>
+        <w:tabs>
+          <w:tab w:val="num" w:pos="2880"/>
+        </w:tabs>
+        <w:ind w:left="2880" w:hanging="360"/>
+      </w:pPr>
+      <w:rPr>
+        <w:rFonts w:ascii="Wingdings" w:hAnsi="Wingdings" w:hint="default"/>
+        <w:sz w:val="20"/>
+      </w:rPr>
+    </w:lvl>
+    <w:lvl w:ilvl="4" w:tentative="1">
+      <w:start w:val="1"/>
+      <w:numFmt w:val="bullet"/>
+      <w:lvlText w:val=""/>
+      <w:lvlJc w:val="left"/>
+      <w:pPr>
+        <w:tabs>
+          <w:tab w:val="num" w:pos="3600"/>
+        </w:tabs>
+        <w:ind w:left="3600" w:hanging="360"/>
+      </w:pPr>
+      <w:rPr>
+        <w:rFonts w:ascii="Wingdings" w:hAnsi="Wingdings" w:hint="default"/>
+        <w:sz w:val="20"/>
+      </w:rPr>
+    </w:lvl>
+    <w:lvl w:ilvl="5" w:tentative="1">
+      <w:start w:val="1"/>
+      <w:numFmt w:val="bullet"/>
+      <w:lvlText w:val=""/>
+      <w:lvlJc w:val="left"/>
+      <w:pPr>
+        <w:tabs>
+          <w:tab w:val="num" w:pos="4320"/>
+        </w:tabs>
+        <w:ind w:left="4320" w:hanging="360"/>
+      </w:pPr>
+      <w:rPr>
+        <w:rFonts w:ascii="Wingdings" w:hAnsi="Wingdings" w:hint="default"/>
+        <w:sz w:val="20"/>
+      </w:rPr>
+    </w:lvl>
+    <w:lvl w:ilvl="6" w:tentative="1">
+      <w:start w:val="1"/>
+      <w:numFmt w:val="bullet"/>
+      <w:lvlText w:val=""/>
+      <w:lvlJc w:val="left"/>
+      <w:pPr>
+        <w:tabs>
+          <w:tab w:val="num" w:pos="5040"/>
+        </w:tabs>
+        <w:ind w:left="5040" w:hanging="360"/>
+      </w:pPr>
+      <w:rPr>
+        <w:rFonts w:ascii="Wingdings" w:hAnsi="Wingdings" w:hint="default"/>
+        <w:sz w:val="20"/>
+      </w:rPr>
+    </w:lvl>
+    <w:lvl w:ilvl="7" w:tentative="1">
+      <w:start w:val="1"/>
+      <w:numFmt w:val="bullet"/>
+      <w:lvlText w:val=""/>
+      <w:lvlJc w:val="left"/>
+      <w:pPr>
+        <w:tabs>
+          <w:tab w:val="num" w:pos="5760"/>
+        </w:tabs>
+        <w:ind w:left="5760" w:hanging="360"/>
+      </w:pPr>
+      <w:rPr>
+        <w:rFonts w:ascii="Wingdings" w:hAnsi="Wingdings" w:hint="default"/>
+        <w:sz w:val="20"/>
+      </w:rPr>
+    </w:lvl>
+    <w:lvl w:ilvl="8" w:tentative="1">
+      <w:start w:val="1"/>
+      <w:numFmt w:val="bullet"/>
+      <w:lvlText w:val=""/>
+      <w:lvlJc w:val="left"/>
+      <w:pPr>
+        <w:tabs>
+          <w:tab w:val="num" w:pos="6480"/>
+        </w:tabs>
+        <w:ind w:left="6480" w:hanging="360"/>
+      </w:pPr>
+      <w:rPr>
+        <w:rFonts w:ascii="Wingdings" w:hAnsi="Wingdings" w:hint="default"/>
+        <w:sz w:val="20"/>
+      </w:rPr>
+    </w:lvl>
+  </w:abstractNum>
+  <w:abstractNum w:abstractNumId="6" w15:restartNumberingAfterBreak="0">
+    <w:nsid w:val="10EC6CB8"/>
+    <w:multiLevelType w:val="multilevel"/>
+    <w:tmpl w:val="2FD69352"/>
+    <w:lvl w:ilvl="0">
+      <w:start w:val="1"/>
+      <w:numFmt w:val="bullet"/>
+      <w:lvlText w:val=""/>
+      <w:lvlJc w:val="left"/>
+      <w:pPr>
+        <w:tabs>
+          <w:tab w:val="num" w:pos="720"/>
+        </w:tabs>
+        <w:ind w:left="720" w:hanging="360"/>
+      </w:pPr>
+      <w:rPr>
+        <w:rFonts w:ascii="Symbol" w:hAnsi="Symbol" w:hint="default"/>
+        <w:sz w:val="20"/>
+      </w:rPr>
+    </w:lvl>
+    <w:lvl w:ilvl="1" w:tentative="1">
+      <w:start w:val="1"/>
+      <w:numFmt w:val="bullet"/>
+      <w:lvlText w:val="o"/>
+      <w:lvlJc w:val="left"/>
+      <w:pPr>
+        <w:tabs>
+          <w:tab w:val="num" w:pos="1440"/>
+        </w:tabs>
+        <w:ind w:left="1440" w:hanging="360"/>
+      </w:pPr>
+      <w:rPr>
+        <w:rFonts w:ascii="Courier New" w:hAnsi="Courier New" w:hint="default"/>
+        <w:sz w:val="20"/>
+      </w:rPr>
+    </w:lvl>
+    <w:lvl w:ilvl="2" w:tentative="1">
+      <w:start w:val="1"/>
+      <w:numFmt w:val="bullet"/>
+      <w:lvlText w:val=""/>
+      <w:lvlJc w:val="left"/>
+      <w:pPr>
+        <w:tabs>
+          <w:tab w:val="num" w:pos="2160"/>
+        </w:tabs>
+        <w:ind w:left="2160" w:hanging="360"/>
+      </w:pPr>
+      <w:rPr>
+        <w:rFonts w:ascii="Wingdings" w:hAnsi="Wingdings" w:hint="default"/>
+        <w:sz w:val="20"/>
+      </w:rPr>
+    </w:lvl>
+    <w:lvl w:ilvl="3" w:tentative="1">
+      <w:start w:val="1"/>
+      <w:numFmt w:val="bullet"/>
+      <w:lvlText w:val=""/>
+      <w:lvlJc w:val="left"/>
+      <w:pPr>
+        <w:tabs>
+          <w:tab w:val="num" w:pos="2880"/>
+        </w:tabs>
+        <w:ind w:left="2880" w:hanging="360"/>
+      </w:pPr>
+      <w:rPr>
+        <w:rFonts w:ascii="Wingdings" w:hAnsi="Wingdings" w:hint="default"/>
+        <w:sz w:val="20"/>
+      </w:rPr>
+    </w:lvl>
+    <w:lvl w:ilvl="4" w:tentative="1">
+      <w:start w:val="1"/>
+      <w:numFmt w:val="bullet"/>
+      <w:lvlText w:val=""/>
+      <w:lvlJc w:val="left"/>
+      <w:pPr>
+        <w:tabs>
+          <w:tab w:val="num" w:pos="3600"/>
+        </w:tabs>
+        <w:ind w:left="3600" w:hanging="360"/>
+      </w:pPr>
+      <w:rPr>
+        <w:rFonts w:ascii="Wingdings" w:hAnsi="Wingdings" w:hint="default"/>
+        <w:sz w:val="20"/>
+      </w:rPr>
+    </w:lvl>
+    <w:lvl w:ilvl="5" w:tentative="1">
+      <w:start w:val="1"/>
+      <w:numFmt w:val="bullet"/>
+      <w:lvlText w:val=""/>
+      <w:lvlJc w:val="left"/>
+      <w:pPr>
+        <w:tabs>
+          <w:tab w:val="num" w:pos="4320"/>
+        </w:tabs>
+        <w:ind w:left="4320" w:hanging="360"/>
+      </w:pPr>
+      <w:rPr>
+        <w:rFonts w:ascii="Wingdings" w:hAnsi="Wingdings" w:hint="default"/>
+        <w:sz w:val="20"/>
+      </w:rPr>
+    </w:lvl>
+    <w:lvl w:ilvl="6" w:tentative="1">
+      <w:start w:val="1"/>
+      <w:numFmt w:val="bullet"/>
+      <w:lvlText w:val=""/>
+      <w:lvlJc w:val="left"/>
+      <w:pPr>
+        <w:tabs>
+          <w:tab w:val="num" w:pos="5040"/>
+        </w:tabs>
+        <w:ind w:left="5040" w:hanging="360"/>
+      </w:pPr>
+      <w:rPr>
+        <w:rFonts w:ascii="Wingdings" w:hAnsi="Wingdings" w:hint="default"/>
+        <w:sz w:val="20"/>
+      </w:rPr>
+    </w:lvl>
+    <w:lvl w:ilvl="7" w:tentative="1">
+      <w:start w:val="1"/>
+      <w:numFmt w:val="bullet"/>
+      <w:lvlText w:val=""/>
+      <w:lvlJc w:val="left"/>
+      <w:pPr>
+        <w:tabs>
+          <w:tab w:val="num" w:pos="5760"/>
+        </w:tabs>
+        <w:ind w:left="5760" w:hanging="360"/>
+      </w:pPr>
+      <w:rPr>
+        <w:rFonts w:ascii="Wingdings" w:hAnsi="Wingdings" w:hint="default"/>
+        <w:sz w:val="20"/>
+      </w:rPr>
+    </w:lvl>
+    <w:lvl w:ilvl="8" w:tentative="1">
+      <w:start w:val="1"/>
+      <w:numFmt w:val="bullet"/>
+      <w:lvlText w:val=""/>
+      <w:lvlJc w:val="left"/>
+      <w:pPr>
+        <w:tabs>
+          <w:tab w:val="num" w:pos="6480"/>
+        </w:tabs>
+        <w:ind w:left="6480" w:hanging="360"/>
+      </w:pPr>
+      <w:rPr>
+        <w:rFonts w:ascii="Wingdings" w:hAnsi="Wingdings" w:hint="default"/>
+        <w:sz w:val="20"/>
+      </w:rPr>
+    </w:lvl>
+  </w:abstractNum>
+  <w:abstractNum w:abstractNumId="7" w15:restartNumberingAfterBreak="0">
+    <w:nsid w:val="11DC469B"/>
+    <w:multiLevelType w:val="multilevel"/>
+    <w:tmpl w:val="C72A431E"/>
+    <w:lvl w:ilvl="0">
+      <w:start w:val="1"/>
+      <w:numFmt w:val="bullet"/>
+      <w:lvlText w:val=""/>
+      <w:lvlJc w:val="left"/>
+      <w:pPr>
+        <w:tabs>
+          <w:tab w:val="num" w:pos="720"/>
+        </w:tabs>
+        <w:ind w:left="720" w:hanging="360"/>
+      </w:pPr>
+      <w:rPr>
+        <w:rFonts w:ascii="Symbol" w:hAnsi="Symbol" w:hint="default"/>
+        <w:sz w:val="20"/>
+      </w:rPr>
+    </w:lvl>
+    <w:lvl w:ilvl="1" w:tentative="1">
+      <w:start w:val="1"/>
+      <w:numFmt w:val="bullet"/>
+      <w:lvlText w:val="o"/>
+      <w:lvlJc w:val="left"/>
+      <w:pPr>
+        <w:tabs>
+          <w:tab w:val="num" w:pos="1440"/>
+        </w:tabs>
+        <w:ind w:left="1440" w:hanging="360"/>
+      </w:pPr>
+      <w:rPr>
+        <w:rFonts w:ascii="Courier New" w:hAnsi="Courier New" w:hint="default"/>
+        <w:sz w:val="20"/>
+      </w:rPr>
+    </w:lvl>
+    <w:lvl w:ilvl="2" w:tentative="1">
+      <w:start w:val="1"/>
+      <w:numFmt w:val="bullet"/>
+      <w:lvlText w:val=""/>
+      <w:lvlJc w:val="left"/>
+      <w:pPr>
+        <w:tabs>
+          <w:tab w:val="num" w:pos="2160"/>
+        </w:tabs>
+        <w:ind w:left="2160" w:hanging="360"/>
+      </w:pPr>
+      <w:rPr>
+        <w:rFonts w:ascii="Wingdings" w:hAnsi="Wingdings" w:hint="default"/>
+        <w:sz w:val="20"/>
+      </w:rPr>
+    </w:lvl>
+    <w:lvl w:ilvl="3" w:tentative="1">
+      <w:start w:val="1"/>
+      <w:numFmt w:val="bullet"/>
+      <w:lvlText w:val=""/>
+      <w:lvlJc w:val="left"/>
+      <w:pPr>
+        <w:tabs>
+          <w:tab w:val="num" w:pos="2880"/>
+        </w:tabs>
+        <w:ind w:left="2880" w:hanging="360"/>
+      </w:pPr>
+      <w:rPr>
+        <w:rFonts w:ascii="Wingdings" w:hAnsi="Wingdings" w:hint="default"/>
+        <w:sz w:val="20"/>
+      </w:rPr>
+    </w:lvl>
+    <w:lvl w:ilvl="4" w:tentative="1">
+      <w:start w:val="1"/>
+      <w:numFmt w:val="bullet"/>
+      <w:lvlText w:val=""/>
+      <w:lvlJc w:val="left"/>
+      <w:pPr>
+        <w:tabs>
+          <w:tab w:val="num" w:pos="3600"/>
+        </w:tabs>
+        <w:ind w:left="3600" w:hanging="360"/>
+      </w:pPr>
+      <w:rPr>
+        <w:rFonts w:ascii="Wingdings" w:hAnsi="Wingdings" w:hint="default"/>
+        <w:sz w:val="20"/>
+      </w:rPr>
+    </w:lvl>
+    <w:lvl w:ilvl="5" w:tentative="1">
+      <w:start w:val="1"/>
+      <w:numFmt w:val="bullet"/>
+      <w:lvlText w:val=""/>
+      <w:lvlJc w:val="left"/>
+      <w:pPr>
+        <w:tabs>
+          <w:tab w:val="num" w:pos="4320"/>
+        </w:tabs>
+        <w:ind w:left="4320" w:hanging="360"/>
+      </w:pPr>
+      <w:rPr>
+        <w:rFonts w:ascii="Wingdings" w:hAnsi="Wingdings" w:hint="default"/>
+        <w:sz w:val="20"/>
+      </w:rPr>
+    </w:lvl>
+    <w:lvl w:ilvl="6" w:tentative="1">
+      <w:start w:val="1"/>
+      <w:numFmt w:val="bullet"/>
+      <w:lvlText w:val=""/>
+      <w:lvlJc w:val="left"/>
+      <w:pPr>
+        <w:tabs>
+          <w:tab w:val="num" w:pos="5040"/>
+        </w:tabs>
+        <w:ind w:left="5040" w:hanging="360"/>
+      </w:pPr>
+      <w:rPr>
+        <w:rFonts w:ascii="Wingdings" w:hAnsi="Wingdings" w:hint="default"/>
+        <w:sz w:val="20"/>
+      </w:rPr>
+    </w:lvl>
+    <w:lvl w:ilvl="7" w:tentative="1">
+      <w:start w:val="1"/>
+      <w:numFmt w:val="bullet"/>
+      <w:lvlText w:val=""/>
+      <w:lvlJc w:val="left"/>
+      <w:pPr>
+        <w:tabs>
+          <w:tab w:val="num" w:pos="5760"/>
+        </w:tabs>
+        <w:ind w:left="5760" w:hanging="360"/>
+      </w:pPr>
+      <w:rPr>
+        <w:rFonts w:ascii="Wingdings" w:hAnsi="Wingdings" w:hint="default"/>
+        <w:sz w:val="20"/>
+      </w:rPr>
+    </w:lvl>
+    <w:lvl w:ilvl="8" w:tentative="1">
+      <w:start w:val="1"/>
+      <w:numFmt w:val="bullet"/>
+      <w:lvlText w:val=""/>
+      <w:lvlJc w:val="left"/>
+      <w:pPr>
+        <w:tabs>
+          <w:tab w:val="num" w:pos="6480"/>
+        </w:tabs>
+        <w:ind w:left="6480" w:hanging="360"/>
+      </w:pPr>
+      <w:rPr>
+        <w:rFonts w:ascii="Wingdings" w:hAnsi="Wingdings" w:hint="default"/>
+        <w:sz w:val="20"/>
+      </w:rPr>
+    </w:lvl>
+  </w:abstractNum>
+  <w:abstractNum w:abstractNumId="8" w15:restartNumberingAfterBreak="0">
+    <w:nsid w:val="14292662"/>
+    <w:multiLevelType w:val="multilevel"/>
+    <w:tmpl w:val="81C8661C"/>
+    <w:lvl w:ilvl="0">
+      <w:start w:val="1"/>
+      <w:numFmt w:val="bullet"/>
+      <w:lvlText w:val=""/>
+      <w:lvlJc w:val="left"/>
+      <w:pPr>
+        <w:tabs>
+          <w:tab w:val="num" w:pos="720"/>
+        </w:tabs>
+        <w:ind w:left="720" w:hanging="360"/>
+      </w:pPr>
+      <w:rPr>
+        <w:rFonts w:ascii="Symbol" w:hAnsi="Symbol" w:hint="default"/>
+        <w:sz w:val="20"/>
+      </w:rPr>
+    </w:lvl>
+    <w:lvl w:ilvl="1" w:tentative="1">
+      <w:start w:val="1"/>
+      <w:numFmt w:val="bullet"/>
+      <w:lvlText w:val="o"/>
+      <w:lvlJc w:val="left"/>
+      <w:pPr>
+        <w:tabs>
+          <w:tab w:val="num" w:pos="1440"/>
+        </w:tabs>
+        <w:ind w:left="1440" w:hanging="360"/>
+      </w:pPr>
+      <w:rPr>
+        <w:rFonts w:ascii="Courier New" w:hAnsi="Courier New" w:hint="default"/>
+        <w:sz w:val="20"/>
+      </w:rPr>
+    </w:lvl>
+    <w:lvl w:ilvl="2" w:tentative="1">
+      <w:start w:val="1"/>
+      <w:numFmt w:val="bullet"/>
+      <w:lvlText w:val=""/>
+      <w:lvlJc w:val="left"/>
+      <w:pPr>
+        <w:tabs>
+          <w:tab w:val="num" w:pos="2160"/>
+        </w:tabs>
+        <w:ind w:left="2160" w:hanging="360"/>
+      </w:pPr>
+      <w:rPr>
+        <w:rFonts w:ascii="Wingdings" w:hAnsi="Wingdings" w:hint="default"/>
+        <w:sz w:val="20"/>
+      </w:rPr>
+    </w:lvl>
+    <w:lvl w:ilvl="3" w:tentative="1">
+      <w:start w:val="1"/>
+      <w:numFmt w:val="bullet"/>
+      <w:lvlText w:val=""/>
+      <w:lvlJc w:val="left"/>
+      <w:pPr>
+        <w:tabs>
+          <w:tab w:val="num" w:pos="2880"/>
+        </w:tabs>
+        <w:ind w:left="2880" w:hanging="360"/>
+      </w:pPr>
+      <w:rPr>
+        <w:rFonts w:ascii="Wingdings" w:hAnsi="Wingdings" w:hint="default"/>
+        <w:sz w:val="20"/>
+      </w:rPr>
+    </w:lvl>
+    <w:lvl w:ilvl="4" w:tentative="1">
+      <w:start w:val="1"/>
+      <w:numFmt w:val="bullet"/>
+      <w:lvlText w:val=""/>
+      <w:lvlJc w:val="left"/>
+      <w:pPr>
+        <w:tabs>
+          <w:tab w:val="num" w:pos="3600"/>
+        </w:tabs>
+        <w:ind w:left="3600" w:hanging="360"/>
+      </w:pPr>
+      <w:rPr>
+        <w:rFonts w:ascii="Wingdings" w:hAnsi="Wingdings" w:hint="default"/>
+        <w:sz w:val="20"/>
+      </w:rPr>
+    </w:lvl>
+    <w:lvl w:ilvl="5" w:tentative="1">
+      <w:start w:val="1"/>
+      <w:numFmt w:val="bullet"/>
+      <w:lvlText w:val=""/>
+      <w:lvlJc w:val="left"/>
+      <w:pPr>
+        <w:tabs>
+          <w:tab w:val="num" w:pos="4320"/>
+        </w:tabs>
+        <w:ind w:left="4320" w:hanging="360"/>
+      </w:pPr>
+      <w:rPr>
+        <w:rFonts w:ascii="Wingdings" w:hAnsi="Wingdings" w:hint="default"/>
+        <w:sz w:val="20"/>
+      </w:rPr>
+    </w:lvl>
+    <w:lvl w:ilvl="6" w:tentative="1">
+      <w:start w:val="1"/>
+      <w:numFmt w:val="bullet"/>
+      <w:lvlText w:val=""/>
+      <w:lvlJc w:val="left"/>
+      <w:pPr>
+        <w:tabs>
+          <w:tab w:val="num" w:pos="5040"/>
+        </w:tabs>
+        <w:ind w:left="5040" w:hanging="360"/>
+      </w:pPr>
+      <w:rPr>
+        <w:rFonts w:ascii="Wingdings" w:hAnsi="Wingdings" w:hint="default"/>
+        <w:sz w:val="20"/>
+      </w:rPr>
+    </w:lvl>
+    <w:lvl w:ilvl="7" w:tentative="1">
+      <w:start w:val="1"/>
+      <w:numFmt w:val="bullet"/>
+      <w:lvlText w:val=""/>
+      <w:lvlJc w:val="left"/>
+      <w:pPr>
+        <w:tabs>
+          <w:tab w:val="num" w:pos="5760"/>
+        </w:tabs>
+        <w:ind w:left="5760" w:hanging="360"/>
+      </w:pPr>
+      <w:rPr>
+        <w:rFonts w:ascii="Wingdings" w:hAnsi="Wingdings" w:hint="default"/>
+        <w:sz w:val="20"/>
+      </w:rPr>
+    </w:lvl>
+    <w:lvl w:ilvl="8" w:tentative="1">
+      <w:start w:val="1"/>
+      <w:numFmt w:val="bullet"/>
+      <w:lvlText w:val=""/>
+      <w:lvlJc w:val="left"/>
+      <w:pPr>
+        <w:tabs>
+          <w:tab w:val="num" w:pos="6480"/>
+        </w:tabs>
+        <w:ind w:left="6480" w:hanging="360"/>
+      </w:pPr>
+      <w:rPr>
+        <w:rFonts w:ascii="Wingdings" w:hAnsi="Wingdings" w:hint="default"/>
+        <w:sz w:val="20"/>
+      </w:rPr>
+    </w:lvl>
+  </w:abstractNum>
+  <w:abstractNum w:abstractNumId="9" w15:restartNumberingAfterBreak="0">
+    <w:nsid w:val="15046D68"/>
+    <w:multiLevelType w:val="multilevel"/>
+    <w:tmpl w:val="0ED6A8C4"/>
+    <w:lvl w:ilvl="0">
+      <w:start w:val="1"/>
+      <w:numFmt w:val="bullet"/>
+      <w:lvlText w:val=""/>
+      <w:lvlJc w:val="left"/>
+      <w:pPr>
+        <w:tabs>
+          <w:tab w:val="num" w:pos="720"/>
+        </w:tabs>
+        <w:ind w:left="720" w:hanging="360"/>
+      </w:pPr>
+      <w:rPr>
+        <w:rFonts w:ascii="Symbol" w:hAnsi="Symbol" w:hint="default"/>
+        <w:sz w:val="20"/>
+      </w:rPr>
+    </w:lvl>
+    <w:lvl w:ilvl="1" w:tentative="1">
+      <w:start w:val="1"/>
+      <w:numFmt w:val="bullet"/>
+      <w:lvlText w:val="o"/>
+      <w:lvlJc w:val="left"/>
+      <w:pPr>
+        <w:tabs>
+          <w:tab w:val="num" w:pos="1440"/>
+        </w:tabs>
+        <w:ind w:left="1440" w:hanging="360"/>
+      </w:pPr>
+      <w:rPr>
+        <w:rFonts w:ascii="Courier New" w:hAnsi="Courier New" w:hint="default"/>
+        <w:sz w:val="20"/>
+      </w:rPr>
+    </w:lvl>
+    <w:lvl w:ilvl="2" w:tentative="1">
+      <w:start w:val="1"/>
+      <w:numFmt w:val="bullet"/>
+      <w:lvlText w:val=""/>
+      <w:lvlJc w:val="left"/>
+      <w:pPr>
+        <w:tabs>
+          <w:tab w:val="num" w:pos="2160"/>
+        </w:tabs>
+        <w:ind w:left="2160" w:hanging="360"/>
+      </w:pPr>
+      <w:rPr>
+        <w:rFonts w:ascii="Wingdings" w:hAnsi="Wingdings" w:hint="default"/>
+        <w:sz w:val="20"/>
+      </w:rPr>
+    </w:lvl>
+    <w:lvl w:ilvl="3" w:tentative="1">
+      <w:start w:val="1"/>
+      <w:numFmt w:val="bullet"/>
+      <w:lvlText w:val=""/>
+      <w:lvlJc w:val="left"/>
+      <w:pPr>
+        <w:tabs>
+          <w:tab w:val="num" w:pos="2880"/>
+        </w:tabs>
+        <w:ind w:left="2880" w:hanging="360"/>
+      </w:pPr>
+      <w:rPr>
+        <w:rFonts w:ascii="Wingdings" w:hAnsi="Wingdings" w:hint="default"/>
+        <w:sz w:val="20"/>
+      </w:rPr>
+    </w:lvl>
+    <w:lvl w:ilvl="4" w:tentative="1">
+      <w:start w:val="1"/>
+      <w:numFmt w:val="bullet"/>
+      <w:lvlText w:val=""/>
+      <w:lvlJc w:val="left"/>
+      <w:pPr>
+        <w:tabs>
+          <w:tab w:val="num" w:pos="3600"/>
+        </w:tabs>
+        <w:ind w:left="3600" w:hanging="360"/>
+      </w:pPr>
+      <w:rPr>
+        <w:rFonts w:ascii="Wingdings" w:hAnsi="Wingdings" w:hint="default"/>
+        <w:sz w:val="20"/>
+      </w:rPr>
+    </w:lvl>
+    <w:lvl w:ilvl="5" w:tentative="1">
+      <w:start w:val="1"/>
+      <w:numFmt w:val="bullet"/>
+      <w:lvlText w:val=""/>
+      <w:lvlJc w:val="left"/>
+      <w:pPr>
+        <w:tabs>
+          <w:tab w:val="num" w:pos="4320"/>
+        </w:tabs>
+        <w:ind w:left="4320" w:hanging="360"/>
+      </w:pPr>
+      <w:rPr>
+        <w:rFonts w:ascii="Wingdings" w:hAnsi="Wingdings" w:hint="default"/>
+        <w:sz w:val="20"/>
+      </w:rPr>
+    </w:lvl>
+    <w:lvl w:ilvl="6" w:tentative="1">
+      <w:start w:val="1"/>
+      <w:numFmt w:val="bullet"/>
+      <w:lvlText w:val=""/>
+      <w:lvlJc w:val="left"/>
+      <w:pPr>
+        <w:tabs>
+          <w:tab w:val="num" w:pos="5040"/>
+        </w:tabs>
+        <w:ind w:left="5040" w:hanging="360"/>
+      </w:pPr>
+      <w:rPr>
+        <w:rFonts w:ascii="Wingdings" w:hAnsi="Wingdings" w:hint="default"/>
+        <w:sz w:val="20"/>
+      </w:rPr>
+    </w:lvl>
+    <w:lvl w:ilvl="7" w:tentative="1">
+      <w:start w:val="1"/>
+      <w:numFmt w:val="bullet"/>
+      <w:lvlText w:val=""/>
+      <w:lvlJc w:val="left"/>
+      <w:pPr>
+        <w:tabs>
+          <w:tab w:val="num" w:pos="5760"/>
+        </w:tabs>
+        <w:ind w:left="5760" w:hanging="360"/>
+      </w:pPr>
+      <w:rPr>
+        <w:rFonts w:ascii="Wingdings" w:hAnsi="Wingdings" w:hint="default"/>
+        <w:sz w:val="20"/>
+      </w:rPr>
+    </w:lvl>
+    <w:lvl w:ilvl="8" w:tentative="1">
+      <w:start w:val="1"/>
+      <w:numFmt w:val="bullet"/>
+      <w:lvlText w:val=""/>
+      <w:lvlJc w:val="left"/>
+      <w:pPr>
+        <w:tabs>
+          <w:tab w:val="num" w:pos="6480"/>
+        </w:tabs>
+        <w:ind w:left="6480" w:hanging="360"/>
+      </w:pPr>
+      <w:rPr>
+        <w:rFonts w:ascii="Wingdings" w:hAnsi="Wingdings" w:hint="default"/>
+        <w:sz w:val="20"/>
+      </w:rPr>
+    </w:lvl>
+  </w:abstractNum>
+  <w:abstractNum w:abstractNumId="10" w15:restartNumberingAfterBreak="0">
+    <w:nsid w:val="194C34DA"/>
+    <w:multiLevelType w:val="multilevel"/>
+    <w:tmpl w:val="89DA0698"/>
+    <w:lvl w:ilvl="0">
+      <w:start w:val="1"/>
+      <w:numFmt w:val="bullet"/>
+      <w:lvlText w:val=""/>
+      <w:lvlJc w:val="left"/>
+      <w:pPr>
+        <w:tabs>
+          <w:tab w:val="num" w:pos="720"/>
+        </w:tabs>
+        <w:ind w:left="720" w:hanging="360"/>
+      </w:pPr>
+      <w:rPr>
+        <w:rFonts w:ascii="Symbol" w:hAnsi="Symbol" w:hint="default"/>
+        <w:sz w:val="20"/>
+      </w:rPr>
+    </w:lvl>
+    <w:lvl w:ilvl="1" w:tentative="1">
+      <w:start w:val="1"/>
+      <w:numFmt w:val="bullet"/>
+      <w:lvlText w:val="o"/>
+      <w:lvlJc w:val="left"/>
+      <w:pPr>
+        <w:tabs>
+          <w:tab w:val="num" w:pos="1440"/>
+        </w:tabs>
+        <w:ind w:left="1440" w:hanging="360"/>
+      </w:pPr>
+      <w:rPr>
+        <w:rFonts w:ascii="Courier New" w:hAnsi="Courier New" w:hint="default"/>
+        <w:sz w:val="20"/>
+      </w:rPr>
+    </w:lvl>
+    <w:lvl w:ilvl="2" w:tentative="1">
+      <w:start w:val="1"/>
+      <w:numFmt w:val="bullet"/>
+      <w:lvlText w:val=""/>
+      <w:lvlJc w:val="left"/>
+      <w:pPr>
+        <w:tabs>
+          <w:tab w:val="num" w:pos="2160"/>
+        </w:tabs>
+        <w:ind w:left="2160" w:hanging="360"/>
+      </w:pPr>
+      <w:rPr>
+        <w:rFonts w:ascii="Wingdings" w:hAnsi="Wingdings" w:hint="default"/>
+        <w:sz w:val="20"/>
+      </w:rPr>
+    </w:lvl>
+    <w:lvl w:ilvl="3" w:tentative="1">
+      <w:start w:val="1"/>
+      <w:numFmt w:val="bullet"/>
+      <w:lvlText w:val=""/>
+      <w:lvlJc w:val="left"/>
+      <w:pPr>
+        <w:tabs>
+          <w:tab w:val="num" w:pos="2880"/>
+        </w:tabs>
+        <w:ind w:left="2880" w:hanging="360"/>
+      </w:pPr>
+      <w:rPr>
+        <w:rFonts w:ascii="Wingdings" w:hAnsi="Wingdings" w:hint="default"/>
+        <w:sz w:val="20"/>
+      </w:rPr>
+    </w:lvl>
+    <w:lvl w:ilvl="4" w:tentative="1">
+      <w:start w:val="1"/>
+      <w:numFmt w:val="bullet"/>
+      <w:lvlText w:val=""/>
+      <w:lvlJc w:val="left"/>
+      <w:pPr>
+        <w:tabs>
+          <w:tab w:val="num" w:pos="3600"/>
+        </w:tabs>
+        <w:ind w:left="3600" w:hanging="360"/>
+      </w:pPr>
+      <w:rPr>
+        <w:rFonts w:ascii="Wingdings" w:hAnsi="Wingdings" w:hint="default"/>
+        <w:sz w:val="20"/>
+      </w:rPr>
+    </w:lvl>
+    <w:lvl w:ilvl="5" w:tentative="1">
+      <w:start w:val="1"/>
+      <w:numFmt w:val="bullet"/>
+      <w:lvlText w:val=""/>
+      <w:lvlJc w:val="left"/>
+      <w:pPr>
+        <w:tabs>
+          <w:tab w:val="num" w:pos="4320"/>
+        </w:tabs>
+        <w:ind w:left="4320" w:hanging="360"/>
+      </w:pPr>
+      <w:rPr>
+        <w:rFonts w:ascii="Wingdings" w:hAnsi="Wingdings" w:hint="default"/>
+        <w:sz w:val="20"/>
+      </w:rPr>
+    </w:lvl>
+    <w:lvl w:ilvl="6" w:tentative="1">
+      <w:start w:val="1"/>
+      <w:numFmt w:val="bullet"/>
+      <w:lvlText w:val=""/>
+      <w:lvlJc w:val="left"/>
+      <w:pPr>
+        <w:tabs>
+          <w:tab w:val="num" w:pos="5040"/>
+        </w:tabs>
+        <w:ind w:left="5040" w:hanging="360"/>
+      </w:pPr>
+      <w:rPr>
+        <w:rFonts w:ascii="Wingdings" w:hAnsi="Wingdings" w:hint="default"/>
+        <w:sz w:val="20"/>
+      </w:rPr>
+    </w:lvl>
+    <w:lvl w:ilvl="7" w:tentative="1">
+      <w:start w:val="1"/>
+      <w:numFmt w:val="bullet"/>
+      <w:lvlText w:val=""/>
+      <w:lvlJc w:val="left"/>
+      <w:pPr>
+        <w:tabs>
+          <w:tab w:val="num" w:pos="5760"/>
+        </w:tabs>
+        <w:ind w:left="5760" w:hanging="360"/>
+      </w:pPr>
+      <w:rPr>
+        <w:rFonts w:ascii="Wingdings" w:hAnsi="Wingdings" w:hint="default"/>
+        <w:sz w:val="20"/>
+      </w:rPr>
+    </w:lvl>
+    <w:lvl w:ilvl="8" w:tentative="1">
+      <w:start w:val="1"/>
+      <w:numFmt w:val="bullet"/>
+      <w:lvlText w:val=""/>
+      <w:lvlJc w:val="left"/>
+      <w:pPr>
+        <w:tabs>
+          <w:tab w:val="num" w:pos="6480"/>
+        </w:tabs>
+        <w:ind w:left="6480" w:hanging="360"/>
+      </w:pPr>
+      <w:rPr>
+        <w:rFonts w:ascii="Wingdings" w:hAnsi="Wingdings" w:hint="default"/>
+        <w:sz w:val="20"/>
+      </w:rPr>
+    </w:lvl>
+  </w:abstractNum>
+  <w:abstractNum w:abstractNumId="11" w15:restartNumberingAfterBreak="0">
+    <w:nsid w:val="1B0A0286"/>
+    <w:multiLevelType w:val="multilevel"/>
+    <w:tmpl w:val="DFDE026E"/>
+    <w:lvl w:ilvl="0">
+      <w:start w:val="1"/>
+      <w:numFmt w:val="bullet"/>
+      <w:lvlText w:val=""/>
+      <w:lvlJc w:val="left"/>
+      <w:pPr>
+        <w:tabs>
+          <w:tab w:val="num" w:pos="720"/>
+        </w:tabs>
+        <w:ind w:left="720" w:hanging="360"/>
+      </w:pPr>
+      <w:rPr>
+        <w:rFonts w:ascii="Symbol" w:hAnsi="Symbol" w:hint="default"/>
+        <w:sz w:val="20"/>
+      </w:rPr>
+    </w:lvl>
+    <w:lvl w:ilvl="1" w:tentative="1">
+      <w:start w:val="1"/>
+      <w:numFmt w:val="bullet"/>
+      <w:lvlText w:val="o"/>
+      <w:lvlJc w:val="left"/>
+      <w:pPr>
+        <w:tabs>
+          <w:tab w:val="num" w:pos="1440"/>
+        </w:tabs>
+        <w:ind w:left="1440" w:hanging="360"/>
+      </w:pPr>
+      <w:rPr>
+        <w:rFonts w:ascii="Courier New" w:hAnsi="Courier New" w:hint="default"/>
+        <w:sz w:val="20"/>
+      </w:rPr>
+    </w:lvl>
+    <w:lvl w:ilvl="2" w:tentative="1">
+      <w:start w:val="1"/>
+      <w:numFmt w:val="bullet"/>
+      <w:lvlText w:val=""/>
+      <w:lvlJc w:val="left"/>
+      <w:pPr>
+        <w:tabs>
+          <w:tab w:val="num" w:pos="2160"/>
+        </w:tabs>
+        <w:ind w:left="2160" w:hanging="360"/>
+      </w:pPr>
+      <w:rPr>
+        <w:rFonts w:ascii="Wingdings" w:hAnsi="Wingdings" w:hint="default"/>
+        <w:sz w:val="20"/>
+      </w:rPr>
+    </w:lvl>
+    <w:lvl w:ilvl="3" w:tentative="1">
+      <w:start w:val="1"/>
+      <w:numFmt w:val="bullet"/>
+      <w:lvlText w:val=""/>
+      <w:lvlJc w:val="left"/>
+      <w:pPr>
+        <w:tabs>
+          <w:tab w:val="num" w:pos="2880"/>
+        </w:tabs>
+        <w:ind w:left="2880" w:hanging="360"/>
+      </w:pPr>
+      <w:rPr>
+        <w:rFonts w:ascii="Wingdings" w:hAnsi="Wingdings" w:hint="default"/>
+        <w:sz w:val="20"/>
+      </w:rPr>
+    </w:lvl>
+    <w:lvl w:ilvl="4" w:tentative="1">
+      <w:start w:val="1"/>
+      <w:numFmt w:val="bullet"/>
+      <w:lvlText w:val=""/>
+      <w:lvlJc w:val="left"/>
+      <w:pPr>
+        <w:tabs>
+          <w:tab w:val="num" w:pos="3600"/>
+        </w:tabs>
+        <w:ind w:left="3600" w:hanging="360"/>
+      </w:pPr>
+      <w:rPr>
+        <w:rFonts w:ascii="Wingdings" w:hAnsi="Wingdings" w:hint="default"/>
+        <w:sz w:val="20"/>
+      </w:rPr>
+    </w:lvl>
+    <w:lvl w:ilvl="5" w:tentative="1">
+      <w:start w:val="1"/>
+      <w:numFmt w:val="bullet"/>
+      <w:lvlText w:val=""/>
+      <w:lvlJc w:val="left"/>
+      <w:pPr>
+        <w:tabs>
+          <w:tab w:val="num" w:pos="4320"/>
+        </w:tabs>
+        <w:ind w:left="4320" w:hanging="360"/>
+      </w:pPr>
+      <w:rPr>
+        <w:rFonts w:ascii="Wingdings" w:hAnsi="Wingdings" w:hint="default"/>
+        <w:sz w:val="20"/>
+      </w:rPr>
+    </w:lvl>
+    <w:lvl w:ilvl="6" w:tentative="1">
+      <w:start w:val="1"/>
+      <w:numFmt w:val="bullet"/>
+      <w:lvlText w:val=""/>
+      <w:lvlJc w:val="left"/>
+      <w:pPr>
+        <w:tabs>
+          <w:tab w:val="num" w:pos="5040"/>
+        </w:tabs>
+        <w:ind w:left="5040" w:hanging="360"/>
+      </w:pPr>
+      <w:rPr>
+        <w:rFonts w:ascii="Wingdings" w:hAnsi="Wingdings" w:hint="default"/>
+        <w:sz w:val="20"/>
+      </w:rPr>
+    </w:lvl>
+    <w:lvl w:ilvl="7" w:tentative="1">
+      <w:start w:val="1"/>
+      <w:numFmt w:val="bullet"/>
+      <w:lvlText w:val=""/>
+      <w:lvlJc w:val="left"/>
+      <w:pPr>
+        <w:tabs>
+          <w:tab w:val="num" w:pos="5760"/>
+        </w:tabs>
+        <w:ind w:left="5760" w:hanging="360"/>
+      </w:pPr>
+      <w:rPr>
+        <w:rFonts w:ascii="Wingdings" w:hAnsi="Wingdings" w:hint="default"/>
+        <w:sz w:val="20"/>
+      </w:rPr>
+    </w:lvl>
+    <w:lvl w:ilvl="8" w:tentative="1">
+      <w:start w:val="1"/>
+      <w:numFmt w:val="bullet"/>
+      <w:lvlText w:val=""/>
+      <w:lvlJc w:val="left"/>
+      <w:pPr>
+        <w:tabs>
+          <w:tab w:val="num" w:pos="6480"/>
+        </w:tabs>
+        <w:ind w:left="6480" w:hanging="360"/>
+      </w:pPr>
+      <w:rPr>
+        <w:rFonts w:ascii="Wingdings" w:hAnsi="Wingdings" w:hint="default"/>
+        <w:sz w:val="20"/>
+      </w:rPr>
+    </w:lvl>
+  </w:abstractNum>
+  <w:abstractNum w:abstractNumId="12" w15:restartNumberingAfterBreak="0">
+    <w:nsid w:val="1CC02E6D"/>
+    <w:multiLevelType w:val="multilevel"/>
+    <w:tmpl w:val="78BE8206"/>
+    <w:lvl w:ilvl="0">
+      <w:start w:val="1"/>
+      <w:numFmt w:val="bullet"/>
+      <w:lvlText w:val=""/>
+      <w:lvlJc w:val="left"/>
+      <w:pPr>
+        <w:tabs>
+          <w:tab w:val="num" w:pos="720"/>
+        </w:tabs>
+        <w:ind w:left="720" w:hanging="360"/>
+      </w:pPr>
+      <w:rPr>
+        <w:rFonts w:ascii="Symbol" w:hAnsi="Symbol" w:hint="default"/>
+        <w:sz w:val="20"/>
+      </w:rPr>
+    </w:lvl>
+    <w:lvl w:ilvl="1" w:tentative="1">
+      <w:start w:val="1"/>
+      <w:numFmt w:val="bullet"/>
+      <w:lvlText w:val="o"/>
+      <w:lvlJc w:val="left"/>
+      <w:pPr>
+        <w:tabs>
+          <w:tab w:val="num" w:pos="1440"/>
+        </w:tabs>
+        <w:ind w:left="1440" w:hanging="360"/>
+      </w:pPr>
+      <w:rPr>
+        <w:rFonts w:ascii="Courier New" w:hAnsi="Courier New" w:hint="default"/>
+        <w:sz w:val="20"/>
+      </w:rPr>
+    </w:lvl>
+    <w:lvl w:ilvl="2" w:tentative="1">
+      <w:start w:val="1"/>
+      <w:numFmt w:val="bullet"/>
+      <w:lvlText w:val=""/>
+      <w:lvlJc w:val="left"/>
+      <w:pPr>
+        <w:tabs>
+          <w:tab w:val="num" w:pos="2160"/>
+        </w:tabs>
+        <w:ind w:left="2160" w:hanging="360"/>
+      </w:pPr>
+      <w:rPr>
+        <w:rFonts w:ascii="Wingdings" w:hAnsi="Wingdings" w:hint="default"/>
+        <w:sz w:val="20"/>
+      </w:rPr>
+    </w:lvl>
+    <w:lvl w:ilvl="3" w:tentative="1">
+      <w:start w:val="1"/>
+      <w:numFmt w:val="bullet"/>
+      <w:lvlText w:val=""/>
+      <w:lvlJc w:val="left"/>
+      <w:pPr>
+        <w:tabs>
+          <w:tab w:val="num" w:pos="2880"/>
+        </w:tabs>
+        <w:ind w:left="2880" w:hanging="360"/>
+      </w:pPr>
+      <w:rPr>
+        <w:rFonts w:ascii="Wingdings" w:hAnsi="Wingdings" w:hint="default"/>
+        <w:sz w:val="20"/>
+      </w:rPr>
+    </w:lvl>
+    <w:lvl w:ilvl="4" w:tentative="1">
+      <w:start w:val="1"/>
+      <w:numFmt w:val="bullet"/>
+      <w:lvlText w:val=""/>
+      <w:lvlJc w:val="left"/>
+      <w:pPr>
+        <w:tabs>
+          <w:tab w:val="num" w:pos="3600"/>
+        </w:tabs>
+        <w:ind w:left="3600" w:hanging="360"/>
+      </w:pPr>
+      <w:rPr>
+        <w:rFonts w:ascii="Wingdings" w:hAnsi="Wingdings" w:hint="default"/>
+        <w:sz w:val="20"/>
+      </w:rPr>
+    </w:lvl>
+    <w:lvl w:ilvl="5" w:tentative="1">
+      <w:start w:val="1"/>
+      <w:numFmt w:val="bullet"/>
+      <w:lvlText w:val=""/>
+      <w:lvlJc w:val="left"/>
+      <w:pPr>
+        <w:tabs>
+          <w:tab w:val="num" w:pos="4320"/>
+        </w:tabs>
+        <w:ind w:left="4320" w:hanging="360"/>
+      </w:pPr>
+      <w:rPr>
+        <w:rFonts w:ascii="Wingdings" w:hAnsi="Wingdings" w:hint="default"/>
+        <w:sz w:val="20"/>
+      </w:rPr>
+    </w:lvl>
+    <w:lvl w:ilvl="6" w:tentative="1">
+      <w:start w:val="1"/>
+      <w:numFmt w:val="bullet"/>
+      <w:lvlText w:val=""/>
+      <w:lvlJc w:val="left"/>
+      <w:pPr>
+        <w:tabs>
+          <w:tab w:val="num" w:pos="5040"/>
+        </w:tabs>
+        <w:ind w:left="5040" w:hanging="360"/>
+      </w:pPr>
+      <w:rPr>
+        <w:rFonts w:ascii="Wingdings" w:hAnsi="Wingdings" w:hint="default"/>
+        <w:sz w:val="20"/>
+      </w:rPr>
+    </w:lvl>
+    <w:lvl w:ilvl="7" w:tentative="1">
+      <w:start w:val="1"/>
+      <w:numFmt w:val="bullet"/>
+      <w:lvlText w:val=""/>
+      <w:lvlJc w:val="left"/>
+      <w:pPr>
+        <w:tabs>
+          <w:tab w:val="num" w:pos="5760"/>
+        </w:tabs>
+        <w:ind w:left="5760" w:hanging="360"/>
+      </w:pPr>
+      <w:rPr>
+        <w:rFonts w:ascii="Wingdings" w:hAnsi="Wingdings" w:hint="default"/>
+        <w:sz w:val="20"/>
+      </w:rPr>
+    </w:lvl>
+    <w:lvl w:ilvl="8" w:tentative="1">
+      <w:start w:val="1"/>
+      <w:numFmt w:val="bullet"/>
+      <w:lvlText w:val=""/>
+      <w:lvlJc w:val="left"/>
+      <w:pPr>
+        <w:tabs>
+          <w:tab w:val="num" w:pos="6480"/>
+        </w:tabs>
+        <w:ind w:left="6480" w:hanging="360"/>
+      </w:pPr>
+      <w:rPr>
+        <w:rFonts w:ascii="Wingdings" w:hAnsi="Wingdings" w:hint="default"/>
+        <w:sz w:val="20"/>
+      </w:rPr>
+    </w:lvl>
+  </w:abstractNum>
+  <w:abstractNum w:abstractNumId="13" w15:restartNumberingAfterBreak="0">
+    <w:nsid w:val="30810DB6"/>
+    <w:multiLevelType w:val="multilevel"/>
+    <w:tmpl w:val="4E185206"/>
+    <w:lvl w:ilvl="0">
+      <w:start w:val="1"/>
+      <w:numFmt w:val="bullet"/>
+      <w:lvlText w:val=""/>
+      <w:lvlJc w:val="left"/>
+      <w:pPr>
+        <w:tabs>
+          <w:tab w:val="num" w:pos="720"/>
+        </w:tabs>
+        <w:ind w:left="720" w:hanging="360"/>
+      </w:pPr>
+      <w:rPr>
+        <w:rFonts w:ascii="Symbol" w:hAnsi="Symbol" w:hint="default"/>
+        <w:sz w:val="20"/>
+      </w:rPr>
+    </w:lvl>
+    <w:lvl w:ilvl="1" w:tentative="1">
+      <w:start w:val="1"/>
+      <w:numFmt w:val="bullet"/>
+      <w:lvlText w:val="o"/>
+      <w:lvlJc w:val="left"/>
+      <w:pPr>
+        <w:tabs>
+          <w:tab w:val="num" w:pos="1440"/>
+        </w:tabs>
+        <w:ind w:left="1440" w:hanging="360"/>
+      </w:pPr>
+      <w:rPr>
+        <w:rFonts w:ascii="Courier New" w:hAnsi="Courier New" w:hint="default"/>
+        <w:sz w:val="20"/>
+      </w:rPr>
+    </w:lvl>
+    <w:lvl w:ilvl="2" w:tentative="1">
+      <w:start w:val="1"/>
+      <w:numFmt w:val="bullet"/>
+      <w:lvlText w:val=""/>
+      <w:lvlJc w:val="left"/>
+      <w:pPr>
+        <w:tabs>
+          <w:tab w:val="num" w:pos="2160"/>
+        </w:tabs>
+        <w:ind w:left="2160" w:hanging="360"/>
+      </w:pPr>
+      <w:rPr>
+        <w:rFonts w:ascii="Wingdings" w:hAnsi="Wingdings" w:hint="default"/>
+        <w:sz w:val="20"/>
+      </w:rPr>
+    </w:lvl>
+    <w:lvl w:ilvl="3" w:tentative="1">
+      <w:start w:val="1"/>
+      <w:numFmt w:val="bullet"/>
+      <w:lvlText w:val=""/>
+      <w:lvlJc w:val="left"/>
+      <w:pPr>
+        <w:tabs>
+          <w:tab w:val="num" w:pos="2880"/>
+        </w:tabs>
+        <w:ind w:left="2880" w:hanging="360"/>
+      </w:pPr>
+      <w:rPr>
+        <w:rFonts w:ascii="Wingdings" w:hAnsi="Wingdings" w:hint="default"/>
+        <w:sz w:val="20"/>
+      </w:rPr>
+    </w:lvl>
+    <w:lvl w:ilvl="4" w:tentative="1">
+      <w:start w:val="1"/>
+      <w:numFmt w:val="bullet"/>
+      <w:lvlText w:val=""/>
+      <w:lvlJc w:val="left"/>
+      <w:pPr>
+        <w:tabs>
+          <w:tab w:val="num" w:pos="3600"/>
+        </w:tabs>
+        <w:ind w:left="3600" w:hanging="360"/>
+      </w:pPr>
+      <w:rPr>
+        <w:rFonts w:ascii="Wingdings" w:hAnsi="Wingdings" w:hint="default"/>
+        <w:sz w:val="20"/>
+      </w:rPr>
+    </w:lvl>
+    <w:lvl w:ilvl="5" w:tentative="1">
+      <w:start w:val="1"/>
+      <w:numFmt w:val="bullet"/>
+      <w:lvlText w:val=""/>
+      <w:lvlJc w:val="left"/>
+      <w:pPr>
+        <w:tabs>
+          <w:tab w:val="num" w:pos="4320"/>
+        </w:tabs>
+        <w:ind w:left="4320" w:hanging="360"/>
+      </w:pPr>
+      <w:rPr>
+        <w:rFonts w:ascii="Wingdings" w:hAnsi="Wingdings" w:hint="default"/>
+        <w:sz w:val="20"/>
+      </w:rPr>
+    </w:lvl>
+    <w:lvl w:ilvl="6" w:tentative="1">
+      <w:start w:val="1"/>
+      <w:numFmt w:val="bullet"/>
+      <w:lvlText w:val=""/>
+      <w:lvlJc w:val="left"/>
+      <w:pPr>
+        <w:tabs>
+          <w:tab w:val="num" w:pos="5040"/>
+        </w:tabs>
+        <w:ind w:left="5040" w:hanging="360"/>
+      </w:pPr>
+      <w:rPr>
+        <w:rFonts w:ascii="Wingdings" w:hAnsi="Wingdings" w:hint="default"/>
+        <w:sz w:val="20"/>
+      </w:rPr>
+    </w:lvl>
+    <w:lvl w:ilvl="7" w:tentative="1">
+      <w:start w:val="1"/>
+      <w:numFmt w:val="bullet"/>
+      <w:lvlText w:val=""/>
+      <w:lvlJc w:val="left"/>
+      <w:pPr>
+        <w:tabs>
+          <w:tab w:val="num" w:pos="5760"/>
+        </w:tabs>
+        <w:ind w:left="5760" w:hanging="360"/>
+      </w:pPr>
+      <w:rPr>
+        <w:rFonts w:ascii="Wingdings" w:hAnsi="Wingdings" w:hint="default"/>
+        <w:sz w:val="20"/>
+      </w:rPr>
+    </w:lvl>
+    <w:lvl w:ilvl="8" w:tentative="1">
+      <w:start w:val="1"/>
+      <w:numFmt w:val="bullet"/>
+      <w:lvlText w:val=""/>
+      <w:lvlJc w:val="left"/>
+      <w:pPr>
+        <w:tabs>
+          <w:tab w:val="num" w:pos="6480"/>
+        </w:tabs>
+        <w:ind w:left="6480" w:hanging="360"/>
+      </w:pPr>
+      <w:rPr>
+        <w:rFonts w:ascii="Wingdings" w:hAnsi="Wingdings" w:hint="default"/>
+        <w:sz w:val="20"/>
+      </w:rPr>
+    </w:lvl>
+  </w:abstractNum>
+  <w:abstractNum w:abstractNumId="14" w15:restartNumberingAfterBreak="0">
+    <w:nsid w:val="34AA15A0"/>
+    <w:multiLevelType w:val="multilevel"/>
+    <w:tmpl w:val="BF9682AC"/>
+    <w:lvl w:ilvl="0">
+      <w:start w:val="1"/>
+      <w:numFmt w:val="bullet"/>
+      <w:lvlText w:val=""/>
+      <w:lvlJc w:val="left"/>
+      <w:pPr>
+        <w:tabs>
+          <w:tab w:val="num" w:pos="720"/>
+        </w:tabs>
+        <w:ind w:left="720" w:hanging="360"/>
+      </w:pPr>
+      <w:rPr>
+        <w:rFonts w:ascii="Symbol" w:hAnsi="Symbol" w:hint="default"/>
+        <w:sz w:val="20"/>
+      </w:rPr>
+    </w:lvl>
+    <w:lvl w:ilvl="1" w:tentative="1">
+      <w:start w:val="1"/>
+      <w:numFmt w:val="bullet"/>
+      <w:lvlText w:val="o"/>
+      <w:lvlJc w:val="left"/>
+      <w:pPr>
+        <w:tabs>
+          <w:tab w:val="num" w:pos="1440"/>
+        </w:tabs>
+        <w:ind w:left="1440" w:hanging="360"/>
+      </w:pPr>
+      <w:rPr>
+        <w:rFonts w:ascii="Courier New" w:hAnsi="Courier New" w:hint="default"/>
+        <w:sz w:val="20"/>
+      </w:rPr>
+    </w:lvl>
+    <w:lvl w:ilvl="2" w:tentative="1">
+      <w:start w:val="1"/>
+      <w:numFmt w:val="bullet"/>
+      <w:lvlText w:val=""/>
+      <w:lvlJc w:val="left"/>
+      <w:pPr>
+        <w:tabs>
+          <w:tab w:val="num" w:pos="2160"/>
+        </w:tabs>
+        <w:ind w:left="2160" w:hanging="360"/>
+      </w:pPr>
+      <w:rPr>
+        <w:rFonts w:ascii="Wingdings" w:hAnsi="Wingdings" w:hint="default"/>
+        <w:sz w:val="20"/>
+      </w:rPr>
+    </w:lvl>
+    <w:lvl w:ilvl="3" w:tentative="1">
+      <w:start w:val="1"/>
+      <w:numFmt w:val="bullet"/>
+      <w:lvlText w:val=""/>
+      <w:lvlJc w:val="left"/>
+      <w:pPr>
+        <w:tabs>
+          <w:tab w:val="num" w:pos="2880"/>
+        </w:tabs>
+        <w:ind w:left="2880" w:hanging="360"/>
+      </w:pPr>
+      <w:rPr>
+        <w:rFonts w:ascii="Wingdings" w:hAnsi="Wingdings" w:hint="default"/>
+        <w:sz w:val="20"/>
+      </w:rPr>
+    </w:lvl>
+    <w:lvl w:ilvl="4" w:tentative="1">
+      <w:start w:val="1"/>
+      <w:numFmt w:val="bullet"/>
+      <w:lvlText w:val=""/>
+      <w:lvlJc w:val="left"/>
+      <w:pPr>
+        <w:tabs>
+          <w:tab w:val="num" w:pos="3600"/>
+        </w:tabs>
+        <w:ind w:left="3600" w:hanging="360"/>
+      </w:pPr>
+      <w:rPr>
+        <w:rFonts w:ascii="Wingdings" w:hAnsi="Wingdings" w:hint="default"/>
+        <w:sz w:val="20"/>
+      </w:rPr>
+    </w:lvl>
+    <w:lvl w:ilvl="5" w:tentative="1">
+      <w:start w:val="1"/>
+      <w:numFmt w:val="bullet"/>
+      <w:lvlText w:val=""/>
+      <w:lvlJc w:val="left"/>
+      <w:pPr>
+        <w:tabs>
+          <w:tab w:val="num" w:pos="4320"/>
+        </w:tabs>
+        <w:ind w:left="4320" w:hanging="360"/>
+      </w:pPr>
+      <w:rPr>
+        <w:rFonts w:ascii="Wingdings" w:hAnsi="Wingdings" w:hint="default"/>
+        <w:sz w:val="20"/>
+      </w:rPr>
+    </w:lvl>
+    <w:lvl w:ilvl="6" w:tentative="1">
+      <w:start w:val="1"/>
+      <w:numFmt w:val="bullet"/>
+      <w:lvlText w:val=""/>
+      <w:lvlJc w:val="left"/>
+      <w:pPr>
+        <w:tabs>
+          <w:tab w:val="num" w:pos="5040"/>
+        </w:tabs>
+        <w:ind w:left="5040" w:hanging="360"/>
+      </w:pPr>
+      <w:rPr>
+        <w:rFonts w:ascii="Wingdings" w:hAnsi="Wingdings" w:hint="default"/>
+        <w:sz w:val="20"/>
+      </w:rPr>
+    </w:lvl>
+    <w:lvl w:ilvl="7" w:tentative="1">
+      <w:start w:val="1"/>
+      <w:numFmt w:val="bullet"/>
+      <w:lvlText w:val=""/>
+      <w:lvlJc w:val="left"/>
+      <w:pPr>
+        <w:tabs>
+          <w:tab w:val="num" w:pos="5760"/>
+        </w:tabs>
+        <w:ind w:left="5760" w:hanging="360"/>
+      </w:pPr>
+      <w:rPr>
+        <w:rFonts w:ascii="Wingdings" w:hAnsi="Wingdings" w:hint="default"/>
+        <w:sz w:val="20"/>
+      </w:rPr>
+    </w:lvl>
+    <w:lvl w:ilvl="8" w:tentative="1">
+      <w:start w:val="1"/>
+      <w:numFmt w:val="bullet"/>
+      <w:lvlText w:val=""/>
+      <w:lvlJc w:val="left"/>
+      <w:pPr>
+        <w:tabs>
+          <w:tab w:val="num" w:pos="6480"/>
+        </w:tabs>
+        <w:ind w:left="6480" w:hanging="360"/>
+      </w:pPr>
+      <w:rPr>
+        <w:rFonts w:ascii="Wingdings" w:hAnsi="Wingdings" w:hint="default"/>
+        <w:sz w:val="20"/>
+      </w:rPr>
+    </w:lvl>
+  </w:abstractNum>
+  <w:abstractNum w:abstractNumId="15" w15:restartNumberingAfterBreak="0">
+    <w:nsid w:val="34B37469"/>
+    <w:multiLevelType w:val="multilevel"/>
+    <w:tmpl w:val="64F205DE"/>
+    <w:lvl w:ilvl="0">
+      <w:start w:val="1"/>
+      <w:numFmt w:val="bullet"/>
+      <w:lvlText w:val=""/>
+      <w:lvlJc w:val="left"/>
+      <w:pPr>
+        <w:tabs>
+          <w:tab w:val="num" w:pos="720"/>
+        </w:tabs>
+        <w:ind w:left="720" w:hanging="360"/>
+      </w:pPr>
+      <w:rPr>
+        <w:rFonts w:ascii="Symbol" w:hAnsi="Symbol" w:hint="default"/>
+        <w:sz w:val="20"/>
+      </w:rPr>
+    </w:lvl>
+    <w:lvl w:ilvl="1" w:tentative="1">
+      <w:start w:val="1"/>
+      <w:numFmt w:val="bullet"/>
+      <w:lvlText w:val="o"/>
+      <w:lvlJc w:val="left"/>
+      <w:pPr>
+        <w:tabs>
+          <w:tab w:val="num" w:pos="1440"/>
+        </w:tabs>
+        <w:ind w:left="1440" w:hanging="360"/>
+      </w:pPr>
+      <w:rPr>
+        <w:rFonts w:ascii="Courier New" w:hAnsi="Courier New" w:hint="default"/>
+        <w:sz w:val="20"/>
+      </w:rPr>
+    </w:lvl>
+    <w:lvl w:ilvl="2" w:tentative="1">
+      <w:start w:val="1"/>
+      <w:numFmt w:val="bullet"/>
+      <w:lvlText w:val=""/>
+      <w:lvlJc w:val="left"/>
+      <w:pPr>
+        <w:tabs>
+          <w:tab w:val="num" w:pos="2160"/>
+        </w:tabs>
+        <w:ind w:left="2160" w:hanging="360"/>
+      </w:pPr>
+      <w:rPr>
+        <w:rFonts w:ascii="Wingdings" w:hAnsi="Wingdings" w:hint="default"/>
+        <w:sz w:val="20"/>
+      </w:rPr>
+    </w:lvl>
+    <w:lvl w:ilvl="3" w:tentative="1">
+      <w:start w:val="1"/>
+      <w:numFmt w:val="bullet"/>
+      <w:lvlText w:val=""/>
+      <w:lvlJc w:val="left"/>
+      <w:pPr>
+        <w:tabs>
+          <w:tab w:val="num" w:pos="2880"/>
+        </w:tabs>
+        <w:ind w:left="2880" w:hanging="360"/>
+      </w:pPr>
+      <w:rPr>
+        <w:rFonts w:ascii="Wingdings" w:hAnsi="Wingdings" w:hint="default"/>
+        <w:sz w:val="20"/>
+      </w:rPr>
+    </w:lvl>
+    <w:lvl w:ilvl="4" w:tentative="1">
+      <w:start w:val="1"/>
+      <w:numFmt w:val="bullet"/>
+      <w:lvlText w:val=""/>
+      <w:lvlJc w:val="left"/>
+      <w:pPr>
+        <w:tabs>
+          <w:tab w:val="num" w:pos="3600"/>
+        </w:tabs>
+        <w:ind w:left="3600" w:hanging="360"/>
+      </w:pPr>
+      <w:rPr>
+        <w:rFonts w:ascii="Wingdings" w:hAnsi="Wingdings" w:hint="default"/>
+        <w:sz w:val="20"/>
+      </w:rPr>
+    </w:lvl>
+    <w:lvl w:ilvl="5" w:tentative="1">
+      <w:start w:val="1"/>
+      <w:numFmt w:val="bullet"/>
+      <w:lvlText w:val=""/>
+      <w:lvlJc w:val="left"/>
+      <w:pPr>
+        <w:tabs>
+          <w:tab w:val="num" w:pos="4320"/>
+        </w:tabs>
+        <w:ind w:left="4320" w:hanging="360"/>
+      </w:pPr>
+      <w:rPr>
+        <w:rFonts w:ascii="Wingdings" w:hAnsi="Wingdings" w:hint="default"/>
+        <w:sz w:val="20"/>
+      </w:rPr>
+    </w:lvl>
+    <w:lvl w:ilvl="6" w:tentative="1">
+      <w:start w:val="1"/>
+      <w:numFmt w:val="bullet"/>
+      <w:lvlText w:val=""/>
+      <w:lvlJc w:val="left"/>
+      <w:pPr>
+        <w:tabs>
+          <w:tab w:val="num" w:pos="5040"/>
+        </w:tabs>
+        <w:ind w:left="5040" w:hanging="360"/>
+      </w:pPr>
+      <w:rPr>
+        <w:rFonts w:ascii="Wingdings" w:hAnsi="Wingdings" w:hint="default"/>
+        <w:sz w:val="20"/>
+      </w:rPr>
+    </w:lvl>
+    <w:lvl w:ilvl="7" w:tentative="1">
+      <w:start w:val="1"/>
+      <w:numFmt w:val="bullet"/>
+      <w:lvlText w:val=""/>
+      <w:lvlJc w:val="left"/>
+      <w:pPr>
+        <w:tabs>
+          <w:tab w:val="num" w:pos="5760"/>
+        </w:tabs>
+        <w:ind w:left="5760" w:hanging="360"/>
+      </w:pPr>
+      <w:rPr>
+        <w:rFonts w:ascii="Wingdings" w:hAnsi="Wingdings" w:hint="default"/>
+        <w:sz w:val="20"/>
+      </w:rPr>
+    </w:lvl>
+    <w:lvl w:ilvl="8" w:tentative="1">
+      <w:start w:val="1"/>
+      <w:numFmt w:val="bullet"/>
+      <w:lvlText w:val=""/>
+      <w:lvlJc w:val="left"/>
+      <w:pPr>
+        <w:tabs>
+          <w:tab w:val="num" w:pos="6480"/>
+        </w:tabs>
+        <w:ind w:left="6480" w:hanging="360"/>
+      </w:pPr>
+      <w:rPr>
+        <w:rFonts w:ascii="Wingdings" w:hAnsi="Wingdings" w:hint="default"/>
+        <w:sz w:val="20"/>
+      </w:rPr>
+    </w:lvl>
+  </w:abstractNum>
+  <w:abstractNum w:abstractNumId="16" w15:restartNumberingAfterBreak="0">
+    <w:nsid w:val="3A5A4F38"/>
+    <w:multiLevelType w:val="multilevel"/>
+    <w:tmpl w:val="A75AD232"/>
+    <w:lvl w:ilvl="0">
+      <w:start w:val="1"/>
+      <w:numFmt w:val="bullet"/>
+      <w:lvlText w:val=""/>
+      <w:lvlJc w:val="left"/>
+      <w:pPr>
+        <w:tabs>
+          <w:tab w:val="num" w:pos="720"/>
+        </w:tabs>
+        <w:ind w:left="720" w:hanging="360"/>
+      </w:pPr>
+      <w:rPr>
+        <w:rFonts w:ascii="Symbol" w:hAnsi="Symbol" w:hint="default"/>
+        <w:sz w:val="20"/>
+      </w:rPr>
+    </w:lvl>
+    <w:lvl w:ilvl="1">
+      <w:start w:val="1"/>
+      <w:numFmt w:val="bullet"/>
+      <w:lvlText w:val="o"/>
+      <w:lvlJc w:val="left"/>
+      <w:pPr>
+        <w:tabs>
+          <w:tab w:val="num" w:pos="1440"/>
+        </w:tabs>
+        <w:ind w:left="1440" w:hanging="360"/>
+      </w:pPr>
+      <w:rPr>
+        <w:rFonts w:ascii="Courier New" w:hAnsi="Courier New" w:hint="default"/>
+        <w:sz w:val="20"/>
+      </w:rPr>
+    </w:lvl>
+    <w:lvl w:ilvl="2" w:tentative="1">
+      <w:start w:val="1"/>
+      <w:numFmt w:val="bullet"/>
+      <w:lvlText w:val=""/>
+      <w:lvlJc w:val="left"/>
+      <w:pPr>
+        <w:tabs>
+          <w:tab w:val="num" w:pos="2160"/>
+        </w:tabs>
+        <w:ind w:left="2160" w:hanging="360"/>
+      </w:pPr>
+      <w:rPr>
+        <w:rFonts w:ascii="Wingdings" w:hAnsi="Wingdings" w:hint="default"/>
+        <w:sz w:val="20"/>
+      </w:rPr>
+    </w:lvl>
+    <w:lvl w:ilvl="3" w:tentative="1">
+      <w:start w:val="1"/>
+      <w:numFmt w:val="bullet"/>
+      <w:lvlText w:val=""/>
+      <w:lvlJc w:val="left"/>
+      <w:pPr>
+        <w:tabs>
+          <w:tab w:val="num" w:pos="2880"/>
+        </w:tabs>
+        <w:ind w:left="2880" w:hanging="360"/>
+      </w:pPr>
+      <w:rPr>
+        <w:rFonts w:ascii="Wingdings" w:hAnsi="Wingdings" w:hint="default"/>
+        <w:sz w:val="20"/>
+      </w:rPr>
+    </w:lvl>
+    <w:lvl w:ilvl="4" w:tentative="1">
+      <w:start w:val="1"/>
+      <w:numFmt w:val="bullet"/>
+      <w:lvlText w:val=""/>
+      <w:lvlJc w:val="left"/>
+      <w:pPr>
+        <w:tabs>
+          <w:tab w:val="num" w:pos="3600"/>
+        </w:tabs>
+        <w:ind w:left="3600" w:hanging="360"/>
+      </w:pPr>
+      <w:rPr>
+        <w:rFonts w:ascii="Wingdings" w:hAnsi="Wingdings" w:hint="default"/>
+        <w:sz w:val="20"/>
+      </w:rPr>
+    </w:lvl>
+    <w:lvl w:ilvl="5" w:tentative="1">
+      <w:start w:val="1"/>
+      <w:numFmt w:val="bullet"/>
+      <w:lvlText w:val=""/>
+      <w:lvlJc w:val="left"/>
+      <w:pPr>
+        <w:tabs>
+          <w:tab w:val="num" w:pos="4320"/>
+        </w:tabs>
+        <w:ind w:left="4320" w:hanging="360"/>
+      </w:pPr>
+      <w:rPr>
+        <w:rFonts w:ascii="Wingdings" w:hAnsi="Wingdings" w:hint="default"/>
+        <w:sz w:val="20"/>
+      </w:rPr>
+    </w:lvl>
+    <w:lvl w:ilvl="6" w:tentative="1">
+      <w:start w:val="1"/>
+      <w:numFmt w:val="bullet"/>
+      <w:lvlText w:val=""/>
+      <w:lvlJc w:val="left"/>
+      <w:pPr>
+        <w:tabs>
+          <w:tab w:val="num" w:pos="5040"/>
+        </w:tabs>
+        <w:ind w:left="5040" w:hanging="360"/>
+      </w:pPr>
+      <w:rPr>
+        <w:rFonts w:ascii="Wingdings" w:hAnsi="Wingdings" w:hint="default"/>
+        <w:sz w:val="20"/>
+      </w:rPr>
+    </w:lvl>
+    <w:lvl w:ilvl="7" w:tentative="1">
+      <w:start w:val="1"/>
+      <w:numFmt w:val="bullet"/>
+      <w:lvlText w:val=""/>
+      <w:lvlJc w:val="left"/>
+      <w:pPr>
+        <w:tabs>
+          <w:tab w:val="num" w:pos="5760"/>
+        </w:tabs>
+        <w:ind w:left="5760" w:hanging="360"/>
+      </w:pPr>
+      <w:rPr>
+        <w:rFonts w:ascii="Wingdings" w:hAnsi="Wingdings" w:hint="default"/>
+        <w:sz w:val="20"/>
+      </w:rPr>
+    </w:lvl>
+    <w:lvl w:ilvl="8" w:tentative="1">
+      <w:start w:val="1"/>
+      <w:numFmt w:val="bullet"/>
+      <w:lvlText w:val=""/>
+      <w:lvlJc w:val="left"/>
+      <w:pPr>
+        <w:tabs>
+          <w:tab w:val="num" w:pos="6480"/>
+        </w:tabs>
+        <w:ind w:left="6480" w:hanging="360"/>
+      </w:pPr>
+      <w:rPr>
+        <w:rFonts w:ascii="Wingdings" w:hAnsi="Wingdings" w:hint="default"/>
+        <w:sz w:val="20"/>
+      </w:rPr>
+    </w:lvl>
+  </w:abstractNum>
+  <w:abstractNum w:abstractNumId="17" w15:restartNumberingAfterBreak="0">
+    <w:nsid w:val="3B4D385E"/>
+    <w:multiLevelType w:val="multilevel"/>
+    <w:tmpl w:val="5CAEFAD8"/>
+    <w:lvl w:ilvl="0">
+      <w:start w:val="1"/>
+      <w:numFmt w:val="bullet"/>
+      <w:lvlText w:val=""/>
+      <w:lvlJc w:val="left"/>
+      <w:pPr>
+        <w:tabs>
+          <w:tab w:val="num" w:pos="720"/>
+        </w:tabs>
+        <w:ind w:left="720" w:hanging="360"/>
+      </w:pPr>
+      <w:rPr>
+        <w:rFonts w:ascii="Symbol" w:hAnsi="Symbol" w:hint="default"/>
+        <w:sz w:val="20"/>
+      </w:rPr>
+    </w:lvl>
+    <w:lvl w:ilvl="1" w:tentative="1">
+      <w:start w:val="1"/>
+      <w:numFmt w:val="bullet"/>
+      <w:lvlText w:val="o"/>
+      <w:lvlJc w:val="left"/>
+      <w:pPr>
+        <w:tabs>
+          <w:tab w:val="num" w:pos="1440"/>
+        </w:tabs>
+        <w:ind w:left="1440" w:hanging="360"/>
+      </w:pPr>
+      <w:rPr>
+        <w:rFonts w:ascii="Courier New" w:hAnsi="Courier New" w:hint="default"/>
+        <w:sz w:val="20"/>
+      </w:rPr>
+    </w:lvl>
+    <w:lvl w:ilvl="2" w:tentative="1">
+      <w:start w:val="1"/>
+      <w:numFmt w:val="bullet"/>
+      <w:lvlText w:val=""/>
+      <w:lvlJc w:val="left"/>
+      <w:pPr>
+        <w:tabs>
+          <w:tab w:val="num" w:pos="2160"/>
+        </w:tabs>
+        <w:ind w:left="2160" w:hanging="360"/>
+      </w:pPr>
+      <w:rPr>
+        <w:rFonts w:ascii="Wingdings" w:hAnsi="Wingdings" w:hint="default"/>
+        <w:sz w:val="20"/>
+      </w:rPr>
+    </w:lvl>
+    <w:lvl w:ilvl="3" w:tentative="1">
+      <w:start w:val="1"/>
+      <w:numFmt w:val="bullet"/>
+      <w:lvlText w:val=""/>
+      <w:lvlJc w:val="left"/>
+      <w:pPr>
+        <w:tabs>
+          <w:tab w:val="num" w:pos="2880"/>
+        </w:tabs>
+        <w:ind w:left="2880" w:hanging="360"/>
+      </w:pPr>
+      <w:rPr>
+        <w:rFonts w:ascii="Wingdings" w:hAnsi="Wingdings" w:hint="default"/>
+        <w:sz w:val="20"/>
+      </w:rPr>
+    </w:lvl>
+    <w:lvl w:ilvl="4" w:tentative="1">
+      <w:start w:val="1"/>
+      <w:numFmt w:val="bullet"/>
+      <w:lvlText w:val=""/>
+      <w:lvlJc w:val="left"/>
+      <w:pPr>
+        <w:tabs>
+          <w:tab w:val="num" w:pos="3600"/>
+        </w:tabs>
+        <w:ind w:left="3600" w:hanging="360"/>
+      </w:pPr>
+      <w:rPr>
+        <w:rFonts w:ascii="Wingdings" w:hAnsi="Wingdings" w:hint="default"/>
+        <w:sz w:val="20"/>
+      </w:rPr>
+    </w:lvl>
+    <w:lvl w:ilvl="5" w:tentative="1">
+      <w:start w:val="1"/>
+      <w:numFmt w:val="bullet"/>
+      <w:lvlText w:val=""/>
+      <w:lvlJc w:val="left"/>
+      <w:pPr>
+        <w:tabs>
+          <w:tab w:val="num" w:pos="4320"/>
+        </w:tabs>
+        <w:ind w:left="4320" w:hanging="360"/>
+      </w:pPr>
+      <w:rPr>
+        <w:rFonts w:ascii="Wingdings" w:hAnsi="Wingdings" w:hint="default"/>
+        <w:sz w:val="20"/>
+      </w:rPr>
+    </w:lvl>
+    <w:lvl w:ilvl="6" w:tentative="1">
+      <w:start w:val="1"/>
+      <w:numFmt w:val="bullet"/>
+      <w:lvlText w:val=""/>
+      <w:lvlJc w:val="left"/>
+      <w:pPr>
+        <w:tabs>
+          <w:tab w:val="num" w:pos="5040"/>
+        </w:tabs>
+        <w:ind w:left="5040" w:hanging="360"/>
+      </w:pPr>
+      <w:rPr>
+        <w:rFonts w:ascii="Wingdings" w:hAnsi="Wingdings" w:hint="default"/>
+        <w:sz w:val="20"/>
+      </w:rPr>
+    </w:lvl>
+    <w:lvl w:ilvl="7" w:tentative="1">
+      <w:start w:val="1"/>
+      <w:numFmt w:val="bullet"/>
+      <w:lvlText w:val=""/>
+      <w:lvlJc w:val="left"/>
+      <w:pPr>
+        <w:tabs>
+          <w:tab w:val="num" w:pos="5760"/>
+        </w:tabs>
+        <w:ind w:left="5760" w:hanging="360"/>
+      </w:pPr>
+      <w:rPr>
+        <w:rFonts w:ascii="Wingdings" w:hAnsi="Wingdings" w:hint="default"/>
+        <w:sz w:val="20"/>
+      </w:rPr>
+    </w:lvl>
+    <w:lvl w:ilvl="8" w:tentative="1">
+      <w:start w:val="1"/>
+      <w:numFmt w:val="bullet"/>
+      <w:lvlText w:val=""/>
+      <w:lvlJc w:val="left"/>
+      <w:pPr>
+        <w:tabs>
+          <w:tab w:val="num" w:pos="6480"/>
+        </w:tabs>
+        <w:ind w:left="6480" w:hanging="360"/>
+      </w:pPr>
+      <w:rPr>
+        <w:rFonts w:ascii="Wingdings" w:hAnsi="Wingdings" w:hint="default"/>
+        <w:sz w:val="20"/>
+      </w:rPr>
+    </w:lvl>
+  </w:abstractNum>
+  <w:abstractNum w:abstractNumId="18" w15:restartNumberingAfterBreak="0">
+    <w:nsid w:val="3BFB3CD6"/>
+    <w:multiLevelType w:val="multilevel"/>
+    <w:tmpl w:val="267009C4"/>
+    <w:lvl w:ilvl="0">
+      <w:start w:val="1"/>
+      <w:numFmt w:val="bullet"/>
+      <w:lvlText w:val=""/>
+      <w:lvlJc w:val="left"/>
+      <w:pPr>
+        <w:tabs>
+          <w:tab w:val="num" w:pos="720"/>
+        </w:tabs>
+        <w:ind w:left="720" w:hanging="360"/>
+      </w:pPr>
+      <w:rPr>
+        <w:rFonts w:ascii="Symbol" w:hAnsi="Symbol" w:hint="default"/>
+        <w:sz w:val="20"/>
+      </w:rPr>
+    </w:lvl>
+    <w:lvl w:ilvl="1" w:tentative="1">
+      <w:start w:val="1"/>
+      <w:numFmt w:val="bullet"/>
+      <w:lvlText w:val="o"/>
+      <w:lvlJc w:val="left"/>
+      <w:pPr>
+        <w:tabs>
+          <w:tab w:val="num" w:pos="1440"/>
+        </w:tabs>
+        <w:ind w:left="1440" w:hanging="360"/>
+      </w:pPr>
+      <w:rPr>
+        <w:rFonts w:ascii="Courier New" w:hAnsi="Courier New" w:hint="default"/>
+        <w:sz w:val="20"/>
+      </w:rPr>
+    </w:lvl>
+    <w:lvl w:ilvl="2" w:tentative="1">
+      <w:start w:val="1"/>
+      <w:numFmt w:val="bullet"/>
+      <w:lvlText w:val=""/>
+      <w:lvlJc w:val="left"/>
+      <w:pPr>
+        <w:tabs>
+          <w:tab w:val="num" w:pos="2160"/>
+        </w:tabs>
+        <w:ind w:left="2160" w:hanging="360"/>
+      </w:pPr>
+      <w:rPr>
+        <w:rFonts w:ascii="Wingdings" w:hAnsi="Wingdings" w:hint="default"/>
+        <w:sz w:val="20"/>
+      </w:rPr>
+    </w:lvl>
+    <w:lvl w:ilvl="3" w:tentative="1">
+      <w:start w:val="1"/>
+      <w:numFmt w:val="bullet"/>
+      <w:lvlText w:val=""/>
+      <w:lvlJc w:val="left"/>
+      <w:pPr>
+        <w:tabs>
+          <w:tab w:val="num" w:pos="2880"/>
+        </w:tabs>
+        <w:ind w:left="2880" w:hanging="360"/>
+      </w:pPr>
+      <w:rPr>
+        <w:rFonts w:ascii="Wingdings" w:hAnsi="Wingdings" w:hint="default"/>
+        <w:sz w:val="20"/>
+      </w:rPr>
+    </w:lvl>
+    <w:lvl w:ilvl="4" w:tentative="1">
+      <w:start w:val="1"/>
+      <w:numFmt w:val="bullet"/>
+      <w:lvlText w:val=""/>
+      <w:lvlJc w:val="left"/>
+      <w:pPr>
+        <w:tabs>
+          <w:tab w:val="num" w:pos="3600"/>
+        </w:tabs>
+        <w:ind w:left="3600" w:hanging="360"/>
+      </w:pPr>
+      <w:rPr>
+        <w:rFonts w:ascii="Wingdings" w:hAnsi="Wingdings" w:hint="default"/>
+        <w:sz w:val="20"/>
+      </w:rPr>
+    </w:lvl>
+    <w:lvl w:ilvl="5" w:tentative="1">
+      <w:start w:val="1"/>
+      <w:numFmt w:val="bullet"/>
+      <w:lvlText w:val=""/>
+      <w:lvlJc w:val="left"/>
+      <w:pPr>
+        <w:tabs>
+          <w:tab w:val="num" w:pos="4320"/>
+        </w:tabs>
+        <w:ind w:left="4320" w:hanging="360"/>
+      </w:pPr>
+      <w:rPr>
+        <w:rFonts w:ascii="Wingdings" w:hAnsi="Wingdings" w:hint="default"/>
+        <w:sz w:val="20"/>
+      </w:rPr>
+    </w:lvl>
+    <w:lvl w:ilvl="6" w:tentative="1">
+      <w:start w:val="1"/>
+      <w:numFmt w:val="bullet"/>
+      <w:lvlText w:val=""/>
+      <w:lvlJc w:val="left"/>
+      <w:pPr>
+        <w:tabs>
+          <w:tab w:val="num" w:pos="5040"/>
+        </w:tabs>
+        <w:ind w:left="5040" w:hanging="360"/>
+      </w:pPr>
+      <w:rPr>
+        <w:rFonts w:ascii="Wingdings" w:hAnsi="Wingdings" w:hint="default"/>
+        <w:sz w:val="20"/>
+      </w:rPr>
+    </w:lvl>
+    <w:lvl w:ilvl="7" w:tentative="1">
+      <w:start w:val="1"/>
+      <w:numFmt w:val="bullet"/>
+      <w:lvlText w:val=""/>
+      <w:lvlJc w:val="left"/>
+      <w:pPr>
+        <w:tabs>
+          <w:tab w:val="num" w:pos="5760"/>
+        </w:tabs>
+        <w:ind w:left="5760" w:hanging="360"/>
+      </w:pPr>
+      <w:rPr>
+        <w:rFonts w:ascii="Wingdings" w:hAnsi="Wingdings" w:hint="default"/>
+        <w:sz w:val="20"/>
+      </w:rPr>
+    </w:lvl>
+    <w:lvl w:ilvl="8" w:tentative="1">
+      <w:start w:val="1"/>
+      <w:numFmt w:val="bullet"/>
+      <w:lvlText w:val=""/>
+      <w:lvlJc w:val="left"/>
+      <w:pPr>
+        <w:tabs>
+          <w:tab w:val="num" w:pos="6480"/>
+        </w:tabs>
+        <w:ind w:left="6480" w:hanging="360"/>
+      </w:pPr>
+      <w:rPr>
+        <w:rFonts w:ascii="Wingdings" w:hAnsi="Wingdings" w:hint="default"/>
+        <w:sz w:val="20"/>
+      </w:rPr>
+    </w:lvl>
+  </w:abstractNum>
+  <w:abstractNum w:abstractNumId="19" w15:restartNumberingAfterBreak="0">
+    <w:nsid w:val="42EE63F3"/>
+    <w:multiLevelType w:val="multilevel"/>
+    <w:tmpl w:val="4AB805A8"/>
+    <w:lvl w:ilvl="0">
+      <w:start w:val="1"/>
+      <w:numFmt w:val="bullet"/>
+      <w:lvlText w:val=""/>
+      <w:lvlJc w:val="left"/>
+      <w:pPr>
+        <w:tabs>
+          <w:tab w:val="num" w:pos="720"/>
+        </w:tabs>
+        <w:ind w:left="720" w:hanging="360"/>
+      </w:pPr>
+      <w:rPr>
+        <w:rFonts w:ascii="Symbol" w:hAnsi="Symbol" w:hint="default"/>
+        <w:sz w:val="20"/>
+      </w:rPr>
+    </w:lvl>
+    <w:lvl w:ilvl="1" w:tentative="1">
+      <w:start w:val="1"/>
+      <w:numFmt w:val="bullet"/>
+      <w:lvlText w:val="o"/>
+      <w:lvlJc w:val="left"/>
+      <w:pPr>
+        <w:tabs>
+          <w:tab w:val="num" w:pos="1440"/>
+        </w:tabs>
+        <w:ind w:left="1440" w:hanging="360"/>
+      </w:pPr>
+      <w:rPr>
+        <w:rFonts w:ascii="Courier New" w:hAnsi="Courier New" w:hint="default"/>
+        <w:sz w:val="20"/>
+      </w:rPr>
+    </w:lvl>
+    <w:lvl w:ilvl="2" w:tentative="1">
+      <w:start w:val="1"/>
+      <w:numFmt w:val="bullet"/>
+      <w:lvlText w:val=""/>
+      <w:lvlJc w:val="left"/>
+      <w:pPr>
+        <w:tabs>
+          <w:tab w:val="num" w:pos="2160"/>
+        </w:tabs>
+        <w:ind w:left="2160" w:hanging="360"/>
+      </w:pPr>
+      <w:rPr>
+        <w:rFonts w:ascii="Wingdings" w:hAnsi="Wingdings" w:hint="default"/>
+        <w:sz w:val="20"/>
+      </w:rPr>
+    </w:lvl>
+    <w:lvl w:ilvl="3" w:tentative="1">
+      <w:start w:val="1"/>
+      <w:numFmt w:val="bullet"/>
+      <w:lvlText w:val=""/>
+      <w:lvlJc w:val="left"/>
+      <w:pPr>
+        <w:tabs>
+          <w:tab w:val="num" w:pos="2880"/>
+        </w:tabs>
+        <w:ind w:left="2880" w:hanging="360"/>
+      </w:pPr>
+      <w:rPr>
+        <w:rFonts w:ascii="Wingdings" w:hAnsi="Wingdings" w:hint="default"/>
+        <w:sz w:val="20"/>
+      </w:rPr>
+    </w:lvl>
+    <w:lvl w:ilvl="4" w:tentative="1">
+      <w:start w:val="1"/>
+      <w:numFmt w:val="bullet"/>
+      <w:lvlText w:val=""/>
+      <w:lvlJc w:val="left"/>
+      <w:pPr>
+        <w:tabs>
+          <w:tab w:val="num" w:pos="3600"/>
+        </w:tabs>
+        <w:ind w:left="3600" w:hanging="360"/>
+      </w:pPr>
+      <w:rPr>
+        <w:rFonts w:ascii="Wingdings" w:hAnsi="Wingdings" w:hint="default"/>
+        <w:sz w:val="20"/>
+      </w:rPr>
+    </w:lvl>
+    <w:lvl w:ilvl="5" w:tentative="1">
+      <w:start w:val="1"/>
+      <w:numFmt w:val="bullet"/>
+      <w:lvlText w:val=""/>
+      <w:lvlJc w:val="left"/>
+      <w:pPr>
+        <w:tabs>
+          <w:tab w:val="num" w:pos="4320"/>
+        </w:tabs>
+        <w:ind w:left="4320" w:hanging="360"/>
+      </w:pPr>
+      <w:rPr>
+        <w:rFonts w:ascii="Wingdings" w:hAnsi="Wingdings" w:hint="default"/>
+        <w:sz w:val="20"/>
+      </w:rPr>
+    </w:lvl>
+    <w:lvl w:ilvl="6" w:tentative="1">
+      <w:start w:val="1"/>
+      <w:numFmt w:val="bullet"/>
+      <w:lvlText w:val=""/>
+      <w:lvlJc w:val="left"/>
+      <w:pPr>
+        <w:tabs>
+          <w:tab w:val="num" w:pos="5040"/>
+        </w:tabs>
+        <w:ind w:left="5040" w:hanging="360"/>
+      </w:pPr>
+      <w:rPr>
+        <w:rFonts w:ascii="Wingdings" w:hAnsi="Wingdings" w:hint="default"/>
+        <w:sz w:val="20"/>
+      </w:rPr>
+    </w:lvl>
+    <w:lvl w:ilvl="7" w:tentative="1">
+      <w:start w:val="1"/>
+      <w:numFmt w:val="bullet"/>
+      <w:lvlText w:val=""/>
+      <w:lvlJc w:val="left"/>
+      <w:pPr>
+        <w:tabs>
+          <w:tab w:val="num" w:pos="5760"/>
+        </w:tabs>
+        <w:ind w:left="5760" w:hanging="360"/>
+      </w:pPr>
+      <w:rPr>
+        <w:rFonts w:ascii="Wingdings" w:hAnsi="Wingdings" w:hint="default"/>
+        <w:sz w:val="20"/>
+      </w:rPr>
+    </w:lvl>
+    <w:lvl w:ilvl="8" w:tentative="1">
+      <w:start w:val="1"/>
+      <w:numFmt w:val="bullet"/>
+      <w:lvlText w:val=""/>
+      <w:lvlJc w:val="left"/>
+      <w:pPr>
+        <w:tabs>
+          <w:tab w:val="num" w:pos="6480"/>
+        </w:tabs>
+        <w:ind w:left="6480" w:hanging="360"/>
+      </w:pPr>
+      <w:rPr>
+        <w:rFonts w:ascii="Wingdings" w:hAnsi="Wingdings" w:hint="default"/>
+        <w:sz w:val="20"/>
+      </w:rPr>
+    </w:lvl>
+  </w:abstractNum>
+  <w:abstractNum w:abstractNumId="20" w15:restartNumberingAfterBreak="0">
+    <w:nsid w:val="51DA6B08"/>
+    <w:multiLevelType w:val="multilevel"/>
+    <w:tmpl w:val="BA4A5C14"/>
+    <w:lvl w:ilvl="0">
+      <w:start w:val="1"/>
+      <w:numFmt w:val="bullet"/>
+      <w:lvlText w:val=""/>
+      <w:lvlJc w:val="left"/>
+      <w:pPr>
+        <w:tabs>
+          <w:tab w:val="num" w:pos="720"/>
+        </w:tabs>
+        <w:ind w:left="720" w:hanging="360"/>
+      </w:pPr>
+      <w:rPr>
+        <w:rFonts w:ascii="Symbol" w:hAnsi="Symbol" w:hint="default"/>
+        <w:sz w:val="20"/>
+      </w:rPr>
+    </w:lvl>
+    <w:lvl w:ilvl="1" w:tentative="1">
+      <w:start w:val="1"/>
+      <w:numFmt w:val="bullet"/>
+      <w:lvlText w:val="o"/>
+      <w:lvlJc w:val="left"/>
+      <w:pPr>
+        <w:tabs>
+          <w:tab w:val="num" w:pos="1440"/>
+        </w:tabs>
+        <w:ind w:left="1440" w:hanging="360"/>
+      </w:pPr>
+      <w:rPr>
+        <w:rFonts w:ascii="Courier New" w:hAnsi="Courier New" w:hint="default"/>
+        <w:sz w:val="20"/>
+      </w:rPr>
+    </w:lvl>
+    <w:lvl w:ilvl="2" w:tentative="1">
+      <w:start w:val="1"/>
+      <w:numFmt w:val="bullet"/>
+      <w:lvlText w:val=""/>
+      <w:lvlJc w:val="left"/>
+      <w:pPr>
+        <w:tabs>
+          <w:tab w:val="num" w:pos="2160"/>
+        </w:tabs>
+        <w:ind w:left="2160" w:hanging="360"/>
+      </w:pPr>
+      <w:rPr>
+        <w:rFonts w:ascii="Wingdings" w:hAnsi="Wingdings" w:hint="default"/>
+        <w:sz w:val="20"/>
+      </w:rPr>
+    </w:lvl>
+    <w:lvl w:ilvl="3" w:tentative="1">
+      <w:start w:val="1"/>
+      <w:numFmt w:val="bullet"/>
+      <w:lvlText w:val=""/>
+      <w:lvlJc w:val="left"/>
+      <w:pPr>
+        <w:tabs>
+          <w:tab w:val="num" w:pos="2880"/>
+        </w:tabs>
+        <w:ind w:left="2880" w:hanging="360"/>
+      </w:pPr>
+      <w:rPr>
+        <w:rFonts w:ascii="Wingdings" w:hAnsi="Wingdings" w:hint="default"/>
+        <w:sz w:val="20"/>
+      </w:rPr>
+    </w:lvl>
+    <w:lvl w:ilvl="4" w:tentative="1">
+      <w:start w:val="1"/>
+      <w:numFmt w:val="bullet"/>
+      <w:lvlText w:val=""/>
+      <w:lvlJc w:val="left"/>
+      <w:pPr>
+        <w:tabs>
+          <w:tab w:val="num" w:pos="3600"/>
+        </w:tabs>
+        <w:ind w:left="3600" w:hanging="360"/>
+      </w:pPr>
+      <w:rPr>
+        <w:rFonts w:ascii="Wingdings" w:hAnsi="Wingdings" w:hint="default"/>
+        <w:sz w:val="20"/>
+      </w:rPr>
+    </w:lvl>
+    <w:lvl w:ilvl="5" w:tentative="1">
+      <w:start w:val="1"/>
+      <w:numFmt w:val="bullet"/>
+      <w:lvlText w:val=""/>
+      <w:lvlJc w:val="left"/>
+      <w:pPr>
+        <w:tabs>
+          <w:tab w:val="num" w:pos="4320"/>
+        </w:tabs>
+        <w:ind w:left="4320" w:hanging="360"/>
+      </w:pPr>
+      <w:rPr>
+        <w:rFonts w:ascii="Wingdings" w:hAnsi="Wingdings" w:hint="default"/>
+        <w:sz w:val="20"/>
+      </w:rPr>
+    </w:lvl>
+    <w:lvl w:ilvl="6" w:tentative="1">
+      <w:start w:val="1"/>
+      <w:numFmt w:val="bullet"/>
+      <w:lvlText w:val=""/>
+      <w:lvlJc w:val="left"/>
+      <w:pPr>
+        <w:tabs>
+          <w:tab w:val="num" w:pos="5040"/>
+        </w:tabs>
+        <w:ind w:left="5040" w:hanging="360"/>
+      </w:pPr>
+      <w:rPr>
+        <w:rFonts w:ascii="Wingdings" w:hAnsi="Wingdings" w:hint="default"/>
+        <w:sz w:val="20"/>
+      </w:rPr>
+    </w:lvl>
+    <w:lvl w:ilvl="7" w:tentative="1">
+      <w:start w:val="1"/>
+      <w:numFmt w:val="bullet"/>
+      <w:lvlText w:val=""/>
+      <w:lvlJc w:val="left"/>
+      <w:pPr>
+        <w:tabs>
+          <w:tab w:val="num" w:pos="5760"/>
+        </w:tabs>
+        <w:ind w:left="5760" w:hanging="360"/>
+      </w:pPr>
+      <w:rPr>
+        <w:rFonts w:ascii="Wingdings" w:hAnsi="Wingdings" w:hint="default"/>
+        <w:sz w:val="20"/>
+      </w:rPr>
+    </w:lvl>
+    <w:lvl w:ilvl="8" w:tentative="1">
+      <w:start w:val="1"/>
+      <w:numFmt w:val="bullet"/>
+      <w:lvlText w:val=""/>
+      <w:lvlJc w:val="left"/>
+      <w:pPr>
+        <w:tabs>
+          <w:tab w:val="num" w:pos="6480"/>
+        </w:tabs>
+        <w:ind w:left="6480" w:hanging="360"/>
+      </w:pPr>
+      <w:rPr>
+        <w:rFonts w:ascii="Wingdings" w:hAnsi="Wingdings" w:hint="default"/>
+        <w:sz w:val="20"/>
+      </w:rPr>
+    </w:lvl>
+  </w:abstractNum>
+  <w:abstractNum w:abstractNumId="21" w15:restartNumberingAfterBreak="0">
+    <w:nsid w:val="5C667202"/>
+    <w:multiLevelType w:val="multilevel"/>
+    <w:tmpl w:val="F1C49A5E"/>
+    <w:lvl w:ilvl="0">
+      <w:start w:val="1"/>
+      <w:numFmt w:val="bullet"/>
+      <w:lvlText w:val=""/>
+      <w:lvlJc w:val="left"/>
+      <w:pPr>
+        <w:tabs>
+          <w:tab w:val="num" w:pos="720"/>
+        </w:tabs>
+        <w:ind w:left="720" w:hanging="360"/>
+      </w:pPr>
+      <w:rPr>
+        <w:rFonts w:ascii="Symbol" w:hAnsi="Symbol" w:hint="default"/>
+        <w:sz w:val="20"/>
+      </w:rPr>
+    </w:lvl>
+    <w:lvl w:ilvl="1" w:tentative="1">
+      <w:start w:val="1"/>
+      <w:numFmt w:val="bullet"/>
+      <w:lvlText w:val="o"/>
+      <w:lvlJc w:val="left"/>
+      <w:pPr>
+        <w:tabs>
+          <w:tab w:val="num" w:pos="1440"/>
+        </w:tabs>
+        <w:ind w:left="1440" w:hanging="360"/>
+      </w:pPr>
+      <w:rPr>
+        <w:rFonts w:ascii="Courier New" w:hAnsi="Courier New" w:hint="default"/>
+        <w:sz w:val="20"/>
+      </w:rPr>
+    </w:lvl>
+    <w:lvl w:ilvl="2" w:tentative="1">
+      <w:start w:val="1"/>
+      <w:numFmt w:val="bullet"/>
+      <w:lvlText w:val=""/>
+      <w:lvlJc w:val="left"/>
+      <w:pPr>
+        <w:tabs>
+          <w:tab w:val="num" w:pos="2160"/>
+        </w:tabs>
+        <w:ind w:left="2160" w:hanging="360"/>
+      </w:pPr>
+      <w:rPr>
+        <w:rFonts w:ascii="Wingdings" w:hAnsi="Wingdings" w:hint="default"/>
+        <w:sz w:val="20"/>
+      </w:rPr>
+    </w:lvl>
+    <w:lvl w:ilvl="3" w:tentative="1">
+      <w:start w:val="1"/>
+      <w:numFmt w:val="bullet"/>
+      <w:lvlText w:val=""/>
+      <w:lvlJc w:val="left"/>
+      <w:pPr>
+        <w:tabs>
+          <w:tab w:val="num" w:pos="2880"/>
+        </w:tabs>
+        <w:ind w:left="2880" w:hanging="360"/>
+      </w:pPr>
+      <w:rPr>
+        <w:rFonts w:ascii="Wingdings" w:hAnsi="Wingdings" w:hint="default"/>
+        <w:sz w:val="20"/>
+      </w:rPr>
+    </w:lvl>
+    <w:lvl w:ilvl="4" w:tentative="1">
+      <w:start w:val="1"/>
+      <w:numFmt w:val="bullet"/>
+      <w:lvlText w:val=""/>
+      <w:lvlJc w:val="left"/>
+      <w:pPr>
+        <w:tabs>
+          <w:tab w:val="num" w:pos="3600"/>
+        </w:tabs>
+        <w:ind w:left="3600" w:hanging="360"/>
+      </w:pPr>
+      <w:rPr>
+        <w:rFonts w:ascii="Wingdings" w:hAnsi="Wingdings" w:hint="default"/>
+        <w:sz w:val="20"/>
+      </w:rPr>
+    </w:lvl>
+    <w:lvl w:ilvl="5" w:tentative="1">
+      <w:start w:val="1"/>
+      <w:numFmt w:val="bullet"/>
+      <w:lvlText w:val=""/>
+      <w:lvlJc w:val="left"/>
+      <w:pPr>
+        <w:tabs>
+          <w:tab w:val="num" w:pos="4320"/>
+        </w:tabs>
+        <w:ind w:left="4320" w:hanging="360"/>
+      </w:pPr>
+      <w:rPr>
+        <w:rFonts w:ascii="Wingdings" w:hAnsi="Wingdings" w:hint="default"/>
+        <w:sz w:val="20"/>
+      </w:rPr>
+    </w:lvl>
+    <w:lvl w:ilvl="6" w:tentative="1">
+      <w:start w:val="1"/>
+      <w:numFmt w:val="bullet"/>
+      <w:lvlText w:val=""/>
+      <w:lvlJc w:val="left"/>
+      <w:pPr>
+        <w:tabs>
+          <w:tab w:val="num" w:pos="5040"/>
+        </w:tabs>
+        <w:ind w:left="5040" w:hanging="360"/>
+      </w:pPr>
+      <w:rPr>
+        <w:rFonts w:ascii="Wingdings" w:hAnsi="Wingdings" w:hint="default"/>
+        <w:sz w:val="20"/>
+      </w:rPr>
+    </w:lvl>
+    <w:lvl w:ilvl="7" w:tentative="1">
+      <w:start w:val="1"/>
+      <w:numFmt w:val="bullet"/>
+      <w:lvlText w:val=""/>
+      <w:lvlJc w:val="left"/>
+      <w:pPr>
+        <w:tabs>
+          <w:tab w:val="num" w:pos="5760"/>
+        </w:tabs>
+        <w:ind w:left="5760" w:hanging="360"/>
+      </w:pPr>
+      <w:rPr>
+        <w:rFonts w:ascii="Wingdings" w:hAnsi="Wingdings" w:hint="default"/>
+        <w:sz w:val="20"/>
+      </w:rPr>
+    </w:lvl>
+    <w:lvl w:ilvl="8" w:tentative="1">
+      <w:start w:val="1"/>
+      <w:numFmt w:val="bullet"/>
+      <w:lvlText w:val=""/>
+      <w:lvlJc w:val="left"/>
+      <w:pPr>
+        <w:tabs>
+          <w:tab w:val="num" w:pos="6480"/>
+        </w:tabs>
+        <w:ind w:left="6480" w:hanging="360"/>
+      </w:pPr>
+      <w:rPr>
+        <w:rFonts w:ascii="Wingdings" w:hAnsi="Wingdings" w:hint="default"/>
+        <w:sz w:val="20"/>
+      </w:rPr>
+    </w:lvl>
+  </w:abstractNum>
+  <w:abstractNum w:abstractNumId="22" w15:restartNumberingAfterBreak="0">
+    <w:nsid w:val="60D93713"/>
+    <w:multiLevelType w:val="multilevel"/>
+    <w:tmpl w:val="072A3090"/>
+    <w:lvl w:ilvl="0">
+      <w:start w:val="1"/>
+      <w:numFmt w:val="bullet"/>
+      <w:lvlText w:val=""/>
+      <w:lvlJc w:val="left"/>
+      <w:pPr>
+        <w:tabs>
+          <w:tab w:val="num" w:pos="720"/>
+        </w:tabs>
+        <w:ind w:left="720" w:hanging="360"/>
+      </w:pPr>
+      <w:rPr>
+        <w:rFonts w:ascii="Symbol" w:hAnsi="Symbol" w:hint="default"/>
+        <w:sz w:val="20"/>
+      </w:rPr>
+    </w:lvl>
+    <w:lvl w:ilvl="1" w:tentative="1">
+      <w:start w:val="1"/>
+      <w:numFmt w:val="bullet"/>
+      <w:lvlText w:val="o"/>
+      <w:lvlJc w:val="left"/>
+      <w:pPr>
+        <w:tabs>
+          <w:tab w:val="num" w:pos="1440"/>
+        </w:tabs>
+        <w:ind w:left="1440" w:hanging="360"/>
+      </w:pPr>
+      <w:rPr>
+        <w:rFonts w:ascii="Courier New" w:hAnsi="Courier New" w:hint="default"/>
+        <w:sz w:val="20"/>
+      </w:rPr>
+    </w:lvl>
+    <w:lvl w:ilvl="2" w:tentative="1">
+      <w:start w:val="1"/>
+      <w:numFmt w:val="bullet"/>
+      <w:lvlText w:val=""/>
+      <w:lvlJc w:val="left"/>
+      <w:pPr>
+        <w:tabs>
+          <w:tab w:val="num" w:pos="2160"/>
+        </w:tabs>
+        <w:ind w:left="2160" w:hanging="360"/>
+      </w:pPr>
+      <w:rPr>
+        <w:rFonts w:ascii="Wingdings" w:hAnsi="Wingdings" w:hint="default"/>
+        <w:sz w:val="20"/>
+      </w:rPr>
+    </w:lvl>
+    <w:lvl w:ilvl="3" w:tentative="1">
+      <w:start w:val="1"/>
+      <w:numFmt w:val="bullet"/>
+      <w:lvlText w:val=""/>
+      <w:lvlJc w:val="left"/>
+      <w:pPr>
+        <w:tabs>
+          <w:tab w:val="num" w:pos="2880"/>
+        </w:tabs>
+        <w:ind w:left="2880" w:hanging="360"/>
+      </w:pPr>
+      <w:rPr>
+        <w:rFonts w:ascii="Wingdings" w:hAnsi="Wingdings" w:hint="default"/>
+        <w:sz w:val="20"/>
+      </w:rPr>
+    </w:lvl>
+    <w:lvl w:ilvl="4" w:tentative="1">
+      <w:start w:val="1"/>
+      <w:numFmt w:val="bullet"/>
+      <w:lvlText w:val=""/>
+      <w:lvlJc w:val="left"/>
+      <w:pPr>
+        <w:tabs>
+          <w:tab w:val="num" w:pos="3600"/>
+        </w:tabs>
+        <w:ind w:left="3600" w:hanging="360"/>
+      </w:pPr>
+      <w:rPr>
+        <w:rFonts w:ascii="Wingdings" w:hAnsi="Wingdings" w:hint="default"/>
+        <w:sz w:val="20"/>
+      </w:rPr>
+    </w:lvl>
+    <w:lvl w:ilvl="5" w:tentative="1">
+      <w:start w:val="1"/>
+      <w:numFmt w:val="bullet"/>
+      <w:lvlText w:val=""/>
+      <w:lvlJc w:val="left"/>
+      <w:pPr>
+        <w:tabs>
+          <w:tab w:val="num" w:pos="4320"/>
+        </w:tabs>
+        <w:ind w:left="4320" w:hanging="360"/>
+      </w:pPr>
+      <w:rPr>
+        <w:rFonts w:ascii="Wingdings" w:hAnsi="Wingdings" w:hint="default"/>
+        <w:sz w:val="20"/>
+      </w:rPr>
+    </w:lvl>
+    <w:lvl w:ilvl="6" w:tentative="1">
+      <w:start w:val="1"/>
+      <w:numFmt w:val="bullet"/>
+      <w:lvlText w:val=""/>
+      <w:lvlJc w:val="left"/>
+      <w:pPr>
+        <w:tabs>
+          <w:tab w:val="num" w:pos="5040"/>
+        </w:tabs>
+        <w:ind w:left="5040" w:hanging="360"/>
+      </w:pPr>
+      <w:rPr>
+        <w:rFonts w:ascii="Wingdings" w:hAnsi="Wingdings" w:hint="default"/>
+        <w:sz w:val="20"/>
+      </w:rPr>
+    </w:lvl>
+    <w:lvl w:ilvl="7" w:tentative="1">
+      <w:start w:val="1"/>
+      <w:numFmt w:val="bullet"/>
+      <w:lvlText w:val=""/>
+      <w:lvlJc w:val="left"/>
+      <w:pPr>
+        <w:tabs>
+          <w:tab w:val="num" w:pos="5760"/>
+        </w:tabs>
+        <w:ind w:left="5760" w:hanging="360"/>
+      </w:pPr>
+      <w:rPr>
+        <w:rFonts w:ascii="Wingdings" w:hAnsi="Wingdings" w:hint="default"/>
+        <w:sz w:val="20"/>
+      </w:rPr>
+    </w:lvl>
+    <w:lvl w:ilvl="8" w:tentative="1">
+      <w:start w:val="1"/>
+      <w:numFmt w:val="bullet"/>
+      <w:lvlText w:val=""/>
+      <w:lvlJc w:val="left"/>
+      <w:pPr>
+        <w:tabs>
+          <w:tab w:val="num" w:pos="6480"/>
+        </w:tabs>
+        <w:ind w:left="6480" w:hanging="360"/>
+      </w:pPr>
+      <w:rPr>
+        <w:rFonts w:ascii="Wingdings" w:hAnsi="Wingdings" w:hint="default"/>
+        <w:sz w:val="20"/>
+      </w:rPr>
+    </w:lvl>
+  </w:abstractNum>
+  <w:abstractNum w:abstractNumId="23" w15:restartNumberingAfterBreak="0">
+    <w:nsid w:val="65577B35"/>
+    <w:multiLevelType w:val="multilevel"/>
+    <w:tmpl w:val="C28AB75A"/>
+    <w:lvl w:ilvl="0">
+      <w:start w:val="1"/>
+      <w:numFmt w:val="bullet"/>
+      <w:lvlText w:val=""/>
+      <w:lvlJc w:val="left"/>
+      <w:pPr>
+        <w:tabs>
+          <w:tab w:val="num" w:pos="720"/>
+        </w:tabs>
+        <w:ind w:left="720" w:hanging="360"/>
+      </w:pPr>
+      <w:rPr>
+        <w:rFonts w:ascii="Symbol" w:hAnsi="Symbol" w:hint="default"/>
+        <w:sz w:val="20"/>
+      </w:rPr>
+    </w:lvl>
+    <w:lvl w:ilvl="1" w:tentative="1">
+      <w:start w:val="1"/>
+      <w:numFmt w:val="bullet"/>
+      <w:lvlText w:val="o"/>
+      <w:lvlJc w:val="left"/>
+      <w:pPr>
+        <w:tabs>
+          <w:tab w:val="num" w:pos="1440"/>
+        </w:tabs>
+        <w:ind w:left="1440" w:hanging="360"/>
+      </w:pPr>
+      <w:rPr>
+        <w:rFonts w:ascii="Courier New" w:hAnsi="Courier New" w:hint="default"/>
+        <w:sz w:val="20"/>
+      </w:rPr>
+    </w:lvl>
+    <w:lvl w:ilvl="2" w:tentative="1">
+      <w:start w:val="1"/>
+      <w:numFmt w:val="bullet"/>
+      <w:lvlText w:val=""/>
+      <w:lvlJc w:val="left"/>
+      <w:pPr>
+        <w:tabs>
+          <w:tab w:val="num" w:pos="2160"/>
+        </w:tabs>
+        <w:ind w:left="2160" w:hanging="360"/>
+      </w:pPr>
+      <w:rPr>
+        <w:rFonts w:ascii="Wingdings" w:hAnsi="Wingdings" w:hint="default"/>
+        <w:sz w:val="20"/>
+      </w:rPr>
+    </w:lvl>
+    <w:lvl w:ilvl="3" w:tentative="1">
+      <w:start w:val="1"/>
+      <w:numFmt w:val="bullet"/>
+      <w:lvlText w:val=""/>
+      <w:lvlJc w:val="left"/>
+      <w:pPr>
+        <w:tabs>
+          <w:tab w:val="num" w:pos="2880"/>
+        </w:tabs>
+        <w:ind w:left="2880" w:hanging="360"/>
+      </w:pPr>
+      <w:rPr>
+        <w:rFonts w:ascii="Wingdings" w:hAnsi="Wingdings" w:hint="default"/>
+        <w:sz w:val="20"/>
+      </w:rPr>
+    </w:lvl>
+    <w:lvl w:ilvl="4" w:tentative="1">
+      <w:start w:val="1"/>
+      <w:numFmt w:val="bullet"/>
+      <w:lvlText w:val=""/>
+      <w:lvlJc w:val="left"/>
+      <w:pPr>
+        <w:tabs>
+          <w:tab w:val="num" w:pos="3600"/>
+        </w:tabs>
+        <w:ind w:left="3600" w:hanging="360"/>
+      </w:pPr>
+      <w:rPr>
+        <w:rFonts w:ascii="Wingdings" w:hAnsi="Wingdings" w:hint="default"/>
+        <w:sz w:val="20"/>
+      </w:rPr>
+    </w:lvl>
+    <w:lvl w:ilvl="5" w:tentative="1">
+      <w:start w:val="1"/>
+      <w:numFmt w:val="bullet"/>
+      <w:lvlText w:val=""/>
+      <w:lvlJc w:val="left"/>
+      <w:pPr>
+        <w:tabs>
+          <w:tab w:val="num" w:pos="4320"/>
+        </w:tabs>
+        <w:ind w:left="4320" w:hanging="360"/>
+      </w:pPr>
+      <w:rPr>
+        <w:rFonts w:ascii="Wingdings" w:hAnsi="Wingdings" w:hint="default"/>
+        <w:sz w:val="20"/>
+      </w:rPr>
+    </w:lvl>
+    <w:lvl w:ilvl="6" w:tentative="1">
+      <w:start w:val="1"/>
+      <w:numFmt w:val="bullet"/>
+      <w:lvlText w:val=""/>
+      <w:lvlJc w:val="left"/>
+      <w:pPr>
+        <w:tabs>
+          <w:tab w:val="num" w:pos="5040"/>
+        </w:tabs>
+        <w:ind w:left="5040" w:hanging="360"/>
+      </w:pPr>
+      <w:rPr>
+        <w:rFonts w:ascii="Wingdings" w:hAnsi="Wingdings" w:hint="default"/>
+        <w:sz w:val="20"/>
+      </w:rPr>
+    </w:lvl>
+    <w:lvl w:ilvl="7" w:tentative="1">
+      <w:start w:val="1"/>
+      <w:numFmt w:val="bullet"/>
+      <w:lvlText w:val=""/>
+      <w:lvlJc w:val="left"/>
+      <w:pPr>
+        <w:tabs>
+          <w:tab w:val="num" w:pos="5760"/>
+        </w:tabs>
+        <w:ind w:left="5760" w:hanging="360"/>
+      </w:pPr>
+      <w:rPr>
+        <w:rFonts w:ascii="Wingdings" w:hAnsi="Wingdings" w:hint="default"/>
+        <w:sz w:val="20"/>
+      </w:rPr>
+    </w:lvl>
+    <w:lvl w:ilvl="8" w:tentative="1">
+      <w:start w:val="1"/>
+      <w:numFmt w:val="bullet"/>
+      <w:lvlText w:val=""/>
+      <w:lvlJc w:val="left"/>
+      <w:pPr>
+        <w:tabs>
+          <w:tab w:val="num" w:pos="6480"/>
+        </w:tabs>
+        <w:ind w:left="6480" w:hanging="360"/>
+      </w:pPr>
+      <w:rPr>
+        <w:rFonts w:ascii="Wingdings" w:hAnsi="Wingdings" w:hint="default"/>
+        <w:sz w:val="20"/>
+      </w:rPr>
+    </w:lvl>
+  </w:abstractNum>
+  <w:abstractNum w:abstractNumId="24" w15:restartNumberingAfterBreak="0">
+    <w:nsid w:val="69C027FB"/>
+    <w:multiLevelType w:val="multilevel"/>
+    <w:tmpl w:val="01ACA23C"/>
+    <w:lvl w:ilvl="0">
+      <w:start w:val="1"/>
+      <w:numFmt w:val="bullet"/>
+      <w:lvlText w:val=""/>
+      <w:lvlJc w:val="left"/>
+      <w:pPr>
+        <w:tabs>
+          <w:tab w:val="num" w:pos="720"/>
+        </w:tabs>
+        <w:ind w:left="720" w:hanging="360"/>
+      </w:pPr>
+      <w:rPr>
+        <w:rFonts w:ascii="Symbol" w:hAnsi="Symbol" w:hint="default"/>
+        <w:sz w:val="20"/>
+      </w:rPr>
+    </w:lvl>
+    <w:lvl w:ilvl="1" w:tentative="1">
+      <w:start w:val="1"/>
+      <w:numFmt w:val="bullet"/>
+      <w:lvlText w:val="o"/>
+      <w:lvlJc w:val="left"/>
+      <w:pPr>
+        <w:tabs>
+          <w:tab w:val="num" w:pos="1440"/>
+        </w:tabs>
+        <w:ind w:left="1440" w:hanging="360"/>
+      </w:pPr>
+      <w:rPr>
+        <w:rFonts w:ascii="Courier New" w:hAnsi="Courier New" w:hint="default"/>
+        <w:sz w:val="20"/>
+      </w:rPr>
+    </w:lvl>
+    <w:lvl w:ilvl="2" w:tentative="1">
+      <w:start w:val="1"/>
+      <w:numFmt w:val="bullet"/>
+      <w:lvlText w:val=""/>
+      <w:lvlJc w:val="left"/>
+      <w:pPr>
+        <w:tabs>
+          <w:tab w:val="num" w:pos="2160"/>
+        </w:tabs>
+        <w:ind w:left="2160" w:hanging="360"/>
+      </w:pPr>
+      <w:rPr>
+        <w:rFonts w:ascii="Wingdings" w:hAnsi="Wingdings" w:hint="default"/>
+        <w:sz w:val="20"/>
+      </w:rPr>
+    </w:lvl>
+    <w:lvl w:ilvl="3" w:tentative="1">
+      <w:start w:val="1"/>
+      <w:numFmt w:val="bullet"/>
+      <w:lvlText w:val=""/>
+      <w:lvlJc w:val="left"/>
+      <w:pPr>
+        <w:tabs>
+          <w:tab w:val="num" w:pos="2880"/>
+        </w:tabs>
+        <w:ind w:left="2880" w:hanging="360"/>
+      </w:pPr>
+      <w:rPr>
+        <w:rFonts w:ascii="Wingdings" w:hAnsi="Wingdings" w:hint="default"/>
+        <w:sz w:val="20"/>
+      </w:rPr>
+    </w:lvl>
+    <w:lvl w:ilvl="4" w:tentative="1">
+      <w:start w:val="1"/>
+      <w:numFmt w:val="bullet"/>
+      <w:lvlText w:val=""/>
+      <w:lvlJc w:val="left"/>
+      <w:pPr>
+        <w:tabs>
+          <w:tab w:val="num" w:pos="3600"/>
+        </w:tabs>
+        <w:ind w:left="3600" w:hanging="360"/>
+      </w:pPr>
+      <w:rPr>
+        <w:rFonts w:ascii="Wingdings" w:hAnsi="Wingdings" w:hint="default"/>
+        <w:sz w:val="20"/>
+      </w:rPr>
+    </w:lvl>
+    <w:lvl w:ilvl="5" w:tentative="1">
+      <w:start w:val="1"/>
+      <w:numFmt w:val="bullet"/>
+      <w:lvlText w:val=""/>
+      <w:lvlJc w:val="left"/>
+      <w:pPr>
+        <w:tabs>
+          <w:tab w:val="num" w:pos="4320"/>
+        </w:tabs>
+        <w:ind w:left="4320" w:hanging="360"/>
+      </w:pPr>
+      <w:rPr>
+        <w:rFonts w:ascii="Wingdings" w:hAnsi="Wingdings" w:hint="default"/>
+        <w:sz w:val="20"/>
+      </w:rPr>
+    </w:lvl>
+    <w:lvl w:ilvl="6" w:tentative="1">
+      <w:start w:val="1"/>
+      <w:numFmt w:val="bullet"/>
+      <w:lvlText w:val=""/>
+      <w:lvlJc w:val="left"/>
+      <w:pPr>
+        <w:tabs>
+          <w:tab w:val="num" w:pos="5040"/>
+        </w:tabs>
+        <w:ind w:left="5040" w:hanging="360"/>
+      </w:pPr>
+      <w:rPr>
+        <w:rFonts w:ascii="Wingdings" w:hAnsi="Wingdings" w:hint="default"/>
+        <w:sz w:val="20"/>
+      </w:rPr>
+    </w:lvl>
+    <w:lvl w:ilvl="7" w:tentative="1">
+      <w:start w:val="1"/>
+      <w:numFmt w:val="bullet"/>
+      <w:lvlText w:val=""/>
+      <w:lvlJc w:val="left"/>
+      <w:pPr>
+        <w:tabs>
+          <w:tab w:val="num" w:pos="5760"/>
+        </w:tabs>
+        <w:ind w:left="5760" w:hanging="360"/>
+      </w:pPr>
+      <w:rPr>
+        <w:rFonts w:ascii="Wingdings" w:hAnsi="Wingdings" w:hint="default"/>
+        <w:sz w:val="20"/>
+      </w:rPr>
+    </w:lvl>
+    <w:lvl w:ilvl="8" w:tentative="1">
+      <w:start w:val="1"/>
+      <w:numFmt w:val="bullet"/>
+      <w:lvlText w:val=""/>
+      <w:lvlJc w:val="left"/>
+      <w:pPr>
+        <w:tabs>
+          <w:tab w:val="num" w:pos="6480"/>
+        </w:tabs>
+        <w:ind w:left="6480" w:hanging="360"/>
+      </w:pPr>
+      <w:rPr>
+        <w:rFonts w:ascii="Wingdings" w:hAnsi="Wingdings" w:hint="default"/>
+        <w:sz w:val="20"/>
+      </w:rPr>
+    </w:lvl>
+  </w:abstractNum>
+  <w:abstractNum w:abstractNumId="25" w15:restartNumberingAfterBreak="0">
+    <w:nsid w:val="6BC401E7"/>
+    <w:multiLevelType w:val="multilevel"/>
+    <w:tmpl w:val="766EDB3E"/>
+    <w:lvl w:ilvl="0">
+      <w:start w:val="1"/>
+      <w:numFmt w:val="bullet"/>
+      <w:lvlText w:val=""/>
+      <w:lvlJc w:val="left"/>
+      <w:pPr>
+        <w:tabs>
+          <w:tab w:val="num" w:pos="720"/>
+        </w:tabs>
+        <w:ind w:left="720" w:hanging="360"/>
+      </w:pPr>
+      <w:rPr>
+        <w:rFonts w:ascii="Symbol" w:hAnsi="Symbol" w:hint="default"/>
+        <w:sz w:val="20"/>
+      </w:rPr>
+    </w:lvl>
+    <w:lvl w:ilvl="1">
+      <w:start w:val="1"/>
+      <w:numFmt w:val="bullet"/>
+      <w:lvlText w:val="o"/>
+      <w:lvlJc w:val="left"/>
+      <w:pPr>
+        <w:tabs>
+          <w:tab w:val="num" w:pos="1440"/>
+        </w:tabs>
+        <w:ind w:left="1440" w:hanging="360"/>
+      </w:pPr>
+      <w:rPr>
+        <w:rFonts w:ascii="Courier New" w:hAnsi="Courier New" w:hint="default"/>
+        <w:sz w:val="20"/>
+      </w:rPr>
+    </w:lvl>
+    <w:lvl w:ilvl="2" w:tentative="1">
+      <w:start w:val="1"/>
+      <w:numFmt w:val="bullet"/>
+      <w:lvlText w:val=""/>
+      <w:lvlJc w:val="left"/>
+      <w:pPr>
+        <w:tabs>
+          <w:tab w:val="num" w:pos="2160"/>
+        </w:tabs>
+        <w:ind w:left="2160" w:hanging="360"/>
+      </w:pPr>
+      <w:rPr>
+        <w:rFonts w:ascii="Wingdings" w:hAnsi="Wingdings" w:hint="default"/>
+        <w:sz w:val="20"/>
+      </w:rPr>
+    </w:lvl>
+    <w:lvl w:ilvl="3" w:tentative="1">
+      <w:start w:val="1"/>
+      <w:numFmt w:val="bullet"/>
+      <w:lvlText w:val=""/>
+      <w:lvlJc w:val="left"/>
+      <w:pPr>
+        <w:tabs>
+          <w:tab w:val="num" w:pos="2880"/>
+        </w:tabs>
+        <w:ind w:left="2880" w:hanging="360"/>
+      </w:pPr>
+      <w:rPr>
+        <w:rFonts w:ascii="Wingdings" w:hAnsi="Wingdings" w:hint="default"/>
+        <w:sz w:val="20"/>
+      </w:rPr>
+    </w:lvl>
+    <w:lvl w:ilvl="4" w:tentative="1">
+      <w:start w:val="1"/>
+      <w:numFmt w:val="bullet"/>
+      <w:lvlText w:val=""/>
+      <w:lvlJc w:val="left"/>
+      <w:pPr>
+        <w:tabs>
+          <w:tab w:val="num" w:pos="3600"/>
+        </w:tabs>
+        <w:ind w:left="3600" w:hanging="360"/>
+      </w:pPr>
+      <w:rPr>
+        <w:rFonts w:ascii="Wingdings" w:hAnsi="Wingdings" w:hint="default"/>
+        <w:sz w:val="20"/>
+      </w:rPr>
+    </w:lvl>
+    <w:lvl w:ilvl="5" w:tentative="1">
+      <w:start w:val="1"/>
+      <w:numFmt w:val="bullet"/>
+      <w:lvlText w:val=""/>
+      <w:lvlJc w:val="left"/>
+      <w:pPr>
+        <w:tabs>
+          <w:tab w:val="num" w:pos="4320"/>
+        </w:tabs>
+        <w:ind w:left="4320" w:hanging="360"/>
+      </w:pPr>
+      <w:rPr>
+        <w:rFonts w:ascii="Wingdings" w:hAnsi="Wingdings" w:hint="default"/>
+        <w:sz w:val="20"/>
+      </w:rPr>
+    </w:lvl>
+    <w:lvl w:ilvl="6" w:tentative="1">
+      <w:start w:val="1"/>
+      <w:numFmt w:val="bullet"/>
+      <w:lvlText w:val=""/>
+      <w:lvlJc w:val="left"/>
+      <w:pPr>
+        <w:tabs>
+          <w:tab w:val="num" w:pos="5040"/>
+        </w:tabs>
+        <w:ind w:left="5040" w:hanging="360"/>
+      </w:pPr>
+      <w:rPr>
+        <w:rFonts w:ascii="Wingdings" w:hAnsi="Wingdings" w:hint="default"/>
+        <w:sz w:val="20"/>
+      </w:rPr>
+    </w:lvl>
+    <w:lvl w:ilvl="7" w:tentative="1">
+      <w:start w:val="1"/>
+      <w:numFmt w:val="bullet"/>
+      <w:lvlText w:val=""/>
+      <w:lvlJc w:val="left"/>
+      <w:pPr>
+        <w:tabs>
+          <w:tab w:val="num" w:pos="5760"/>
+        </w:tabs>
+        <w:ind w:left="5760" w:hanging="360"/>
+      </w:pPr>
+      <w:rPr>
+        <w:rFonts w:ascii="Wingdings" w:hAnsi="Wingdings" w:hint="default"/>
+        <w:sz w:val="20"/>
+      </w:rPr>
+    </w:lvl>
+    <w:lvl w:ilvl="8" w:tentative="1">
+      <w:start w:val="1"/>
+      <w:numFmt w:val="bullet"/>
+      <w:lvlText w:val=""/>
+      <w:lvlJc w:val="left"/>
+      <w:pPr>
+        <w:tabs>
+          <w:tab w:val="num" w:pos="6480"/>
+        </w:tabs>
+        <w:ind w:left="6480" w:hanging="360"/>
+      </w:pPr>
+      <w:rPr>
+        <w:rFonts w:ascii="Wingdings" w:hAnsi="Wingdings" w:hint="default"/>
+        <w:sz w:val="20"/>
+      </w:rPr>
+    </w:lvl>
+  </w:abstractNum>
+  <w:abstractNum w:abstractNumId="26" w15:restartNumberingAfterBreak="0">
+    <w:nsid w:val="6CE424C9"/>
+    <w:multiLevelType w:val="multilevel"/>
+    <w:tmpl w:val="FC8E9F48"/>
+    <w:lvl w:ilvl="0">
+      <w:start w:val="1"/>
+      <w:numFmt w:val="bullet"/>
+      <w:lvlText w:val=""/>
+      <w:lvlJc w:val="left"/>
+      <w:pPr>
+        <w:tabs>
+          <w:tab w:val="num" w:pos="720"/>
+        </w:tabs>
+        <w:ind w:left="720" w:hanging="360"/>
+      </w:pPr>
+      <w:rPr>
+        <w:rFonts w:ascii="Symbol" w:hAnsi="Symbol" w:hint="default"/>
+        <w:sz w:val="20"/>
+      </w:rPr>
+    </w:lvl>
+    <w:lvl w:ilvl="1" w:tentative="1">
+      <w:start w:val="1"/>
+      <w:numFmt w:val="bullet"/>
+      <w:lvlText w:val="o"/>
+      <w:lvlJc w:val="left"/>
+      <w:pPr>
+        <w:tabs>
+          <w:tab w:val="num" w:pos="1440"/>
+        </w:tabs>
+        <w:ind w:left="1440" w:hanging="360"/>
+      </w:pPr>
+      <w:rPr>
+        <w:rFonts w:ascii="Courier New" w:hAnsi="Courier New" w:hint="default"/>
+        <w:sz w:val="20"/>
+      </w:rPr>
+    </w:lvl>
+    <w:lvl w:ilvl="2" w:tentative="1">
+      <w:start w:val="1"/>
+      <w:numFmt w:val="bullet"/>
+      <w:lvlText w:val=""/>
+      <w:lvlJc w:val="left"/>
+      <w:pPr>
+        <w:tabs>
+          <w:tab w:val="num" w:pos="2160"/>
+        </w:tabs>
+        <w:ind w:left="2160" w:hanging="360"/>
+      </w:pPr>
+      <w:rPr>
+        <w:rFonts w:ascii="Wingdings" w:hAnsi="Wingdings" w:hint="default"/>
+        <w:sz w:val="20"/>
+      </w:rPr>
+    </w:lvl>
+    <w:lvl w:ilvl="3" w:tentative="1">
+      <w:start w:val="1"/>
+      <w:numFmt w:val="bullet"/>
+      <w:lvlText w:val=""/>
+      <w:lvlJc w:val="left"/>
+      <w:pPr>
+        <w:tabs>
+          <w:tab w:val="num" w:pos="2880"/>
+        </w:tabs>
+        <w:ind w:left="2880" w:hanging="360"/>
+      </w:pPr>
+      <w:rPr>
+        <w:rFonts w:ascii="Wingdings" w:hAnsi="Wingdings" w:hint="default"/>
+        <w:sz w:val="20"/>
+      </w:rPr>
+    </w:lvl>
+    <w:lvl w:ilvl="4" w:tentative="1">
+      <w:start w:val="1"/>
+      <w:numFmt w:val="bullet"/>
+      <w:lvlText w:val=""/>
+      <w:lvlJc w:val="left"/>
+      <w:pPr>
+        <w:tabs>
+          <w:tab w:val="num" w:pos="3600"/>
+        </w:tabs>
+        <w:ind w:left="3600" w:hanging="360"/>
+      </w:pPr>
+      <w:rPr>
+        <w:rFonts w:ascii="Wingdings" w:hAnsi="Wingdings" w:hint="default"/>
+        <w:sz w:val="20"/>
+      </w:rPr>
+    </w:lvl>
+    <w:lvl w:ilvl="5" w:tentative="1">
+      <w:start w:val="1"/>
+      <w:numFmt w:val="bullet"/>
+      <w:lvlText w:val=""/>
+      <w:lvlJc w:val="left"/>
+      <w:pPr>
+        <w:tabs>
+          <w:tab w:val="num" w:pos="4320"/>
+        </w:tabs>
+        <w:ind w:left="4320" w:hanging="360"/>
+      </w:pPr>
+      <w:rPr>
+        <w:rFonts w:ascii="Wingdings" w:hAnsi="Wingdings" w:hint="default"/>
+        <w:sz w:val="20"/>
+      </w:rPr>
+    </w:lvl>
+    <w:lvl w:ilvl="6" w:tentative="1">
+      <w:start w:val="1"/>
+      <w:numFmt w:val="bullet"/>
+      <w:lvlText w:val=""/>
+      <w:lvlJc w:val="left"/>
+      <w:pPr>
+        <w:tabs>
+          <w:tab w:val="num" w:pos="5040"/>
+        </w:tabs>
+        <w:ind w:left="5040" w:hanging="360"/>
+      </w:pPr>
+      <w:rPr>
+        <w:rFonts w:ascii="Wingdings" w:hAnsi="Wingdings" w:hint="default"/>
+        <w:sz w:val="20"/>
+      </w:rPr>
+    </w:lvl>
+    <w:lvl w:ilvl="7" w:tentative="1">
+      <w:start w:val="1"/>
+      <w:numFmt w:val="bullet"/>
+      <w:lvlText w:val=""/>
+      <w:lvlJc w:val="left"/>
+      <w:pPr>
+        <w:tabs>
+          <w:tab w:val="num" w:pos="5760"/>
+        </w:tabs>
+        <w:ind w:left="5760" w:hanging="360"/>
+      </w:pPr>
+      <w:rPr>
+        <w:rFonts w:ascii="Wingdings" w:hAnsi="Wingdings" w:hint="default"/>
+        <w:sz w:val="20"/>
+      </w:rPr>
+    </w:lvl>
+    <w:lvl w:ilvl="8" w:tentative="1">
+      <w:start w:val="1"/>
+      <w:numFmt w:val="bullet"/>
+      <w:lvlText w:val=""/>
+      <w:lvlJc w:val="left"/>
+      <w:pPr>
+        <w:tabs>
+          <w:tab w:val="num" w:pos="6480"/>
+        </w:tabs>
+        <w:ind w:left="6480" w:hanging="360"/>
+      </w:pPr>
+      <w:rPr>
+        <w:rFonts w:ascii="Wingdings" w:hAnsi="Wingdings" w:hint="default"/>
+        <w:sz w:val="20"/>
+      </w:rPr>
+    </w:lvl>
+  </w:abstractNum>
+  <w:abstractNum w:abstractNumId="27" w15:restartNumberingAfterBreak="0">
+    <w:nsid w:val="71C72646"/>
+    <w:multiLevelType w:val="multilevel"/>
+    <w:tmpl w:val="0A965710"/>
+    <w:lvl w:ilvl="0">
+      <w:start w:val="1"/>
+      <w:numFmt w:val="bullet"/>
+      <w:lvlText w:val=""/>
+      <w:lvlJc w:val="left"/>
+      <w:pPr>
+        <w:tabs>
+          <w:tab w:val="num" w:pos="720"/>
+        </w:tabs>
+        <w:ind w:left="720" w:hanging="360"/>
+      </w:pPr>
+      <w:rPr>
+        <w:rFonts w:ascii="Symbol" w:hAnsi="Symbol" w:hint="default"/>
+        <w:sz w:val="20"/>
+      </w:rPr>
+    </w:lvl>
+    <w:lvl w:ilvl="1" w:tentative="1">
+      <w:start w:val="1"/>
+      <w:numFmt w:val="bullet"/>
+      <w:lvlText w:val="o"/>
+      <w:lvlJc w:val="left"/>
+      <w:pPr>
+        <w:tabs>
+          <w:tab w:val="num" w:pos="1440"/>
+        </w:tabs>
+        <w:ind w:left="1440" w:hanging="360"/>
+      </w:pPr>
+      <w:rPr>
+        <w:rFonts w:ascii="Courier New" w:hAnsi="Courier New" w:hint="default"/>
+        <w:sz w:val="20"/>
+      </w:rPr>
+    </w:lvl>
+    <w:lvl w:ilvl="2" w:tentative="1">
+      <w:start w:val="1"/>
+      <w:numFmt w:val="bullet"/>
+      <w:lvlText w:val=""/>
+      <w:lvlJc w:val="left"/>
+      <w:pPr>
+        <w:tabs>
+          <w:tab w:val="num" w:pos="2160"/>
+        </w:tabs>
+        <w:ind w:left="2160" w:hanging="360"/>
+      </w:pPr>
+      <w:rPr>
+        <w:rFonts w:ascii="Wingdings" w:hAnsi="Wingdings" w:hint="default"/>
+        <w:sz w:val="20"/>
+      </w:rPr>
+    </w:lvl>
+    <w:lvl w:ilvl="3" w:tentative="1">
+      <w:start w:val="1"/>
+      <w:numFmt w:val="bullet"/>
+      <w:lvlText w:val=""/>
+      <w:lvlJc w:val="left"/>
+      <w:pPr>
+        <w:tabs>
+          <w:tab w:val="num" w:pos="2880"/>
+        </w:tabs>
+        <w:ind w:left="2880" w:hanging="360"/>
+      </w:pPr>
+      <w:rPr>
+        <w:rFonts w:ascii="Wingdings" w:hAnsi="Wingdings" w:hint="default"/>
+        <w:sz w:val="20"/>
+      </w:rPr>
+    </w:lvl>
+    <w:lvl w:ilvl="4" w:tentative="1">
+      <w:start w:val="1"/>
+      <w:numFmt w:val="bullet"/>
+      <w:lvlText w:val=""/>
+      <w:lvlJc w:val="left"/>
+      <w:pPr>
+        <w:tabs>
+          <w:tab w:val="num" w:pos="3600"/>
+        </w:tabs>
+        <w:ind w:left="3600" w:hanging="360"/>
+      </w:pPr>
+      <w:rPr>
+        <w:rFonts w:ascii="Wingdings" w:hAnsi="Wingdings" w:hint="default"/>
+        <w:sz w:val="20"/>
+      </w:rPr>
+    </w:lvl>
+    <w:lvl w:ilvl="5" w:tentative="1">
+      <w:start w:val="1"/>
+      <w:numFmt w:val="bullet"/>
+      <w:lvlText w:val=""/>
+      <w:lvlJc w:val="left"/>
+      <w:pPr>
+        <w:tabs>
+          <w:tab w:val="num" w:pos="4320"/>
+        </w:tabs>
+        <w:ind w:left="4320" w:hanging="360"/>
+      </w:pPr>
+      <w:rPr>
+        <w:rFonts w:ascii="Wingdings" w:hAnsi="Wingdings" w:hint="default"/>
+        <w:sz w:val="20"/>
+      </w:rPr>
+    </w:lvl>
+    <w:lvl w:ilvl="6" w:tentative="1">
+      <w:start w:val="1"/>
+      <w:numFmt w:val="bullet"/>
+      <w:lvlText w:val=""/>
+      <w:lvlJc w:val="left"/>
+      <w:pPr>
+        <w:tabs>
+          <w:tab w:val="num" w:pos="5040"/>
+        </w:tabs>
+        <w:ind w:left="5040" w:hanging="360"/>
+      </w:pPr>
+      <w:rPr>
+        <w:rFonts w:ascii="Wingdings" w:hAnsi="Wingdings" w:hint="default"/>
+        <w:sz w:val="20"/>
+      </w:rPr>
+    </w:lvl>
+    <w:lvl w:ilvl="7" w:tentative="1">
+      <w:start w:val="1"/>
+      <w:numFmt w:val="bullet"/>
+      <w:lvlText w:val=""/>
+      <w:lvlJc w:val="left"/>
+      <w:pPr>
+        <w:tabs>
+          <w:tab w:val="num" w:pos="5760"/>
+        </w:tabs>
+        <w:ind w:left="5760" w:hanging="360"/>
+      </w:pPr>
+      <w:rPr>
+        <w:rFonts w:ascii="Wingdings" w:hAnsi="Wingdings" w:hint="default"/>
+        <w:sz w:val="20"/>
+      </w:rPr>
+    </w:lvl>
+    <w:lvl w:ilvl="8" w:tentative="1">
+      <w:start w:val="1"/>
+      <w:numFmt w:val="bullet"/>
+      <w:lvlText w:val=""/>
+      <w:lvlJc w:val="left"/>
+      <w:pPr>
+        <w:tabs>
+          <w:tab w:val="num" w:pos="6480"/>
+        </w:tabs>
+        <w:ind w:left="6480" w:hanging="360"/>
+      </w:pPr>
+      <w:rPr>
+        <w:rFonts w:ascii="Wingdings" w:hAnsi="Wingdings" w:hint="default"/>
+        <w:sz w:val="20"/>
+      </w:rPr>
+    </w:lvl>
+  </w:abstractNum>
+  <w:abstractNum w:abstractNumId="28" w15:restartNumberingAfterBreak="0">
+    <w:nsid w:val="7A932422"/>
+    <w:multiLevelType w:val="multilevel"/>
+    <w:tmpl w:val="EC3097A6"/>
+    <w:lvl w:ilvl="0">
+      <w:start w:val="1"/>
+      <w:numFmt w:val="bullet"/>
+      <w:lvlText w:val=""/>
+      <w:lvlJc w:val="left"/>
+      <w:pPr>
+        <w:tabs>
+          <w:tab w:val="num" w:pos="720"/>
+        </w:tabs>
+        <w:ind w:left="720" w:hanging="360"/>
+      </w:pPr>
+      <w:rPr>
+        <w:rFonts w:ascii="Symbol" w:hAnsi="Symbol" w:hint="default"/>
+        <w:sz w:val="20"/>
+      </w:rPr>
+    </w:lvl>
+    <w:lvl w:ilvl="1" w:tentative="1">
+      <w:start w:val="1"/>
+      <w:numFmt w:val="bullet"/>
+      <w:lvlText w:val="o"/>
+      <w:lvlJc w:val="left"/>
+      <w:pPr>
+        <w:tabs>
+          <w:tab w:val="num" w:pos="1440"/>
+        </w:tabs>
+        <w:ind w:left="1440" w:hanging="360"/>
+      </w:pPr>
+      <w:rPr>
+        <w:rFonts w:ascii="Courier New" w:hAnsi="Courier New" w:hint="default"/>
+        <w:sz w:val="20"/>
+      </w:rPr>
+    </w:lvl>
+    <w:lvl w:ilvl="2" w:tentative="1">
+      <w:start w:val="1"/>
+      <w:numFmt w:val="bullet"/>
+      <w:lvlText w:val=""/>
+      <w:lvlJc w:val="left"/>
+      <w:pPr>
+        <w:tabs>
+          <w:tab w:val="num" w:pos="2160"/>
+        </w:tabs>
+        <w:ind w:left="2160" w:hanging="360"/>
+      </w:pPr>
+      <w:rPr>
+        <w:rFonts w:ascii="Wingdings" w:hAnsi="Wingdings" w:hint="default"/>
+        <w:sz w:val="20"/>
+      </w:rPr>
+    </w:lvl>
+    <w:lvl w:ilvl="3" w:tentative="1">
+      <w:start w:val="1"/>
+      <w:numFmt w:val="bullet"/>
+      <w:lvlText w:val=""/>
+      <w:lvlJc w:val="left"/>
+      <w:pPr>
+        <w:tabs>
+          <w:tab w:val="num" w:pos="2880"/>
+        </w:tabs>
+        <w:ind w:left="2880" w:hanging="360"/>
+      </w:pPr>
+      <w:rPr>
+        <w:rFonts w:ascii="Wingdings" w:hAnsi="Wingdings" w:hint="default"/>
+        <w:sz w:val="20"/>
+      </w:rPr>
+    </w:lvl>
+    <w:lvl w:ilvl="4" w:tentative="1">
+      <w:start w:val="1"/>
+      <w:numFmt w:val="bullet"/>
+      <w:lvlText w:val=""/>
+      <w:lvlJc w:val="left"/>
+      <w:pPr>
+        <w:tabs>
+          <w:tab w:val="num" w:pos="3600"/>
+        </w:tabs>
+        <w:ind w:left="3600" w:hanging="360"/>
+      </w:pPr>
+      <w:rPr>
+        <w:rFonts w:ascii="Wingdings" w:hAnsi="Wingdings" w:hint="default"/>
+        <w:sz w:val="20"/>
+      </w:rPr>
+    </w:lvl>
+    <w:lvl w:ilvl="5" w:tentative="1">
+      <w:start w:val="1"/>
+      <w:numFmt w:val="bullet"/>
+      <w:lvlText w:val=""/>
+      <w:lvlJc w:val="left"/>
+      <w:pPr>
+        <w:tabs>
+          <w:tab w:val="num" w:pos="4320"/>
+        </w:tabs>
+        <w:ind w:left="4320" w:hanging="360"/>
+      </w:pPr>
+      <w:rPr>
+        <w:rFonts w:ascii="Wingdings" w:hAnsi="Wingdings" w:hint="default"/>
+        <w:sz w:val="20"/>
+      </w:rPr>
+    </w:lvl>
+    <w:lvl w:ilvl="6" w:tentative="1">
+      <w:start w:val="1"/>
+      <w:numFmt w:val="bullet"/>
+      <w:lvlText w:val=""/>
+      <w:lvlJc w:val="left"/>
+      <w:pPr>
+        <w:tabs>
+          <w:tab w:val="num" w:pos="5040"/>
+        </w:tabs>
+        <w:ind w:left="5040" w:hanging="360"/>
+      </w:pPr>
+      <w:rPr>
+        <w:rFonts w:ascii="Wingdings" w:hAnsi="Wingdings" w:hint="default"/>
+        <w:sz w:val="20"/>
+      </w:rPr>
+    </w:lvl>
+    <w:lvl w:ilvl="7" w:tentative="1">
+      <w:start w:val="1"/>
+      <w:numFmt w:val="bullet"/>
+      <w:lvlText w:val=""/>
+      <w:lvlJc w:val="left"/>
+      <w:pPr>
+        <w:tabs>
+          <w:tab w:val="num" w:pos="5760"/>
+        </w:tabs>
+        <w:ind w:left="5760" w:hanging="360"/>
+      </w:pPr>
+      <w:rPr>
+        <w:rFonts w:ascii="Wingdings" w:hAnsi="Wingdings" w:hint="default"/>
+        <w:sz w:val="20"/>
+      </w:rPr>
+    </w:lvl>
+    <w:lvl w:ilvl="8" w:tentative="1">
+      <w:start w:val="1"/>
+      <w:numFmt w:val="bullet"/>
+      <w:lvlText w:val=""/>
+      <w:lvlJc w:val="left"/>
+      <w:pPr>
+        <w:tabs>
+          <w:tab w:val="num" w:pos="6480"/>
+        </w:tabs>
+        <w:ind w:left="6480" w:hanging="360"/>
+      </w:pPr>
+      <w:rPr>
+        <w:rFonts w:ascii="Wingdings" w:hAnsi="Wingdings" w:hint="default"/>
+        <w:sz w:val="20"/>
+      </w:rPr>
+    </w:lvl>
+  </w:abstractNum>
+  <w:abstractNum w:abstractNumId="29" w15:restartNumberingAfterBreak="0">
+    <w:nsid w:val="7D707B0B"/>
+    <w:multiLevelType w:val="multilevel"/>
+    <w:tmpl w:val="2CDA025A"/>
+    <w:lvl w:ilvl="0">
+      <w:start w:val="1"/>
+      <w:numFmt w:val="bullet"/>
+      <w:lvlText w:val=""/>
+      <w:lvlJc w:val="left"/>
+      <w:pPr>
+        <w:tabs>
+          <w:tab w:val="num" w:pos="720"/>
+        </w:tabs>
+        <w:ind w:left="720" w:hanging="360"/>
+      </w:pPr>
+      <w:rPr>
+        <w:rFonts w:ascii="Symbol" w:hAnsi="Symbol" w:hint="default"/>
+        <w:sz w:val="20"/>
+      </w:rPr>
+    </w:lvl>
+    <w:lvl w:ilvl="1" w:tentative="1">
+      <w:start w:val="1"/>
+      <w:numFmt w:val="bullet"/>
+      <w:lvlText w:val="o"/>
+      <w:lvlJc w:val="left"/>
+      <w:pPr>
+        <w:tabs>
+          <w:tab w:val="num" w:pos="1440"/>
+        </w:tabs>
+        <w:ind w:left="1440" w:hanging="360"/>
+      </w:pPr>
+      <w:rPr>
+        <w:rFonts w:ascii="Courier New" w:hAnsi="Courier New" w:hint="default"/>
+        <w:sz w:val="20"/>
+      </w:rPr>
+    </w:lvl>
+    <w:lvl w:ilvl="2" w:tentative="1">
+      <w:start w:val="1"/>
+      <w:numFmt w:val="bullet"/>
+      <w:lvlText w:val=""/>
+      <w:lvlJc w:val="left"/>
+      <w:pPr>
+        <w:tabs>
+          <w:tab w:val="num" w:pos="2160"/>
+        </w:tabs>
+        <w:ind w:left="2160" w:hanging="360"/>
+      </w:pPr>
+      <w:rPr>
+        <w:rFonts w:ascii="Wingdings" w:hAnsi="Wingdings" w:hint="default"/>
+        <w:sz w:val="20"/>
+      </w:rPr>
+    </w:lvl>
+    <w:lvl w:ilvl="3" w:tentative="1">
+      <w:start w:val="1"/>
+      <w:numFmt w:val="bullet"/>
+      <w:lvlText w:val=""/>
+      <w:lvlJc w:val="left"/>
+      <w:pPr>
+        <w:tabs>
+          <w:tab w:val="num" w:pos="2880"/>
+        </w:tabs>
+        <w:ind w:left="2880" w:hanging="360"/>
+      </w:pPr>
+      <w:rPr>
+        <w:rFonts w:ascii="Wingdings" w:hAnsi="Wingdings" w:hint="default"/>
+        <w:sz w:val="20"/>
+      </w:rPr>
+    </w:lvl>
+    <w:lvl w:ilvl="4" w:tentative="1">
+      <w:start w:val="1"/>
+      <w:numFmt w:val="bullet"/>
+      <w:lvlText w:val=""/>
+      <w:lvlJc w:val="left"/>
+      <w:pPr>
+        <w:tabs>
+          <w:tab w:val="num" w:pos="3600"/>
+        </w:tabs>
+        <w:ind w:left="3600" w:hanging="360"/>
+      </w:pPr>
+      <w:rPr>
+        <w:rFonts w:ascii="Wingdings" w:hAnsi="Wingdings" w:hint="default"/>
+        <w:sz w:val="20"/>
+      </w:rPr>
+    </w:lvl>
+    <w:lvl w:ilvl="5" w:tentative="1">
+      <w:start w:val="1"/>
+      <w:numFmt w:val="bullet"/>
+      <w:lvlText w:val=""/>
+      <w:lvlJc w:val="left"/>
+      <w:pPr>
+        <w:tabs>
+          <w:tab w:val="num" w:pos="4320"/>
+        </w:tabs>
+        <w:ind w:left="4320" w:hanging="360"/>
+      </w:pPr>
+      <w:rPr>
+        <w:rFonts w:ascii="Wingdings" w:hAnsi="Wingdings" w:hint="default"/>
+        <w:sz w:val="20"/>
+      </w:rPr>
+    </w:lvl>
+    <w:lvl w:ilvl="6" w:tentative="1">
+      <w:start w:val="1"/>
+      <w:numFmt w:val="bullet"/>
+      <w:lvlText w:val=""/>
+      <w:lvlJc w:val="left"/>
+      <w:pPr>
+        <w:tabs>
+          <w:tab w:val="num" w:pos="5040"/>
+        </w:tabs>
+        <w:ind w:left="5040" w:hanging="360"/>
+      </w:pPr>
+      <w:rPr>
+        <w:rFonts w:ascii="Wingdings" w:hAnsi="Wingdings" w:hint="default"/>
+        <w:sz w:val="20"/>
+      </w:rPr>
+    </w:lvl>
+    <w:lvl w:ilvl="7" w:tentative="1">
+      <w:start w:val="1"/>
+      <w:numFmt w:val="bullet"/>
+      <w:lvlText w:val=""/>
+      <w:lvlJc w:val="left"/>
+      <w:pPr>
+        <w:tabs>
+          <w:tab w:val="num" w:pos="5760"/>
+        </w:tabs>
+        <w:ind w:left="5760" w:hanging="360"/>
+      </w:pPr>
+      <w:rPr>
+        <w:rFonts w:ascii="Wingdings" w:hAnsi="Wingdings" w:hint="default"/>
+        <w:sz w:val="20"/>
+      </w:rPr>
+    </w:lvl>
+    <w:lvl w:ilvl="8" w:tentative="1">
+      <w:start w:val="1"/>
+      <w:numFmt w:val="bullet"/>
+      <w:lvlText w:val=""/>
+      <w:lvlJc w:val="left"/>
+      <w:pPr>
+        <w:tabs>
+          <w:tab w:val="num" w:pos="6480"/>
+        </w:tabs>
+        <w:ind w:left="6480" w:hanging="360"/>
+      </w:pPr>
+      <w:rPr>
+        <w:rFonts w:ascii="Wingdings" w:hAnsi="Wingdings" w:hint="default"/>
+        <w:sz w:val="20"/>
+      </w:rPr>
+    </w:lvl>
+  </w:abstractNum>
+  <w:abstractNum w:abstractNumId="30" w15:restartNumberingAfterBreak="0">
+    <w:nsid w:val="7F733D00"/>
+    <w:multiLevelType w:val="multilevel"/>
+    <w:tmpl w:val="BBE62190"/>
+    <w:lvl w:ilvl="0">
+      <w:start w:val="1"/>
+      <w:numFmt w:val="bullet"/>
+      <w:lvlText w:val=""/>
+      <w:lvlJc w:val="left"/>
+      <w:pPr>
+        <w:tabs>
+          <w:tab w:val="num" w:pos="720"/>
+        </w:tabs>
+        <w:ind w:left="720" w:hanging="360"/>
+      </w:pPr>
+      <w:rPr>
+        <w:rFonts w:ascii="Symbol" w:hAnsi="Symbol" w:hint="default"/>
+        <w:sz w:val="20"/>
+      </w:rPr>
+    </w:lvl>
+    <w:lvl w:ilvl="1" w:tentative="1">
+      <w:start w:val="1"/>
+      <w:numFmt w:val="bullet"/>
+      <w:lvlText w:val="o"/>
+      <w:lvlJc w:val="left"/>
+      <w:pPr>
+        <w:tabs>
+          <w:tab w:val="num" w:pos="1440"/>
+        </w:tabs>
+        <w:ind w:left="1440" w:hanging="360"/>
+      </w:pPr>
+      <w:rPr>
+        <w:rFonts w:ascii="Courier New" w:hAnsi="Courier New" w:hint="default"/>
+        <w:sz w:val="20"/>
+      </w:rPr>
+    </w:lvl>
+    <w:lvl w:ilvl="2" w:tentative="1">
+      <w:start w:val="1"/>
+      <w:numFmt w:val="bullet"/>
+      <w:lvlText w:val=""/>
+      <w:lvlJc w:val="left"/>
+      <w:pPr>
+        <w:tabs>
+          <w:tab w:val="num" w:pos="2160"/>
+        </w:tabs>
+        <w:ind w:left="2160" w:hanging="360"/>
+      </w:pPr>
+      <w:rPr>
+        <w:rFonts w:ascii="Wingdings" w:hAnsi="Wingdings" w:hint="default"/>
+        <w:sz w:val="20"/>
+      </w:rPr>
+    </w:lvl>
+    <w:lvl w:ilvl="3" w:tentative="1">
+      <w:start w:val="1"/>
+      <w:numFmt w:val="bullet"/>
+      <w:lvlText w:val=""/>
+      <w:lvlJc w:val="left"/>
+      <w:pPr>
+        <w:tabs>
+          <w:tab w:val="num" w:pos="2880"/>
+        </w:tabs>
+        <w:ind w:left="2880" w:hanging="360"/>
+      </w:pPr>
+      <w:rPr>
+        <w:rFonts w:ascii="Wingdings" w:hAnsi="Wingdings" w:hint="default"/>
+        <w:sz w:val="20"/>
+      </w:rPr>
+    </w:lvl>
+    <w:lvl w:ilvl="4" w:tentative="1">
+      <w:start w:val="1"/>
+      <w:numFmt w:val="bullet"/>
+      <w:lvlText w:val=""/>
+      <w:lvlJc w:val="left"/>
+      <w:pPr>
+        <w:tabs>
+          <w:tab w:val="num" w:pos="3600"/>
+        </w:tabs>
+        <w:ind w:left="3600" w:hanging="360"/>
+      </w:pPr>
+      <w:rPr>
+        <w:rFonts w:ascii="Wingdings" w:hAnsi="Wingdings" w:hint="default"/>
+        <w:sz w:val="20"/>
+      </w:rPr>
+    </w:lvl>
+    <w:lvl w:ilvl="5" w:tentative="1">
+      <w:start w:val="1"/>
+      <w:numFmt w:val="bullet"/>
+      <w:lvlText w:val=""/>
+      <w:lvlJc w:val="left"/>
+      <w:pPr>
+        <w:tabs>
+          <w:tab w:val="num" w:pos="4320"/>
+        </w:tabs>
+        <w:ind w:left="4320" w:hanging="360"/>
+      </w:pPr>
+      <w:rPr>
+        <w:rFonts w:ascii="Wingdings" w:hAnsi="Wingdings" w:hint="default"/>
+        <w:sz w:val="20"/>
+      </w:rPr>
+    </w:lvl>
+    <w:lvl w:ilvl="6" w:tentative="1">
+      <w:start w:val="1"/>
+      <w:numFmt w:val="bullet"/>
+      <w:lvlText w:val=""/>
+      <w:lvlJc w:val="left"/>
+      <w:pPr>
+        <w:tabs>
+          <w:tab w:val="num" w:pos="5040"/>
+        </w:tabs>
+        <w:ind w:left="5040" w:hanging="360"/>
+      </w:pPr>
+      <w:rPr>
+        <w:rFonts w:ascii="Wingdings" w:hAnsi="Wingdings" w:hint="default"/>
+        <w:sz w:val="20"/>
+      </w:rPr>
+    </w:lvl>
+    <w:lvl w:ilvl="7" w:tentative="1">
+      <w:start w:val="1"/>
+      <w:numFmt w:val="bullet"/>
+      <w:lvlText w:val=""/>
+      <w:lvlJc w:val="left"/>
+      <w:pPr>
+        <w:tabs>
+          <w:tab w:val="num" w:pos="5760"/>
+        </w:tabs>
+        <w:ind w:left="5760" w:hanging="360"/>
+      </w:pPr>
+      <w:rPr>
+        <w:rFonts w:ascii="Wingdings" w:hAnsi="Wingdings" w:hint="default"/>
+        <w:sz w:val="20"/>
+      </w:rPr>
+    </w:lvl>
+    <w:lvl w:ilvl="8" w:tentative="1">
+      <w:start w:val="1"/>
+      <w:numFmt w:val="bullet"/>
+      <w:lvlText w:val=""/>
+      <w:lvlJc w:val="left"/>
+      <w:pPr>
+        <w:tabs>
+          <w:tab w:val="num" w:pos="6480"/>
+        </w:tabs>
+        <w:ind w:left="6480" w:hanging="360"/>
+      </w:pPr>
+      <w:rPr>
+        <w:rFonts w:ascii="Wingdings" w:hAnsi="Wingdings" w:hint="default"/>
+        <w:sz w:val="20"/>
+      </w:rPr>
+    </w:lvl>
+  </w:abstractNum>
+  <w:num w:numId="1" w16cid:durableId="1869490207">
+    <w:abstractNumId w:val="2"/>
+  </w:num>
+  <w:num w:numId="2" w16cid:durableId="987586367">
+    <w:abstractNumId w:val="21"/>
+  </w:num>
+  <w:num w:numId="3" w16cid:durableId="1916671776">
+    <w:abstractNumId w:val="18"/>
+  </w:num>
+  <w:num w:numId="4" w16cid:durableId="2107074130">
+    <w:abstractNumId w:val="20"/>
+  </w:num>
+  <w:num w:numId="5" w16cid:durableId="780732616">
+    <w:abstractNumId w:val="10"/>
+  </w:num>
+  <w:num w:numId="6" w16cid:durableId="1146243090">
+    <w:abstractNumId w:val="11"/>
+  </w:num>
+  <w:num w:numId="7" w16cid:durableId="1299456618">
+    <w:abstractNumId w:val="8"/>
+  </w:num>
+  <w:num w:numId="8" w16cid:durableId="288123208">
+    <w:abstractNumId w:val="26"/>
+  </w:num>
+  <w:num w:numId="9" w16cid:durableId="826555794">
+    <w:abstractNumId w:val="15"/>
+  </w:num>
+  <w:num w:numId="10" w16cid:durableId="1526627752">
+    <w:abstractNumId w:val="17"/>
+  </w:num>
+  <w:num w:numId="11" w16cid:durableId="636255101">
+    <w:abstractNumId w:val="28"/>
+  </w:num>
+  <w:num w:numId="12" w16cid:durableId="900822858">
+    <w:abstractNumId w:val="1"/>
+  </w:num>
+  <w:num w:numId="13" w16cid:durableId="1465662627">
+    <w:abstractNumId w:val="12"/>
+  </w:num>
+  <w:num w:numId="14" w16cid:durableId="2102333306">
+    <w:abstractNumId w:val="4"/>
+  </w:num>
+  <w:num w:numId="15" w16cid:durableId="693116296">
+    <w:abstractNumId w:val="27"/>
+  </w:num>
+  <w:num w:numId="16" w16cid:durableId="700478414">
+    <w:abstractNumId w:val="6"/>
+  </w:num>
+  <w:num w:numId="17" w16cid:durableId="1849172182">
+    <w:abstractNumId w:val="30"/>
+  </w:num>
+  <w:num w:numId="18" w16cid:durableId="525943341">
+    <w:abstractNumId w:val="24"/>
+  </w:num>
+  <w:num w:numId="19" w16cid:durableId="1636106486">
+    <w:abstractNumId w:val="3"/>
+  </w:num>
+  <w:num w:numId="20" w16cid:durableId="1315185306">
+    <w:abstractNumId w:val="29"/>
+  </w:num>
+  <w:num w:numId="21" w16cid:durableId="581837990">
+    <w:abstractNumId w:val="13"/>
+  </w:num>
+  <w:num w:numId="22" w16cid:durableId="1011299126">
+    <w:abstractNumId w:val="14"/>
+  </w:num>
+  <w:num w:numId="23" w16cid:durableId="1970014115">
+    <w:abstractNumId w:val="9"/>
+  </w:num>
+  <w:num w:numId="24" w16cid:durableId="959919404">
+    <w:abstractNumId w:val="16"/>
+  </w:num>
+  <w:num w:numId="25" w16cid:durableId="394088939">
+    <w:abstractNumId w:val="7"/>
+  </w:num>
+  <w:num w:numId="26" w16cid:durableId="694116394">
+    <w:abstractNumId w:val="22"/>
+  </w:num>
+  <w:num w:numId="27" w16cid:durableId="1138300438">
+    <w:abstractNumId w:val="0"/>
+  </w:num>
+  <w:num w:numId="28" w16cid:durableId="1293441816">
+    <w:abstractNumId w:val="25"/>
+  </w:num>
+  <w:num w:numId="29" w16cid:durableId="1371690354">
+    <w:abstractNumId w:val="23"/>
+  </w:num>
+  <w:num w:numId="30" w16cid:durableId="979458033">
+    <w:abstractNumId w:val="19"/>
+  </w:num>
+  <w:num w:numId="31" w16cid:durableId="386925373">
+    <w:abstractNumId w:val="5"/>
+  </w:num>
+</w:numbering>
 </file>
 
 <file path=word/styles.xml><?xml version="1.0" encoding="utf-8"?>
@@ -989,6 +6986,7 @@
   <w:style w:type="character" w:default="1" w:styleId="DefaultParagraphFont">
     <w:name w:val="Default Paragraph Font"/>
     <w:uiPriority w:val="1"/>
+    <w:semiHidden/>
     <w:unhideWhenUsed/>
   </w:style>
   <w:style w:type="table" w:default="1" w:styleId="TableNormal">
